--- a/klagomål/A 6734-2025 FSC-klagomål.docx
+++ b/klagomål/A 6734-2025 FSC-klagomål.docx
@@ -191,7 +191,7 @@
     </w:p>
     <w:p>
       <w:r>
-        <w:t>I avverkningsanmälan har följande 3 naturvårdsarter hittats: talltita (NT, §4), tretåig hackspett (NT, §4) och lavskrika (§4). Av dessa är 2 rödlistade. För rödlistade arter har rödlistekategorin angivits inom parentes. För fridlysta arter anges även paragrafen i Artskyddsförordningen som arten är fridlyst enligt.</w:t>
+        <w:t>I avverkningsanmälan har följande 13 naturvårdsarter hittats: knärot (VU, §8), rynkskinn (VU), garnlav (NT), kolflarnlav (NT), rosenticka (NT), tallticka (NT), talltita (NT, §4), tretåig hackspett (NT, §4), ullticka (NT), vedtrappmossa (NT), björksplintborre (S), kattfotslav (S) och lavskrika (§4). Av dessa är 10 rödlistade. För rödlistade arter har rödlistekategorin angivits inom parentes. Arter som är signalarter enligt Skogsstyrelsen har markerats med (S). För fridlysta arter anges även paragrafen i Artskyddsförordningen som arten är fridlyst enligt.</w:t>
       </w:r>
     </w:p>
     <w:p>
@@ -247,30 +247,14 @@
       </w:r>
     </w:p>
     <w:p>
-      <w:pPr>
-        <w:pStyle w:val="Heading1"/>
-      </w:pPr>
-      <w:r>
-        <w:t>Fridlysta arter</w:t>
-      </w:r>
-    </w:p>
-    <w:p>
-      <w:r>
-        <w:t>Följande fridlysta arter har sina livsmiljöer och växtplatser i den avverkningsanmälda skogen: talltita (NT, §4), tretåig hackspett (NT, §4) och lavskrika (§4).</w:t>
-      </w:r>
-    </w:p>
-    <w:p>
-      <w:r>
-        <w:t xml:space="preserve">Observera att medlemsländerna är skyldiga att agera i enlighet med EU:s fågeldirektiv där det uttryckligen står att direktivet gäller för fåglar samt för deras ägg, bon och </w:t>
-      </w:r>
       <w:r>
         <w:rPr>
           <w:b/>
         </w:rPr>
-        <w:t xml:space="preserve">livsmiljöer </w:t>
-      </w:r>
-      <w:r>
-        <w:t>(artikel 1). Vidare att de åtgärder som vidtas inte får leda till en försämring av den nuvarande situationen beträffande bevarandet av de fågelarter som avses i artikel 1 (artikel 13). Fågeldirektivet är styrande för tillsynsansvariga myndigheters ärendehantering, ställningstaganden och beslutsfattande.</w:t>
+        <w:t>Garnlav (NT)</w:t>
+      </w:r>
+      <w:r>
+        <w:t xml:space="preserve"> är en utpräglad barrskogsart som ibland kan drapera träden i norrländska grannaturskogar med hög luftfuktighet. Den förekommer även i talldominerade bestånd där den, förutom i trädens grenverk, påträffas hängande över ojämnheter i tallbarken. Arten har minskat starkt i södra och mellersta Sverige och den minskar även i sitt nordliga utbredningsområde. Orsaken till tillbakagången beror främst på slutavverkningar av naturskogsartade skogar. Bestånd med riklig förekomst bör regelmässigt sparas. Garnlav är värdväxt för den mycket sällsynta och akut hotade fjärilen barrskogslavfly (CR) som hör hemma i boreala barrskogar med riklig förekomst av värdväxten. Tidigare kunde arten konstateras årligen på flera platser vid Dala-Floda i Dalarna innan lokalerna kalavverkades. Senaste fyndet i landet av barrskogslavfly är från år 2000 då den påträffades vid Högberget i Sollefteå kommun (SLU Artdatabanken, 2024).</w:t>
       </w:r>
     </w:p>
     <w:p>
@@ -278,10 +262,10 @@
         <w:rPr>
           <w:b/>
         </w:rPr>
-        <w:t>Lavskrika (§4)</w:t>
-      </w:r>
-      <w:r>
-        <w:t>, prioriterad art i Skogsvårdslagen, är en mycket stationär fågel, som häckar i äldre, slutna och hänglavsrika barrskogar. Reviren är livslånga med hemområden som varierar mellan 50 och 150 ha. Inom ett revir av hög kvalitet finns det som regel ett eller flera kärnområden (1–20 ha) med relativt tät flerskiktad granskog. Arten missgynnas när flerskiktad skog omförs till enskiktade bestånd och även röjning och hård gallring är starkt negativt. Lavskrikan har relativt stora hemområden och försvinner när den äldre skogen fragmenteras, särskilt allvarligt är när kärnområdena avverkas. (Skogsstyrelsen 2016). Populationen har minskat med 20–40 % de senaste 30 åren. Arten försvinner successivt framför allt vid dess utbredningsgränser (SLU Artdatabanken, 2021).</w:t>
+        <w:t xml:space="preserve">Kattfotslav </w:t>
+      </w:r>
+      <w:r>
+        <w:t>är en mycket god signalart i hela sitt svenska utbredningsområde och skogsbestånd med kattfotslav är alltid värdefulla ur naturvårdssynpunkt. Arten indikerar dels ett mikroklimat med konstant hög luftfuktighet, dels kontinuitet av äldre träd och god trädslutenhet. Trots att den är vanligare i sydvästra Sverige växer den enbart i skogsbestånd med höga naturvärden. Den är känslig för skogliga ingrepp som kan förändra lokal- och mikroklimat (Nitare &amp; Skogsstyrelsen, 2019).</w:t>
       </w:r>
     </w:p>
     <w:p>
@@ -289,10 +273,10 @@
         <w:rPr>
           <w:b/>
         </w:rPr>
-        <w:t>Talltita (NT, §4)</w:t>
-      </w:r>
-      <w:r>
-        <w:t>, rödlistad som nära hotad och prioriterad art i Skogsvårdslagen har häckningsrevir i anmälan. Arten har minskat kraftigt de senaste 30 åren och minskningstakten innevarande 10-årsperiod beräknas till 20 (10–30) %. Talltitan är synnerligen trogen sitt cirka 15 hektar stora revir och är beroende av flerskiktade olikåldriga skogar för att kunna föda upp sina ungar. Talltitan försvinner om dess livsmiljö kalavverkas (Eggers &amp; Low (2014); Ekman (1979); Griesser et al (2007); Klein (2020); Siffczyk et al (2003); SLU Artdatabanken (2021).</w:t>
+        <w:t>Kolflarnlav (NT)</w:t>
+      </w:r>
+      <w:r>
+        <w:t xml:space="preserve"> är brandberoende och växer nästan uteslutande på kolad hård kärnved av tall. Etableringen verkar ske först 100–300 år efter brand och nytt substrat nybildas i mycket begränsad omfattning. Avverkning av tallskog av naturskogskaraktär med spår av återkommande bränder är ett hot och mängden lämplig ved att växa på för arten minskar dels på grund av naturlig nedbrytning men framförallt på grund av att det förstörs i samband med slutavverkningar, gallringar och markberedning. Såväl kolflarnlav som mörk kolflarnlav har glänsande bålfjäll och förekommer främst i tall- och blandbarrskogar av naturskogskaraktär med spår av återkommande bränder. Skogar som dessa hyser höga biologiska värden och bör skyddas (SLU Artdatabanken, 2024).</w:t>
       </w:r>
     </w:p>
     <w:p>
@@ -300,15 +284,72 @@
         <w:rPr>
           <w:b/>
         </w:rPr>
-        <w:t>Tretåig hackspett (NT, §4)</w:t>
-      </w:r>
-      <w:r>
-        <w:t xml:space="preserve"> är rödlistad som nära hotad och ingår i bilaga 1 i EU:s fågeldirektiv. Tretåig hackspett är för sin överlevnad beroende av kontinuerlig tillförsel av äldre döende och död ved, som sker genom naturliga självgallringsprocesser i äldre grannaturskogar och barrblandade naturskogar. Om en skog genom skogsbruk gallras eller glesas ur så upphör och uteblir i stort sett den naturliga självgallringsprocessen för mycket lång tid framöver vilket omöjliggör upprätthållandet av den kontinuerliga ekologiska funktionen i ett område. Det finns studier som visar att naturskogens självgallringsprocess som den tretåiga hackspetten är beroende av, inte kan ersättas med efterlämnad hänsyn i skogsbruket (Imbeau &amp; Desrochers, 2002). Storleken på häckningsreviret varierar med skogstypen, förekomsten av död ved och graden av fragmentering, men är i allmänhet i storleksordningen 25–100 hektar. Vintertid krävs ofta betydligt större områden och det finns studier som antyder att arten behöver minst 100 hektar äldre skog. I områden med låg bonitet kan det behövas över 200 hektar lämpligt habitat för att ett par ska kunna reproducera sig. Områden med dokumenterad permanent förekomst i naturskogsmiljöer har vanligen så stora naturvärden att skogsbruk är olämpligt (Skogsstyrelsen, 2016).</w:t>
+        <w:t>Rosenticka (NT)</w:t>
+      </w:r>
+      <w:r>
+        <w:t>, rödlistad som nära hotad, ingår i en karaktäristisk association av vedsvampar som växer på gamla, grova granlågor i urskogsartade barrskogar. Den är placerad i toppen av Skogsstyrelsens värdepyramid för bedömning av skog med höga naturvärden och indikerar ett granskogsekosystem med långvarig kontinuitet av grova lågor. Artens beroende av grova granlågor innebär att alla skogsskötselåtgärder på eller i omedelbar närhet av lokalerna utgör ett hot på lång sikt. Det är angeläget att populationerna inte ytterligare glesas ut och ett tillräckligt antal områden där arten nu finns måste sparas för framtiden (Nitare &amp; Skogsstyrelsen, 2019; SLU Artdatabanken, 2024).</w:t>
       </w:r>
     </w:p>
     <w:p>
       <w:r>
-        <w:t>I BILAGA 1 finns mer detaljerad information om ekologi samt krav på livsmiljö hos fridlysta arter.</w:t>
+        <w:rPr>
+          <w:b/>
+        </w:rPr>
+        <w:t>Rynkskinn (VU)</w:t>
+      </w:r>
+      <w:r>
+        <w:t>, rödlistad som sårbar, är en vednedbrytare som växer på grova granlågor och ingår i en karaktäristisk association av vedsvampar knutna till urskogsartade barrskogar. Den har klassificerats som en “urskogsindikator” och är placerad i toppen av Skogsstyrelsens värdepyramid för bedömning av skog med höga naturvärden. Allt tyder på att rynkskinn är mycket känslig för skogliga ingrepp (Nitare &amp; Skogsstyrelsen, 2019; SLU Artdatabanken, 2024).</w:t>
+      </w:r>
+    </w:p>
+    <w:p>
+      <w:r>
+        <w:rPr>
+          <w:b/>
+        </w:rPr>
+        <w:t xml:space="preserve">Tallticka (NT) </w:t>
+      </w:r>
+      <w:r>
+        <w:t>uppträder först på tallar som är 100–150 år gamla men är vanligast på träd som är runt 150–200 år eller äldre. I skogslandskapet är den främst knuten till tallnaturskogar och restbiotoper med biologiskt gamla träd och signalerar vanligtvis skyddsvärda tallbestånd med höga naturvärden (SLU Artdatabanken, 2023; Nitare &amp; Skogsstyrelsen, 2019).</w:t>
+      </w:r>
+    </w:p>
+    <w:p>
+      <w:r>
+        <w:rPr>
+          <w:b/>
+        </w:rPr>
+        <w:t>Ullticka (NT)</w:t>
+      </w:r>
+      <w:r>
+        <w:t xml:space="preserve"> är knuten till restbestånd av barrnaturskog och förekommer med ett tydligt optimum i orörda eller måttligt påverkade gamla granskogar där det föreligger viss kontinuitet av grov död ved. Ullticka är en bra signalart inom hela sitt utbredningsområde och i södra Sverige är den sällsynt och en god signalart för skyddsvärda granskogsmiljöer. Den hotas av avverkning och fragmentering av naturskog och äldre granskog med lång trädkontinuitet. På ullticka kan ibland ulltickeporing (VU) påträffas - det är en sällsynt ticka som nyligen delats upp i tre olika arter: </w:t>
+      </w:r>
+      <w:r>
+        <w:rPr>
+          <w:i/>
+        </w:rPr>
+        <w:t xml:space="preserve">Skeletocutis brevispora </w:t>
+      </w:r>
+      <w:r>
+        <w:t>(ulltickeporing)</w:t>
+      </w:r>
+      <w:r>
+        <w:rPr>
+          <w:i/>
+        </w:rPr>
+        <w:t>, Skeletocutis delicata och Skeletocutis exilis</w:t>
+      </w:r>
+      <w:r>
+        <w:t>. De två sistnämnda arterna står för närvarande (2020) som ej bedömda i rödlistan (SLU Artdatabanken, 2024; Nitare &amp; Skogsstyrelsen, 2019; Miettinen &amp; Niemelä, 2018).</w:t>
+      </w:r>
+    </w:p>
+    <w:p>
+      <w:r>
+        <w:rPr>
+          <w:b/>
+        </w:rPr>
+        <w:t xml:space="preserve">Vedtrappmossa (NT) </w:t>
+      </w:r>
+      <w:r>
+        <w:t>växer på död ved, främst i gammal granskog. Den förekommer knappast alls i fjällnära barrskogar utan finns i skogslandskapet nedom fjällen och framför allt i landets södra delar är den en mycket bra signalart för barrnaturskog med höga naturvärden. Skogsavverkning och brist på grov död ved i skogen är de allvarligaste hoten och den överlever inte kalhyggesbruk. Lokaler med sluten granskog, tillräckligt stora för att säkerställa ett kontinuerligt tillskott på grova lågor, bör undantas från storskaligt skogsbruk (SLU Artdatabanken, 2024).</w:t>
       </w:r>
     </w:p>
     <w:p>
@@ -316,6 +357,157 @@
         <w:pStyle w:val="Heading1"/>
       </w:pPr>
       <w:r>
+        <w:t>Fridlysta arter</w:t>
+      </w:r>
+    </w:p>
+    <w:p>
+      <w:r>
+        <w:t>Följande fridlysta arter har sina livsmiljöer och växtplatser i den avverkningsanmälda skogen: knärot (VU, §8), talltita (NT, §4), tretåig hackspett (NT, §4) och lavskrika (§4).</w:t>
+      </w:r>
+    </w:p>
+    <w:p>
+      <w:r>
+        <w:t xml:space="preserve">Observera att medlemsländerna är skyldiga att agera i enlighet med EU:s fågeldirektiv där det uttryckligen står att direktivet gäller för fåglar samt för deras ägg, bon och </w:t>
+      </w:r>
+      <w:r>
+        <w:rPr>
+          <w:b/>
+        </w:rPr>
+        <w:t xml:space="preserve">livsmiljöer </w:t>
+      </w:r>
+      <w:r>
+        <w:t>(artikel 1). Vidare att de åtgärder som vidtas inte får leda till en försämring av den nuvarande situationen beträffande bevarandet av de fågelarter som avses i artikel 1 (artikel 13). Fågeldirektivet är styrande för tillsynsansvariga myndigheters ärendehantering, ställningstaganden och beslutsfattande.</w:t>
+      </w:r>
+    </w:p>
+    <w:p>
+      <w:r>
+        <w:rPr>
+          <w:b/>
+        </w:rPr>
+        <w:t>Knärot (VU, §8)</w:t>
+      </w:r>
+      <w:r>
+        <w:t xml:space="preserve"> är rödlistad som sårbar och fridlyst enligt 8§ artskyddsförordningen. En nyligen genomförd analys av 79 floraväktarlokaler indikerar att det behövs någonstans mellan 100 och 150 meters skyddszon för att en knärotspopulation inte ska dö ut på lång sikt (Sebestyén &amp; Sundberg, 2025). Detta ligger väl i linje med tidigare genomförda studier som visar att det krävs väl tilltagna buffertzoner för att knäroten inte ska ta skada av skogsbruksåtgärder i intilliggande skog (Johnson, 2014; Koelmeijer m.fl., 2022; Skogsstyrelsen, 2022). Arten är även känslig för gallring vilket framgår av Skogsstyrelsens egen vägledning för hänsyn till knärot (Skogsstyrelsen, 2022). För rika förekomster av knärot är reservatsbildning eller biotopskydd lämpliga åtgärder för att skydda den. På knärot kan den sällsynta rostsvampen </w:t>
+      </w:r>
+      <w:r>
+        <w:rPr>
+          <w:i/>
+        </w:rPr>
+        <w:t>Pucciniastrum goodyerae</w:t>
+      </w:r>
+      <w:r>
+        <w:t xml:space="preserve"> påträffas. </w:t>
+      </w:r>
+      <w:r>
+        <w:rPr>
+          <w:i/>
+        </w:rPr>
+        <w:t>Pucciniastrum goodyerae</w:t>
+      </w:r>
+      <w:r>
+        <w:t xml:space="preserve"> är klassad som NE (ej bedömd) i rödlistan (SLU Artdatabanken, 2024).</w:t>
+      </w:r>
+    </w:p>
+    <w:p>
+      <w:r>
+        <w:t>I det avverkningsanmälda området finns 8 fyndplatser för knärot registrerade på Artportalen. Figur 2 visar gränserna för buffertzoner på 50 m, som behöver lämnas kring fyndplatserna för att knärotslokalerna inte ska försvinna vid en avverkning. Av det avverkningsanmälda området överlappar 2.78 ha med buffertzonerna och får av detta skäl inte avverkas.</w:t>
+      </w:r>
+    </w:p>
+    <w:p>
+      <w:pPr>
+        <w:pStyle w:val="Caption"/>
+      </w:pPr>
+      <w:r>
+        <w:drawing>
+          <wp:inline xmlns:a="http://schemas.openxmlformats.org/drawingml/2006/main" xmlns:pic="http://schemas.openxmlformats.org/drawingml/2006/picture">
+            <wp:extent cx="5486400" cy="5329884"/>
+            <wp:docPr id="2" name="Picture 2"/>
+            <wp:cNvGraphicFramePr>
+              <a:graphicFrameLocks noChangeAspect="1"/>
+            </wp:cNvGraphicFramePr>
+            <a:graphic>
+              <a:graphicData uri="http://schemas.openxmlformats.org/drawingml/2006/picture">
+                <pic:pic>
+                  <pic:nvPicPr>
+                    <pic:cNvPr id="0" name="A 6734-2025 karta knärot.png"/>
+                    <pic:cNvPicPr/>
+                  </pic:nvPicPr>
+                  <pic:blipFill>
+                    <a:blip r:embed="rId17"/>
+                    <a:stretch>
+                      <a:fillRect/>
+                    </a:stretch>
+                  </pic:blipFill>
+                  <pic:spPr>
+                    <a:xfrm>
+                      <a:off x="0" y="0"/>
+                      <a:ext cx="5486400" cy="5329884"/>
+                    </a:xfrm>
+                    <a:prstGeom prst="rect"/>
+                  </pic:spPr>
+                </pic:pic>
+              </a:graphicData>
+            </a:graphic>
+          </wp:inline>
+        </w:drawing>
+      </w:r>
+    </w:p>
+    <w:p>
+      <w:pPr>
+        <w:pStyle w:val="Caption"/>
+      </w:pPr>
+      <w:r>
+        <w:t>Figur 2. Fyndplatser och buffertzoner för knärot i det avverkningsanmälda området. Endast fyndplatser vars buffertzoner överlappar med det avverkningsanmälda området har tagits med i visualiseringen. Kartans mittpunktskoordinat är N 6845912, E 535585 i SWEREF 99 TM.</w:t>
+      </w:r>
+    </w:p>
+    <w:p>
+      <w:pPr>
+        <w:pStyle w:val="Caption"/>
+      </w:pPr>
+    </w:p>
+    <w:p>
+      <w:r>
+        <w:rPr>
+          <w:b/>
+        </w:rPr>
+        <w:t>Lavskrika (§4)</w:t>
+      </w:r>
+      <w:r>
+        <w:t>, prioriterad art i Skogsvårdslagen, är en mycket stationär fågel, som häckar i äldre, slutna och hänglavsrika barrskogar. Reviren är livslånga med hemområden som varierar mellan 50 och 150 ha. Inom ett revir av hög kvalitet finns det som regel ett eller flera kärnområden (1–20 ha) med relativt tät flerskiktad granskog. Arten missgynnas när flerskiktad skog omförs till enskiktade bestånd och även röjning och hård gallring är starkt negativt. Lavskrikan har relativt stora hemområden och försvinner när den äldre skogen fragmenteras, särskilt allvarligt är när kärnområdena avverkas. (Skogsstyrelsen 2016). Populationen har minskat med 20–40 % de senaste 30 åren. Arten försvinner successivt framför allt vid dess utbredningsgränser (SLU Artdatabanken, 2021).</w:t>
+      </w:r>
+    </w:p>
+    <w:p>
+      <w:r>
+        <w:rPr>
+          <w:b/>
+        </w:rPr>
+        <w:t>Talltita (NT, §4)</w:t>
+      </w:r>
+      <w:r>
+        <w:t>, rödlistad som nära hotad och prioriterad art i Skogsvårdslagen har häckningsrevir i anmälan. Arten har minskat kraftigt de senaste 30 åren och minskningstakten innevarande 10-årsperiod beräknas till 20 (10–30) %. Talltitan är synnerligen trogen sitt cirka 15 hektar stora revir och är beroende av flerskiktade olikåldriga skogar för att kunna föda upp sina ungar. Talltitan försvinner om dess livsmiljö kalavverkas (Eggers &amp; Low (2014); Ekman (1979); Griesser et al (2007); Klein (2020); Siffczyk et al (2003); SLU Artdatabanken (2021).</w:t>
+      </w:r>
+    </w:p>
+    <w:p>
+      <w:r>
+        <w:rPr>
+          <w:b/>
+        </w:rPr>
+        <w:t>Tretåig hackspett (NT, §4)</w:t>
+      </w:r>
+      <w:r>
+        <w:t xml:space="preserve"> är rödlistad som nära hotad och ingår i bilaga 1 i EU:s fågeldirektiv. Tretåig hackspett är för sin överlevnad beroende av kontinuerlig tillförsel av äldre döende och död ved, som sker genom naturliga självgallringsprocesser i äldre grannaturskogar och barrblandade naturskogar. Om en skog genom skogsbruk gallras eller glesas ur så upphör och uteblir i stort sett den naturliga självgallringsprocessen för mycket lång tid framöver vilket omöjliggör upprätthållandet av den kontinuerliga ekologiska funktionen i ett område. Det finns studier som visar att naturskogens självgallringsprocess som den tretåiga hackspetten är beroende av, inte kan ersättas med efterlämnad hänsyn i skogsbruket (Imbeau &amp; Desrochers, 2002). Storleken på häckningsreviret varierar med skogstypen, förekomsten av död ved och graden av fragmentering, men är i allmänhet i storleksordningen 25–100 hektar. Vintertid krävs ofta betydligt större områden och det finns studier som antyder att arten behöver minst 100 hektar äldre skog. I områden med låg bonitet kan det behövas över 200 hektar lämpligt habitat för att ett par ska kunna reproducera sig. Områden med dokumenterad permanent förekomst i naturskogsmiljöer har vanligen så stora naturvärden att skogsbruk är olämpligt (Skogsstyrelsen, 2016).</w:t>
+      </w:r>
+    </w:p>
+    <w:p>
+      <w:r>
+        <w:t>I BILAGA 1 finns mer detaljerad information om ekologi samt krav på livsmiljö hos fridlysta arter.</w:t>
+      </w:r>
+    </w:p>
+    <w:p>
+      <w:pPr>
+        <w:pStyle w:val="Heading1"/>
+      </w:pPr>
+      <w:r>
         <w:t>Certifiering</w:t>
       </w:r>
     </w:p>
@@ -417,7 +609,7 @@
         <w:rPr>
           <w:i/>
         </w:rPr>
-        <w:t>I det avverkningsanmälda skogsområdet har 3 naturvårdsarter varav 2 rödlistade arter sina livsmiljöer och växtplatser.</w:t>
+        <w:t>I det avverkningsanmälda skogsområdet har 13 naturvårdsarter varav 10 rödlistade arter sina livsmiljöer och växtplatser.</w:t>
       </w:r>
     </w:p>
     <w:p>
@@ -615,6 +807,199 @@
       </w:pPr>
       <w:r>
         <w:t>BILAGA 1 – Fridlysta arter</w:t>
+      </w:r>
+    </w:p>
+    <w:p>
+      <w:pPr>
+        <w:pStyle w:val="Heading1"/>
+      </w:pPr>
+      <w:r>
+        <w:t>Knärot – ekologi samt krav på livsmiljön</w:t>
+      </w:r>
+    </w:p>
+    <w:p>
+      <w:r>
+        <w:t>Knärot är fridlyst enligt 8 och 15 §§ artskyddsförordningen och klassad som sårbar (VU) enligt rödlistan 2020. Knärot är beroende av hög och jämn luftfuktighet i gamla, ostörda skogsmiljöer och är känslig för snabba förändringar av ljus-/vindförhållanden eller uttorkning. På grund av ett alltför intensivt skogsbruk har den minskat med 40 (25–50) % under de senaste 60 åren och i framtiden bedöms minskningstakten uppgå till 30 (20–40) %. Till följd av att arten har en dokumenterat högre minskningstakt i förhållande till sin generationstid än vad som tidigare varit känt (data från Riksskogstaxeringen) höjdes den till hotkategori sårbar (VU) i rödlistan 2020 (SLU Artdatabanken, 2024).</w:t>
+      </w:r>
+    </w:p>
+    <w:p>
+      <w:r>
+        <w:t>En analys av 79 floraväktarlokaler åren 1990–2015 vilka återbesökts under 2020–2024 visade på en tydlig negativ påverkan på knärotsförekomster från större hyggen i närområdet (inom 150–200 m) vilket indikerar att kanteffekter har en stor påverkan på populationerna. Resultaten bekräftar knärotens känslighet för kanteffekter och visar vikten av att skydda större skogsbestånd för att bevara arten. Om det blir höga andelar (&gt;30%) hyggen inom 200 meter från en knärotsförekomst så ökar risken för att en knärotspopulation dör ut och det verkar det behövas någonstans mellan 100 och 150 meters skyddszon för att bevara arten på lång sikt (Sebestyén &amp; Sundberg, 2025).</w:t>
+      </w:r>
+    </w:p>
+    <w:p>
+      <w:r>
+        <w:t xml:space="preserve">Samuel Johnsons doktorsavhandling </w:t>
+      </w:r>
+      <w:r>
+        <w:rPr>
+          <w:i/>
+        </w:rPr>
+        <w:t>“Retention Forestry as a Conservation Measure for Boreal Forest Ground Vegetation”</w:t>
+      </w:r>
+      <w:r>
+        <w:t xml:space="preserve"> (SLU, Uppsala 2014) visar att det krävs väl tilltagna skyddszoner för att knärotens växtplatser inte ska ta skada av skogsbruksåtgärder i intilliggande områden: </w:t>
+      </w:r>
+      <w:r>
+        <w:rPr>
+          <w:i/>
+        </w:rPr>
+        <w:t xml:space="preserve">“Study III shows that retention patches smaller than 0.5 ha do not lifeboat the sensitive forest herb G. repens, a species that depend on stable microclimatic conditions typical for intact forest stands.” </w:t>
+      </w:r>
+      <w:r>
+        <w:t xml:space="preserve">Vidare </w:t>
+      </w:r>
+      <w:r>
+        <w:rPr>
+          <w:i/>
+        </w:rPr>
+        <w:t>“More sensitive forest species are not lifeboated in retention patches ranging from 0.05 to 0.5 ha (Papers II &amp; III).”</w:t>
+      </w:r>
+    </w:p>
+    <w:p>
+      <w:r>
+        <w:t xml:space="preserve">Johnsons (2014) rekommendation på minst 50 meters breda skyddszoner runt knärotens växtplatser motsvarar en areal på 0,78 hektar, vilket ligger i linje med andra studier som gjorts på känsliga skogsarter: </w:t>
+      </w:r>
+      <w:r>
+        <w:rPr>
+          <w:i/>
+        </w:rPr>
+        <w:t>“In study III I also show that translocated specimens of G. repens survives well in mature forests at least 50 m from the nearest edge to an open area. Moreover, measures of temperature and humidity show that such distances from an open area is far enough to offer a microclimate that is more stable compared to what present in retention patches of around 0.1 ha. This means that the very centre of a circular patch with radius 50 m (equals a size of 0.78 ha) should offer conditions similar to interior forest and would perhaps be a suitable habitat for G. repens and similar species. Previous studies from both North America and Sweden have also concluded that patches between 0.5 and one ha are sufficient for preserving interior forest vegetation as well as sensitive lichens and bryophytes (de Graaf &amp; Roberts 2009; Halpern et al. 2012; Rudolphi et al. 2014).”</w:t>
+      </w:r>
+    </w:p>
+    <w:p>
+      <w:r>
+        <w:t>En nyligen publicerad vetenskaplig uppsats av Koelmeijer m.fl. (2022) inkluderar orkidén knärots skyddsbehov. I uppsatsen berörs problemet med uttorkning för växter, bl.a. för knärot, ett problem som blivit accentuerat på grund av den pågående klimatförändringen och torra somrar, t.ex. den exceptionellt torra sommaren 2018. I uppsatsen undersöks områden med tre olika avstånd från kalhyggeskant med avseende på skydd bl.a. för knärot. Det första området har avstånd upp till 20 m från hyggeskant (Strong edge effect), det andra 20–40 m från hyggeskant (Weak edge effect) och det tredje avser större avstånd från hyggeskant, där kanteffekten anses vara försumbar (Interior). Ett resultat var att man fann stor eller mycket stor uttorkningseffekt på känsliga och rödlistade skogsarter vid de kortare avstånden till hyggeskant, medan effekt av uttorkning inte konstaterades på större avstånd (Interior). För orkidén knärot fann man en rik förekomst (upp till 0,06 dm2/m2) på stort avstånd från hyggeskant (Interior), medan förekomsten var liten eller närmast försumbar i de områden som klassificerades som Weak edge effect respektive Strong edge effect. Arbetet påpekar att de allt oftare förekommande torra somrarna ger ytterligare skäl att utöka skyddsavståndet från hyggen till den fuktkrävande arten knärot (Koelmeijer m.fl., 2022).</w:t>
+      </w:r>
+    </w:p>
+    <w:p>
+      <w:r>
+        <w:t>Även Skogsstyrelsens egen vägledning för hänsyn till knärot ligger i linje med ovanstående forskningsstudier. Av vägledningen framgår det att för med hög sannolikhet kunna bevara befintliga förekomster krävs relativt stora avsättningar av uppvuxen skog med slutet och relativt tätt kronskikt. Som riktlinje kan krävas ett avstånd på 50 meter in från brynet för att vidmakthålla ett fungerande mikroklimat. Detta innebär att fristående hänsynsytor för många arter (kärlväxter, lavar och mossor) kan behöva ha en area överstigande 0,8 hektar (cirkelyta med radien 50 meter = 0,78 hektar) för att bibehålla lokalklimatet. Även ganska små förändringar i form av förändrade ljus- och fuktighetsförhållanden, till exempel till följd av gallring, kan leda till att arten försvinner till följd av konkurrens med mera ljuskrävande och snabbväxande arter (Skogsstyrelsen, 2022).</w:t>
+      </w:r>
+    </w:p>
+    <w:p>
+      <w:r>
+        <w:t>Vid tillämpning av försiktighetsprincipen enligt 2 kap. 3 § miljöbalken bör sålunda 100–150 meters skyddszon lämnas runt knärotens växtplatser.</w:t>
+      </w:r>
+    </w:p>
+    <w:p>
+      <w:pPr>
+        <w:pStyle w:val="Heading2"/>
+      </w:pPr>
+      <w:r>
+        <w:t>Referenser – knärot</w:t>
+      </w:r>
+    </w:p>
+    <w:p>
+      <w:r>
+        <w:t xml:space="preserve">de Graaf M &amp; Roberts M.R., 2009. </w:t>
+      </w:r>
+      <w:r>
+        <w:rPr>
+          <w:i/>
+        </w:rPr>
+        <w:t xml:space="preserve">Short-term response of the herbaceous layer within leave patches after harvest. </w:t>
+      </w:r>
+      <w:r>
+        <w:t>Forest Ecology and Management 257, 1014–1025</w:t>
+      </w:r>
+    </w:p>
+    <w:p>
+      <w:r>
+        <w:t xml:space="preserve">Halpern, C. B., Halaj, J., Evans, S. A., &amp; Dovciak, M., 2012. </w:t>
+      </w:r>
+      <w:r>
+        <w:rPr>
+          <w:i/>
+        </w:rPr>
+        <w:t xml:space="preserve">Level and pattern of overstory retention interact to shape long-term responses of understories to timber harvest. </w:t>
+      </w:r>
+      <w:r>
+        <w:t>Ecological Applications, 22, 2049–2064</w:t>
+      </w:r>
+    </w:p>
+    <w:p>
+      <w:r>
+        <w:t xml:space="preserve">Johnson, S., 2014. </w:t>
+      </w:r>
+      <w:r>
+        <w:rPr>
+          <w:i/>
+        </w:rPr>
+        <w:t>Retention Forestry as a Conservation Measure for Boreal Forest Ground Vegetation</w:t>
+      </w:r>
+      <w:r>
+        <w:t>. Doktorsavhandling, SLU, Uppsala</w:t>
+      </w:r>
+    </w:p>
+    <w:p>
+      <w:r>
+        <w:t xml:space="preserve">Koelmeijer, I. A., Ehrlén, J., Jönsson, M., De Frenne, P., Berg, P., Andersson, J., Weibull, H. &amp; Hylander, N. 2022. </w:t>
+      </w:r>
+      <w:r>
+        <w:rPr>
+          <w:i/>
+        </w:rPr>
+        <w:t xml:space="preserve">Interactive effects of drought and edge exposure on old-growth forest understory species. </w:t>
+      </w:r>
+      <w:r>
+        <w:t>Landscape Ecology, 37, sid 1839–1853</w:t>
+      </w:r>
+    </w:p>
+    <w:p>
+      <w:r>
+        <w:t xml:space="preserve">Rudolphi, J., Jönsson, M. T., &amp; Gustafsson, L., 2014. </w:t>
+      </w:r>
+      <w:r>
+        <w:rPr>
+          <w:i/>
+        </w:rPr>
+        <w:t xml:space="preserve">Biological legacies buffer local species extinction after logging. </w:t>
+      </w:r>
+      <w:r>
+        <w:t>Journal of Applied Ecology. 51, 53–62.</w:t>
+      </w:r>
+    </w:p>
+    <w:p>
+      <w:r>
+        <w:t xml:space="preserve">Sebestyén, L. och Sundberg, S. 2025.  </w:t>
+      </w:r>
+      <w:r>
+        <w:rPr>
+          <w:i/>
+        </w:rPr>
+        <w:t>Påverkan på knärotslokaler från hyggen i närheten.</w:t>
+      </w:r>
+      <w:r>
+        <w:t xml:space="preserve"> DAPHNE 36:1 2025. Botaniska Sällskapet i Stockholm</w:t>
+      </w:r>
+    </w:p>
+    <w:p>
+      <w:r>
+        <w:t xml:space="preserve">Skogsstyrelsen, 2022. </w:t>
+      </w:r>
+      <w:r>
+        <w:rPr>
+          <w:i/>
+        </w:rPr>
+        <w:t xml:space="preserve">Vägledning för hänsyn till knärot. </w:t>
+      </w:r>
+      <w:r>
+        <w:t>https://www.skogsstyrelsen.se/lag-och-tillsyn/artskydd/vagledningar-och-kunskapsstod-artskydd/vagledning-for-hansyn-till-knarot/</w:t>
+      </w:r>
+    </w:p>
+    <w:p>
+      <w:r>
+        <w:t xml:space="preserve">SLU Artdatabanken, 2024. </w:t>
+      </w:r>
+      <w:r>
+        <w:rPr>
+          <w:i/>
+        </w:rPr>
+        <w:t xml:space="preserve">Artfaktablad. Naturvård – artfakta. </w:t>
+      </w:r>
+      <w:r>
+        <w:t>SLU Artdatabanken, Uppsala</w:t>
       </w:r>
     </w:p>
     <w:p>
@@ -1105,7 +1490,7 @@
     <w:r>
       <w:tab/>
       <w:tab/>
-      <w:t>2025-11-20</w:t>
+      <w:t>2025-11-21</w:t>
       <w:br/>
       <w:br/>
     </w:r>

--- a/klagomål/A 6734-2025 FSC-klagomål.docx
+++ b/klagomål/A 6734-2025 FSC-klagomål.docx
@@ -1490,7 +1490,7 @@
     <w:r>
       <w:tab/>
       <w:tab/>
-      <w:t>2025-11-21</w:t>
+      <w:t>2025-11-22</w:t>
       <w:br/>
       <w:br/>
     </w:r>

--- a/klagomål/A 6734-2025 FSC-klagomål.docx
+++ b/klagomål/A 6734-2025 FSC-klagomål.docx
@@ -1490,7 +1490,7 @@
     <w:r>
       <w:tab/>
       <w:tab/>
-      <w:t>2025-11-22</w:t>
+      <w:t>2025-11-23</w:t>
       <w:br/>
       <w:br/>
     </w:r>

--- a/klagomål/A 6734-2025 FSC-klagomål.docx
+++ b/klagomål/A 6734-2025 FSC-klagomål.docx
@@ -1490,7 +1490,7 @@
     <w:r>
       <w:tab/>
       <w:tab/>
-      <w:t>2025-11-23</w:t>
+      <w:t>2025-11-24</w:t>
       <w:br/>
       <w:br/>
     </w:r>

--- a/klagomål/A 6734-2025 FSC-klagomål.docx
+++ b/klagomål/A 6734-2025 FSC-klagomål.docx
@@ -1490,7 +1490,7 @@
     <w:r>
       <w:tab/>
       <w:tab/>
-      <w:t>2025-11-24</w:t>
+      <w:t>2025-11-25</w:t>
       <w:br/>
       <w:br/>
     </w:r>

--- a/klagomål/A 6734-2025 FSC-klagomål.docx
+++ b/klagomål/A 6734-2025 FSC-klagomål.docx
@@ -1490,7 +1490,7 @@
     <w:r>
       <w:tab/>
       <w:tab/>
-      <w:t>2025-11-25</w:t>
+      <w:t>2025-11-26</w:t>
       <w:br/>
       <w:br/>
     </w:r>

--- a/klagomål/A 6734-2025 FSC-klagomål.docx
+++ b/klagomål/A 6734-2025 FSC-klagomål.docx
@@ -1490,7 +1490,7 @@
     <w:r>
       <w:tab/>
       <w:tab/>
-      <w:t>2025-11-26</w:t>
+      <w:t>2025-11-27</w:t>
       <w:br/>
       <w:br/>
     </w:r>

--- a/klagomål/A 6734-2025 FSC-klagomål.docx
+++ b/klagomål/A 6734-2025 FSC-klagomål.docx
@@ -1490,7 +1490,7 @@
     <w:r>
       <w:tab/>
       <w:tab/>
-      <w:t>2025-11-27</w:t>
+      <w:t>2025-11-28</w:t>
       <w:br/>
       <w:br/>
     </w:r>

--- a/klagomål/A 6734-2025 FSC-klagomål.docx
+++ b/klagomål/A 6734-2025 FSC-klagomål.docx
@@ -1490,7 +1490,7 @@
     <w:r>
       <w:tab/>
       <w:tab/>
-      <w:t>2025-11-28</w:t>
+      <w:t>2025-11-29</w:t>
       <w:br/>
       <w:br/>
     </w:r>

--- a/klagomål/A 6734-2025 FSC-klagomål.docx
+++ b/klagomål/A 6734-2025 FSC-klagomål.docx
@@ -1490,7 +1490,7 @@
     <w:r>
       <w:tab/>
       <w:tab/>
-      <w:t>2025-11-29</w:t>
+      <w:t>2025-11-30</w:t>
       <w:br/>
       <w:br/>
     </w:r>

--- a/klagomål/A 6734-2025 FSC-klagomål.docx
+++ b/klagomål/A 6734-2025 FSC-klagomål.docx
@@ -1490,7 +1490,7 @@
     <w:r>
       <w:tab/>
       <w:tab/>
-      <w:t>2025-11-30</w:t>
+      <w:t>2025-12-01</w:t>
       <w:br/>
       <w:br/>
     </w:r>

--- a/klagomål/A 6734-2025 FSC-klagomål.docx
+++ b/klagomål/A 6734-2025 FSC-klagomål.docx
@@ -1490,7 +1490,7 @@
     <w:r>
       <w:tab/>
       <w:tab/>
-      <w:t>2025-12-01</w:t>
+      <w:t>2025-12-02</w:t>
       <w:br/>
       <w:br/>
     </w:r>

--- a/klagomål/A 6734-2025 FSC-klagomål.docx
+++ b/klagomål/A 6734-2025 FSC-klagomål.docx
@@ -1490,7 +1490,7 @@
     <w:r>
       <w:tab/>
       <w:tab/>
-      <w:t>2025-12-02</w:t>
+      <w:t>2025-12-03</w:t>
       <w:br/>
       <w:br/>
     </w:r>

--- a/klagomål/A 6734-2025 FSC-klagomål.docx
+++ b/klagomål/A 6734-2025 FSC-klagomål.docx
@@ -1490,7 +1490,7 @@
     <w:r>
       <w:tab/>
       <w:tab/>
-      <w:t>2025-12-03</w:t>
+      <w:t>2025-12-04</w:t>
       <w:br/>
       <w:br/>
     </w:r>

--- a/klagomål/A 6734-2025 FSC-klagomål.docx
+++ b/klagomål/A 6734-2025 FSC-klagomål.docx
@@ -1490,7 +1490,7 @@
     <w:r>
       <w:tab/>
       <w:tab/>
-      <w:t>2025-12-04</w:t>
+      <w:t>2025-12-05</w:t>
       <w:br/>
       <w:br/>
     </w:r>

--- a/klagomål/A 6734-2025 FSC-klagomål.docx
+++ b/klagomål/A 6734-2025 FSC-klagomål.docx
@@ -1490,7 +1490,7 @@
     <w:r>
       <w:tab/>
       <w:tab/>
-      <w:t>2025-12-05</w:t>
+      <w:t>2025-12-06</w:t>
       <w:br/>
       <w:br/>
     </w:r>

--- a/klagomål/A 6734-2025 FSC-klagomål.docx
+++ b/klagomål/A 6734-2025 FSC-klagomål.docx
@@ -1490,7 +1490,7 @@
     <w:r>
       <w:tab/>
       <w:tab/>
-      <w:t>2025-12-06</w:t>
+      <w:t>2025-12-07</w:t>
       <w:br/>
       <w:br/>
     </w:r>

--- a/klagomål/A 6734-2025 FSC-klagomål.docx
+++ b/klagomål/A 6734-2025 FSC-klagomål.docx
@@ -1490,7 +1490,7 @@
     <w:r>
       <w:tab/>
       <w:tab/>
-      <w:t>2025-12-07</w:t>
+      <w:t>2025-12-08</w:t>
       <w:br/>
       <w:br/>
     </w:r>

--- a/klagomål/A 6734-2025 FSC-klagomål.docx
+++ b/klagomål/A 6734-2025 FSC-klagomål.docx
@@ -1490,7 +1490,7 @@
     <w:r>
       <w:tab/>
       <w:tab/>
-      <w:t>2025-12-08</w:t>
+      <w:t>2025-12-09</w:t>
       <w:br/>
       <w:br/>
     </w:r>

--- a/klagomål/A 6734-2025 FSC-klagomål.docx
+++ b/klagomål/A 6734-2025 FSC-klagomål.docx
@@ -1490,7 +1490,7 @@
     <w:r>
       <w:tab/>
       <w:tab/>
-      <w:t>2025-12-09</w:t>
+      <w:t>2025-12-10</w:t>
       <w:br/>
       <w:br/>
     </w:r>

--- a/klagomål/A 6734-2025 FSC-klagomål.docx
+++ b/klagomål/A 6734-2025 FSC-klagomål.docx
@@ -1490,7 +1490,7 @@
     <w:r>
       <w:tab/>
       <w:tab/>
-      <w:t>2025-12-10</w:t>
+      <w:t>2025-12-11</w:t>
       <w:br/>
       <w:br/>
     </w:r>

--- a/klagomål/A 6734-2025 FSC-klagomål.docx
+++ b/klagomål/A 6734-2025 FSC-klagomål.docx
@@ -1490,7 +1490,7 @@
     <w:r>
       <w:tab/>
       <w:tab/>
-      <w:t>2025-12-11</w:t>
+      <w:t>2025-12-12</w:t>
       <w:br/>
       <w:br/>
     </w:r>

--- a/klagomål/A 6734-2025 FSC-klagomål.docx
+++ b/klagomål/A 6734-2025 FSC-klagomål.docx
@@ -1490,7 +1490,7 @@
     <w:r>
       <w:tab/>
       <w:tab/>
-      <w:t>2025-12-12</w:t>
+      <w:t>2025-12-13</w:t>
       <w:br/>
       <w:br/>
     </w:r>

--- a/klagomål/A 6734-2025 FSC-klagomål.docx
+++ b/klagomål/A 6734-2025 FSC-klagomål.docx
@@ -1490,7 +1490,7 @@
     <w:r>
       <w:tab/>
       <w:tab/>
-      <w:t>2025-12-19</w:t>
+      <w:t>2025-12-20</w:t>
       <w:br/>
       <w:br/>
     </w:r>

--- a/klagomål/A 6734-2025 FSC-klagomål.docx
+++ b/klagomål/A 6734-2025 FSC-klagomål.docx
@@ -1490,7 +1490,7 @@
     <w:r>
       <w:tab/>
       <w:tab/>
-      <w:t>2025-12-20</w:t>
+      <w:t>2025-12-21</w:t>
       <w:br/>
       <w:br/>
     </w:r>

--- a/klagomål/A 6734-2025 FSC-klagomål.docx
+++ b/klagomål/A 6734-2025 FSC-klagomål.docx
@@ -1490,7 +1490,7 @@
     <w:r>
       <w:tab/>
       <w:tab/>
-      <w:t>2025-12-21</w:t>
+      <w:t>2025-12-22</w:t>
       <w:br/>
       <w:br/>
     </w:r>

--- a/klagomål/A 6734-2025 FSC-klagomål.docx
+++ b/klagomål/A 6734-2025 FSC-klagomål.docx
@@ -1490,7 +1490,7 @@
     <w:r>
       <w:tab/>
       <w:tab/>
-      <w:t>2025-12-22</w:t>
+      <w:t>2025-12-26</w:t>
       <w:br/>
       <w:br/>
     </w:r>

--- a/klagomål/A 6734-2025 FSC-klagomål.docx
+++ b/klagomål/A 6734-2025 FSC-klagomål.docx
@@ -1490,7 +1490,7 @@
     <w:r>
       <w:tab/>
       <w:tab/>
-      <w:t>2026-01-03</w:t>
+      <w:t>2026-01-04</w:t>
       <w:br/>
       <w:br/>
     </w:r>

--- a/klagomål/A 6734-2025 FSC-klagomål.docx
+++ b/klagomål/A 6734-2025 FSC-klagomål.docx
@@ -1490,7 +1490,7 @@
     <w:r>
       <w:tab/>
       <w:tab/>
-      <w:t>2026-01-07</w:t>
+      <w:t>2026-01-08</w:t>
       <w:br/>
       <w:br/>
     </w:r>

--- a/klagomål/A 6734-2025 FSC-klagomål.docx
+++ b/klagomål/A 6734-2025 FSC-klagomål.docx
@@ -1490,7 +1490,7 @@
     <w:r>
       <w:tab/>
       <w:tab/>
-      <w:t>2026-01-08</w:t>
+      <w:t>2026-01-09</w:t>
       <w:br/>
       <w:br/>
     </w:r>

--- a/klagomål/A 6734-2025 FSC-klagomål.docx
+++ b/klagomål/A 6734-2025 FSC-klagomål.docx
@@ -1490,7 +1490,7 @@
     <w:r>
       <w:tab/>
       <w:tab/>
-      <w:t>2026-01-09</w:t>
+      <w:t>2026-01-10</w:t>
       <w:br/>
       <w:br/>
     </w:r>

--- a/klagomål/A 6734-2025 FSC-klagomål.docx
+++ b/klagomål/A 6734-2025 FSC-klagomål.docx
@@ -1490,7 +1490,7 @@
     <w:r>
       <w:tab/>
       <w:tab/>
-      <w:t>2026-01-10</w:t>
+      <w:t>2026-01-11</w:t>
       <w:br/>
       <w:br/>
     </w:r>

--- a/klagomål/A 6734-2025 FSC-klagomål.docx
+++ b/klagomål/A 6734-2025 FSC-klagomål.docx
@@ -1490,7 +1490,7 @@
     <w:r>
       <w:tab/>
       <w:tab/>
-      <w:t>2026-01-11</w:t>
+      <w:t>2026-01-12</w:t>
       <w:br/>
       <w:br/>
     </w:r>

--- a/klagomål/A 6734-2025 FSC-klagomål.docx
+++ b/klagomål/A 6734-2025 FSC-klagomål.docx
@@ -1490,7 +1490,7 @@
     <w:r>
       <w:tab/>
       <w:tab/>
-      <w:t>2026-01-12</w:t>
+      <w:t>2026-01-13</w:t>
       <w:br/>
       <w:br/>
     </w:r>

--- a/klagomål/A 6734-2025 FSC-klagomål.docx
+++ b/klagomål/A 6734-2025 FSC-klagomål.docx
@@ -1490,7 +1490,7 @@
     <w:r>
       <w:tab/>
       <w:tab/>
-      <w:t>2026-01-13</w:t>
+      <w:t>2026-01-14</w:t>
       <w:br/>
       <w:br/>
     </w:r>

--- a/klagomål/A 6734-2025 FSC-klagomål.docx
+++ b/klagomål/A 6734-2025 FSC-klagomål.docx
@@ -1490,7 +1490,7 @@
     <w:r>
       <w:tab/>
       <w:tab/>
-      <w:t>2026-01-14</w:t>
+      <w:t>2026-01-15</w:t>
       <w:br/>
       <w:br/>
     </w:r>

--- a/klagomål/A 6734-2025 FSC-klagomål.docx
+++ b/klagomål/A 6734-2025 FSC-klagomål.docx
@@ -1490,7 +1490,7 @@
     <w:r>
       <w:tab/>
       <w:tab/>
-      <w:t>2026-01-15</w:t>
+      <w:t>2026-01-16</w:t>
       <w:br/>
       <w:br/>
     </w:r>

--- a/klagomål/A 6734-2025 FSC-klagomål.docx
+++ b/klagomål/A 6734-2025 FSC-klagomål.docx
@@ -1490,7 +1490,7 @@
     <w:r>
       <w:tab/>
       <w:tab/>
-      <w:t>2026-01-16</w:t>
+      <w:t>2026-01-17</w:t>
       <w:br/>
       <w:br/>
     </w:r>

--- a/klagomål/A 6734-2025 FSC-klagomål.docx
+++ b/klagomål/A 6734-2025 FSC-klagomål.docx
@@ -1490,7 +1490,7 @@
     <w:r>
       <w:tab/>
       <w:tab/>
-      <w:t>2026-01-17</w:t>
+      <w:t>2026-01-18</w:t>
       <w:br/>
       <w:br/>
     </w:r>

--- a/klagomål/A 6734-2025 FSC-klagomål.docx
+++ b/klagomål/A 6734-2025 FSC-klagomål.docx
@@ -1490,7 +1490,7 @@
     <w:r>
       <w:tab/>
       <w:tab/>
-      <w:t>2026-01-18</w:t>
+      <w:t>2026-01-19</w:t>
       <w:br/>
       <w:br/>
     </w:r>

--- a/klagomål/A 6734-2025 FSC-klagomål.docx
+++ b/klagomål/A 6734-2025 FSC-klagomål.docx
@@ -1490,7 +1490,7 @@
     <w:r>
       <w:tab/>
       <w:tab/>
-      <w:t>2026-01-19</w:t>
+      <w:t>2026-01-20</w:t>
       <w:br/>
       <w:br/>
     </w:r>

--- a/klagomål/A 6734-2025 FSC-klagomål.docx
+++ b/klagomål/A 6734-2025 FSC-klagomål.docx
@@ -1490,7 +1490,7 @@
     <w:r>
       <w:tab/>
       <w:tab/>
-      <w:t>2026-01-20</w:t>
+      <w:t>2026-01-21</w:t>
       <w:br/>
       <w:br/>
     </w:r>

--- a/klagomål/A 6734-2025 FSC-klagomål.docx
+++ b/klagomål/A 6734-2025 FSC-klagomål.docx
@@ -1490,7 +1490,7 @@
     <w:r>
       <w:tab/>
       <w:tab/>
-      <w:t>2026-01-21</w:t>
+      <w:t>2026-01-23</w:t>
       <w:br/>
       <w:br/>
     </w:r>

--- a/klagomål/A 6734-2025 FSC-klagomål.docx
+++ b/klagomål/A 6734-2025 FSC-klagomål.docx
@@ -1490,7 +1490,7 @@
     <w:r>
       <w:tab/>
       <w:tab/>
-      <w:t>2026-01-23</w:t>
+      <w:t>2026-01-24</w:t>
       <w:br/>
       <w:br/>
     </w:r>

--- a/klagomål/A 6734-2025 FSC-klagomål.docx
+++ b/klagomål/A 6734-2025 FSC-klagomål.docx
@@ -1490,7 +1490,7 @@
     <w:r>
       <w:tab/>
       <w:tab/>
-      <w:t>2026-01-24</w:t>
+      <w:t>2026-01-25</w:t>
       <w:br/>
       <w:br/>
     </w:r>

--- a/klagomål/A 6734-2025 FSC-klagomål.docx
+++ b/klagomål/A 6734-2025 FSC-klagomål.docx
@@ -1490,7 +1490,7 @@
     <w:r>
       <w:tab/>
       <w:tab/>
-      <w:t>2026-01-25</w:t>
+      <w:t>2026-01-26</w:t>
       <w:br/>
       <w:br/>
     </w:r>

--- a/klagomål/A 6734-2025 FSC-klagomål.docx
+++ b/klagomål/A 6734-2025 FSC-klagomål.docx
@@ -1490,7 +1490,7 @@
     <w:r>
       <w:tab/>
       <w:tab/>
-      <w:t>2026-01-26</w:t>
+      <w:t>2026-01-27</w:t>
       <w:br/>
       <w:br/>
     </w:r>

--- a/klagomål/A 6734-2025 FSC-klagomål.docx
+++ b/klagomål/A 6734-2025 FSC-klagomål.docx
@@ -1490,7 +1490,7 @@
     <w:r>
       <w:tab/>
       <w:tab/>
-      <w:t>2026-01-27</w:t>
+      <w:t>2026-01-28</w:t>
       <w:br/>
       <w:br/>
     </w:r>

--- a/klagomål/A 6734-2025 FSC-klagomål.docx
+++ b/klagomål/A 6734-2025 FSC-klagomål.docx
@@ -1726,7 +1726,7 @@
     <w:r>
       <w:tab/>
       <w:tab/>
-      <w:t>2026-02-22</w:t>
+      <w:t>2026-02-23</w:t>
       <w:br/>
       <w:br/>
     </w:r>

--- a/klagomål/A 6734-2025 FSC-klagomål.docx
+++ b/klagomål/A 6734-2025 FSC-klagomål.docx
@@ -1726,7 +1726,7 @@
     <w:r>
       <w:tab/>
       <w:tab/>
-      <w:t>2026-02-23</w:t>
+      <w:t>2026-02-24</w:t>
       <w:br/>
       <w:br/>
     </w:r>

--- a/klagomål/A 6734-2025 FSC-klagomål.docx
+++ b/klagomål/A 6734-2025 FSC-klagomål.docx
@@ -1726,7 +1726,7 @@
     <w:r>
       <w:tab/>
       <w:tab/>
-      <w:t>2026-02-24</w:t>
+      <w:t>2026-02-25</w:t>
       <w:br/>
       <w:br/>
     </w:r>

--- a/klagomål/A 6734-2025 FSC-klagomål.docx
+++ b/klagomål/A 6734-2025 FSC-klagomål.docx
@@ -1726,7 +1726,7 @@
     <w:r>
       <w:tab/>
       <w:tab/>
-      <w:t>2026-02-25</w:t>
+      <w:t>2026-02-26</w:t>
       <w:br/>
       <w:br/>
     </w:r>

--- a/klagomål/A 6734-2025 FSC-klagomål.docx
+++ b/klagomål/A 6734-2025 FSC-klagomål.docx
@@ -1726,7 +1726,7 @@
     <w:r>
       <w:tab/>
       <w:tab/>
-      <w:t>2026-02-26</w:t>
+      <w:t>2026-02-28</w:t>
       <w:br/>
       <w:br/>
     </w:r>

--- a/klagomål/A 6734-2025 FSC-klagomål.docx
+++ b/klagomål/A 6734-2025 FSC-klagomål.docx
@@ -1726,7 +1726,7 @@
     <w:r>
       <w:tab/>
       <w:tab/>
-      <w:t>2026-02-28</w:t>
+      <w:t>2026-03-01</w:t>
       <w:br/>
       <w:br/>
     </w:r>

--- a/klagomål/A 6734-2025 FSC-klagomål.docx
+++ b/klagomål/A 6734-2025 FSC-klagomål.docx
@@ -1726,7 +1726,7 @@
     <w:r>
       <w:tab/>
       <w:tab/>
-      <w:t>2026-03-01</w:t>
+      <w:t>2026-03-02</w:t>
       <w:br/>
       <w:br/>
     </w:r>

--- a/klagomål/A 6734-2025 FSC-klagomål.docx
+++ b/klagomål/A 6734-2025 FSC-klagomål.docx
@@ -269,7 +269,7 @@
         <w:rPr>
           <w:i/>
         </w:rPr>
-        <w:t xml:space="preserve"> 9070 Trädklädd betesmark </w:t>
+        <w:t xml:space="preserve"> 9070 Trädklädd betesmark</w:t>
       </w:r>
       <w:r>
         <w:t xml:space="preserve"> (SLU Artdatabanken, 2024).</w:t>
@@ -1726,7 +1726,7 @@
     <w:r>
       <w:tab/>
       <w:tab/>
-      <w:t>2026-03-02</w:t>
+      <w:t>2026-03-03</w:t>
       <w:br/>
       <w:br/>
     </w:r>

--- a/klagomål/A 6734-2025 FSC-klagomål.docx
+++ b/klagomål/A 6734-2025 FSC-klagomål.docx
@@ -1726,7 +1726,7 @@
     <w:r>
       <w:tab/>
       <w:tab/>
-      <w:t>2026-03-03</w:t>
+      <w:t>2026-03-04</w:t>
       <w:br/>
       <w:br/>
     </w:r>

--- a/klagomål/A 6734-2025 FSC-klagomål.docx
+++ b/klagomål/A 6734-2025 FSC-klagomål.docx
@@ -1726,7 +1726,7 @@
     <w:r>
       <w:tab/>
       <w:tab/>
-      <w:t>2026-03-04</w:t>
+      <w:t>2026-03-05</w:t>
       <w:br/>
       <w:br/>
     </w:r>

--- a/klagomål/A 6734-2025 FSC-klagomål.docx
+++ b/klagomål/A 6734-2025 FSC-klagomål.docx
@@ -1726,7 +1726,7 @@
     <w:r>
       <w:tab/>
       <w:tab/>
-      <w:t>2026-03-05</w:t>
+      <w:t>2026-03-06</w:t>
       <w:br/>
       <w:br/>
     </w:r>

--- a/klagomål/A 6734-2025 FSC-klagomål.docx
+++ b/klagomål/A 6734-2025 FSC-klagomål.docx
@@ -1726,7 +1726,7 @@
     <w:r>
       <w:tab/>
       <w:tab/>
-      <w:t>2026-03-06</w:t>
+      <w:t>2026-03-07</w:t>
       <w:br/>
       <w:br/>
     </w:r>

--- a/klagomål/A 6734-2025 FSC-klagomål.docx
+++ b/klagomål/A 6734-2025 FSC-klagomål.docx
@@ -1746,7 +1746,7 @@
     <w:r>
       <w:tab/>
       <w:tab/>
-      <w:t>2026-06-15</w:t>
+      <w:t>2026-06-16</w:t>
       <w:br/>
       <w:br/>
     </w:r>

--- a/klagomål/A 6734-2025 FSC-klagomål.docx
+++ b/klagomål/A 6734-2025 FSC-klagomål.docx
@@ -1746,7 +1746,7 @@
     <w:r>
       <w:tab/>
       <w:tab/>
-      <w:t>2026-06-16</w:t>
+      <w:t>2026-06-17</w:t>
       <w:br/>
       <w:br/>
     </w:r>

--- a/klagomål/A 6734-2025 FSC-klagomål.docx
+++ b/klagomål/A 6734-2025 FSC-klagomål.docx
@@ -1,6 +1,6 @@
 
 <file path=word/document.xml><?xml version="1.0" encoding="utf-8"?>
-<w:document xmlns:wpc="http://schemas.microsoft.com/office/word/2010/wordprocessingCanvas" xmlns:cx="http://schemas.microsoft.com/office/drawing/2014/chartex" xmlns:cx1="http://schemas.microsoft.com/office/drawing/2015/9/8/chartex" xmlns:cx2="http://schemas.microsoft.com/office/drawing/2015/10/21/chartex" xmlns:cx3="http://schemas.microsoft.com/office/drawing/2016/5/9/chartex" xmlns:cx4="http://schemas.microsoft.com/office/drawing/2016/5/10/chartex" xmlns:cx5="http://schemas.microsoft.com/office/drawing/2016/5/11/chartex" xmlns:cx6="http://schemas.microsoft.com/office/drawing/2016/5/12/chartex" xmlns:cx7="http://schemas.microsoft.com/office/drawing/2016/5/13/chartex" xmlns:cx8="http://schemas.microsoft.com/office/drawing/2016/5/14/chartex" xmlns:mc="http://schemas.openxmlformats.org/markup-compatibility/2006" xmlns:aink="http://schemas.microsoft.com/office/drawing/2016/ink" xmlns:am3d="http://schemas.microsoft.com/office/drawing/2017/model3d" xmlns:o="urn:schemas-microsoft-com:office:office" xmlns:oel="http://schemas.microsoft.com/office/2019/extlst" xmlns:r="http://schemas.openxmlformats.org/officeDocument/2006/relationships" xmlns:m="http://schemas.openxmlformats.org/officeDocument/2006/math" xmlns:v="urn:schemas-microsoft-com:vml" xmlns:wp14="http://schemas.microsoft.com/office/word/2010/wordprocessingDrawing" xmlns:wp="http://schemas.openxmlformats.org/drawingml/2006/wordprocessingDrawing" xmlns:w10="urn:schemas-microsoft-com:office:word" xmlns:w="http://schemas.openxmlformats.org/wordprocessingml/2006/main" xmlns:w14="http://schemas.microsoft.com/office/word/2010/wordml" xmlns:w15="http://schemas.microsoft.com/office/word/2012/wordml" xmlns:w16cex="http://schemas.microsoft.com/office/word/2018/wordml/cex" xmlns:w16cid="http://schemas.microsoft.com/office/word/2016/wordml/cid" xmlns:w16="http://schemas.microsoft.com/office/word/2018/wordml" xmlns:w16sdtdh="http://schemas.microsoft.com/office/word/2020/wordml/sdtdatahash" xmlns:w16se="http://schemas.microsoft.com/office/word/2015/wordml/symex" xmlns:wpg="http://schemas.microsoft.com/office/word/2010/wordprocessingGroup" xmlns:wpi="http://schemas.microsoft.com/office/word/2010/wordprocessingInk" xmlns:wne="http://schemas.microsoft.com/office/word/2006/wordml" xmlns:wps="http://schemas.microsoft.com/office/word/2010/wordprocessingShape" mc:Ignorable="w14 w15 w16se w16cid w16 w16cex w16sdtdh wp14">
+<w:document xmlns:wpc="http://schemas.microsoft.com/office/word/2010/wordprocessingCanvas" xmlns:cx="http://schemas.microsoft.com/office/drawing/2014/chartex" xmlns:cx1="http://schemas.microsoft.com/office/drawing/2015/9/8/chartex" xmlns:cx2="http://schemas.microsoft.com/office/drawing/2015/10/21/chartex" xmlns:cx3="http://schemas.microsoft.com/office/drawing/2016/5/9/chartex" xmlns:cx4="http://schemas.microsoft.com/office/drawing/2016/5/10/chartex" xmlns:cx5="http://schemas.microsoft.com/office/drawing/2016/5/11/chartex" xmlns:cx6="http://schemas.microsoft.com/office/drawing/2016/5/12/chartex" xmlns:cx7="http://schemas.microsoft.com/office/drawing/2016/5/13/chartex" xmlns:cx8="http://schemas.microsoft.com/office/drawing/2016/5/14/chartex" xmlns:mc="http://schemas.openxmlformats.org/markup-compatibility/2006" xmlns:aink="http://schemas.microsoft.com/office/drawing/2016/ink" xmlns:am3d="http://schemas.microsoft.com/office/drawing/2017/model3d" xmlns:o="urn:schemas-microsoft-com:office:office" xmlns:oel="http://schemas.microsoft.com/office/2019/extlst" xmlns:r="http://schemas.openxmlformats.org/officeDocument/2006/relationships" xmlns:m="http://schemas.openxmlformats.org/officeDocument/2006/math" xmlns:v="urn:schemas-microsoft-com:vml" xmlns:wp14="http://schemas.microsoft.com/office/word/2010/wordprocessingDrawing" xmlns:wp="http://schemas.openxmlformats.org/drawingml/2006/wordprocessingDrawing" xmlns:w10="urn:schemas-microsoft-com:office:word" xmlns:w="http://schemas.openxmlformats.org/wordprocessingml/2006/main" xmlns:w14="http://schemas.microsoft.com/office/word/2010/wordml" xmlns:w15="http://schemas.microsoft.com/office/word/2012/wordml" xmlns:w16cex="http://schemas.microsoft.com/office/word/2018/wordml/cex" xmlns:w16cid="http://schemas.microsoft.com/office/word/2016/wordml/cid" xmlns:w16="http://schemas.microsoft.com/office/word/2018/wordml" xmlns:w16du="http://schemas.microsoft.com/office/word/2023/wordml/word16du" xmlns:w16sdtdh="http://schemas.microsoft.com/office/word/2020/wordml/sdtdatahash" xmlns:w16sdtfl="http://schemas.microsoft.com/office/word/2024/wordml/sdtformatlock" xmlns:w16se="http://schemas.microsoft.com/office/word/2015/wordml/symex" xmlns:wpg="http://schemas.microsoft.com/office/word/2010/wordprocessingGroup" xmlns:wpi="http://schemas.microsoft.com/office/word/2010/wordprocessingInk" xmlns:wne="http://schemas.microsoft.com/office/word/2006/wordml" xmlns:wps="http://schemas.microsoft.com/office/word/2010/wordprocessingShape" mc:Ignorable="w14 w15 w16se w16cid w16 w16cex w16sdtdh w16sdtfl w16du wp14">
   <w:body>
     <w:p>
       <w:r>
@@ -168,7 +168,7 @@
     </w:p>
     <w:p>
       <w:r>
-        <w:t>Detta dokument behandlar höga naturvärden i avverkningsanmälan A 6734-2025 i Ljusdals kommun. Denna avverkningsanmälan inkom 2025-02-12 00:00:00 och omfattar 26,1 ha.</w:t>
+        <w:t>Detta dokument behandlar höga naturvärden i avverkningsanmälan A 6734-2025 i Ljusdals kommun som inkom 2025-02-12 och omfattar 26,1 ha.</w:t>
       </w:r>
     </w:p>
     <w:p>
@@ -191,12 +191,15 @@
     </w:p>
     <w:p>
       <w:r>
-        <w:t>I avverkningsanmälan har följande 13 naturvårdsarter hittats: knärot (VU, §8), rynkskinn (VU), garnlav (NT), kolflarnlav (NT), rosenticka (NT), tallticka (NT), talltita (NT, §4), tretåig hackspett (NT, §4), ullticka (NT), vedtrappmossa (NT), björksplintborre (S), kattfotslav (S) och lavskrika (§4). Av dessa är 10 rödlistade. För rödlistade arter har rödlistekategorin angivits inom parentes. Arter som är signalarter enligt Skogsstyrelsen har markerats med (S). För fridlysta arter anges även paragrafen i Artskyddsförordningen som arten är fridlyst enligt.</w:t>
+        <w:t>I avverkningsanmälan har följande 13 naturvårdsarter hittats: garnlav (VU, T), knärot (VU, T, §8), kattfotslav (NT, T), kolflarnlav (NT, T), lavskrika (NT, T, §4), rosenticka (NT, T), rynkskinn (NT, T), tallticka (NT, T), talltita (NT, §4), tretåig hackspett (NT, T, §4), ullticka (NT, T), vedtrappmossa (NT, T) och björksplintborre (S). Av dessa är 12 rödlistade. För rödlistade arter har rödlistekategorin angivits inom parentes. Arter som är signalarter enligt Skogsstyrelsen har markerats med (S). Typiska arter inom Natura 2000 som är kopplade till skogsekosystem har markerats med (T). För fridlysta arter anges även paragrafen i Artskyddsförordningen som arten är fridlyst enligt.</w:t>
       </w:r>
     </w:p>
     <w:p>
       <w:r>
-        <w:t>De påträffade naturvårdsarterna är ett tydligt kvitto på att detta rör sig om en skog med höga naturvärden. I Figur 1 visas en karta över det avverkningsanmälda området, där samtliga fyndplatser för naturvårdsarter som finns registrerade på Artportalen har markerats.</w:t>
+        <w:t>De påträffade naturvårdsarterna är ett tydligt kvitto på att det rör sig om en skog med höga naturvärden.</w:t>
+      </w:r>
+      <w:r>
+        <w:t xml:space="preserve"> I Figur 1 visas fyndplatser för naturvårdsarter i området, som finns registrerade på Artportalen.</w:t>
       </w:r>
     </w:p>
     <w:p>
@@ -206,7 +209,7 @@
       <w:r>
         <w:drawing>
           <wp:inline xmlns:a="http://schemas.openxmlformats.org/drawingml/2006/main" xmlns:pic="http://schemas.openxmlformats.org/drawingml/2006/picture">
-            <wp:extent cx="5486400" cy="4388297"/>
+            <wp:extent cx="5208332" cy="5688000"/>
             <wp:docPr id="1" name="Picture 1"/>
             <wp:cNvGraphicFramePr>
               <a:graphicFrameLocks noChangeAspect="1"/>
@@ -227,7 +230,7 @@
                   <pic:spPr>
                     <a:xfrm>
                       <a:off x="0" y="0"/>
-                      <a:ext cx="5486400" cy="4388297"/>
+                      <a:ext cx="5208332" cy="5688000"/>
                     </a:xfrm>
                     <a:prstGeom prst="rect"/>
                   </pic:spPr>
@@ -241,20 +244,37 @@
     <w:p>
       <w:pPr>
         <w:pStyle w:val="Caption"/>
+        <w:spacing w:after="240"/>
       </w:pPr>
       <w:r>
-        <w:t>Figur 1. Fyndplatser för naturvårdsarter i det avverkningsanmälda området (röd linje). Markörer utan svart kant är placerade på fyndplatsen. Markörer med svart kant är placerade vid sidan av fyndplatsen och har ett svart streck som visar fyndplatsens exakta position. Kartans mittpunktskoordinat är N 6845912, E 535585 i SWEREF 99 TM.</w:t>
+        <w:t>Figur 1. Fyndplatser för naturvårdsarter i avverkningsanmälan (röd linje). Markörer utan svart kant är placerade på fyndplatsen. Markörer med svart kant är placerade vid sidan av fyndplatsen och har ett svart streck som visar fyndplatsens exakta position. Kartans mittpunktskoordinat är N 6845912, E 535585 i SWEREF 99 TM.</w:t>
       </w:r>
     </w:p>
     <w:p>
+      <w:pPr>
+        <w:pStyle w:val="Heading2"/>
+      </w:pPr>
+      <w:r>
+        <w:t>Fridlysta arter</w:t>
+      </w:r>
+    </w:p>
+    <w:p>
+      <w:r>
+        <w:t>Följande fridlysta arter har sina livsmiljöer och växtplatser i den avverkningsanmälda skogen: knärot (VU, T, §8), lavskrika (NT, T, §4), talltita (NT, §4) och tretåig hackspett (NT, T, §4).</w:t>
+      </w:r>
+    </w:p>
+    <w:p>
+      <w:r>
+        <w:t xml:space="preserve">Observera att medlemsländerna är skyldiga att agera i enlighet med EU:s fågeldirektiv där det uttryckligen står att direktivet gäller för fåglar samt för deras ägg, bon och </w:t>
+      </w:r>
       <w:r>
         <w:rPr>
           <w:b/>
         </w:rPr>
-        <w:t xml:space="preserve">Björksplintborre </w:t>
-      </w:r>
-      <w:r>
-        <w:t>är en skalbagge vars larvutveckling sker i bark på nyligen döda björkar, både stående träd och vindfällen. En prydlig rad med runda ventilationshål i barken ovanför modergången är synnerligen karaktäristiskt. Arten är knuten till lövrika blandskogar med en hög andel gamla träd, och starkt gynnad av naturliga störningar som torka, översvämningar, brand och stormfällningar. Talrika gnagspår kan tyda på biotoper med höga naturvärden, exempelvis för ovanliga hackspettar och andra, mer sällsynta vedinsekter. Larverna är omtyckt hackspettsföda (SLU Artdatabanken, 2025).</w:t>
+        <w:t xml:space="preserve">livsmiljöer </w:t>
+      </w:r>
+      <w:r>
+        <w:t>(artikel 1). Vidare att de åtgärder som vidtas inte får leda till en försämring av den nuvarande situationen beträffande bevarandet av de fågelarter som avses i artikel 1 (artikel 13). Fågeldirektivet är styrande för tillsynsansvariga myndigheters ärendehantering, ställningstaganden och beslutsfattande.</w:t>
       </w:r>
     </w:p>
     <w:p>
@@ -262,10 +282,10 @@
         <w:rPr>
           <w:b/>
         </w:rPr>
-        <w:t>Garnlav (VU)</w:t>
-      </w:r>
-      <w:r>
-        <w:t xml:space="preserve"> är en utpräglad barrskogsart som ibland kan drapera träden i norrländska grannaturskogar med hög luftfuktighet. Den förekommer även i talldominerade bestånd där den, förutom i trädens grenverk, påträffas hängande över ojämnheter i tallbarken. Arten har minskat starkt i södra och mellersta Sverige och den minskar även i sitt nordliga utbredningsområde. Minskningstakten uppgår till 30 (20–50) % inom 50 år och överstiger gränsvärdet för Sårbar (VU). Orsaken till tillbakagången beror främst på slutavverkningar av naturskogsartade skogar. Bestånd med riklig förekomst bör regelmässigt sparas, vilket även gynnar flera andra sällsynta och rödlistade arter. Garnlav är värdväxt för den mycket sällsynta och akut hotade fjärilen barrskogslavfly (CR) som hör hemma i boreala barrskogar med riklig förekomst av värdväxten. Tidigare kunde arten konstateras årligen på flera platser vid Dala-Floda i Dalarna innan lokalerna kalavverkades. Senaste fyndet i landet av barrskogslavfly är från år 2000 då den påträffades vid Högberget i Sollefteå kommun. Garnlav är typisk art för </w:t>
+        <w:t>Knärot (VU, §8)</w:t>
+      </w:r>
+      <w:r>
+        <w:t xml:space="preserve"> är typisk art för </w:t>
       </w:r>
       <w:r>
         <w:rPr>
@@ -280,278 +300,10 @@
         <w:rPr>
           <w:i/>
         </w:rPr>
-        <w:t xml:space="preserve"> 9070 Trädklädd betesmark</w:t>
-      </w:r>
-      <w:r>
-        <w:t xml:space="preserve"> (SLU Artdatabanken, 2026).</w:t>
-      </w:r>
-    </w:p>
-    <w:p>
-      <w:r>
-        <w:rPr>
-          <w:b/>
-        </w:rPr>
-        <w:t xml:space="preserve">Kattfotslav (NT) </w:t>
-      </w:r>
-      <w:r>
-        <w:t xml:space="preserve">är en mycket god signalart i hela sitt svenska utbredningsområde och skogsbestånd med kattfotslav är alltid värdefulla ur naturvårdssynpunkt. Arten indikerar dels ett mikroklimat med konstant hög luftfuktighet, dels kontinuitet av äldre träd och god trädslutenhet. Trots att den är vanligare i sydvästra Sverige växer den enbart i skogsbestånd med höga naturvärden. Den är känslig för skogliga ingrepp som kan förändra lokal- och mikroklimat. Kattfotslav är typisk art för </w:t>
-      </w:r>
-      <w:r>
-        <w:rPr>
-          <w:i/>
-        </w:rPr>
-        <w:t xml:space="preserve">9010 Taiga, 9160 Näringsrik ekskog </w:t>
-      </w:r>
-      <w:r>
-        <w:t>och</w:t>
-      </w:r>
-      <w:r>
-        <w:rPr>
-          <w:i/>
-        </w:rPr>
-        <w:t xml:space="preserve"> 9190 Näringsfattig ekskog</w:t>
-      </w:r>
-      <w:r>
-        <w:t xml:space="preserve"> (Nitare &amp; Skogsstyrelsen, 2019; SLU Artdatabanken, 2026).</w:t>
-      </w:r>
-    </w:p>
-    <w:p>
-      <w:r>
-        <w:rPr>
-          <w:b/>
-        </w:rPr>
-        <w:t>Kolflarnlav (NT)</w:t>
-      </w:r>
-      <w:r>
-        <w:t xml:space="preserve"> är brandberoende och växer nästan uteslutande på kolad hård kärnved av tall. Etableringen verkar ske först 100–300 år efter brand och nytt substrat nybildas i mycket begränsad omfattning. Avverkning av tallskog av naturskogskaraktär med spår av återkommande bränder är ett hot och mängden lämplig ved att växa på för arten minskar dels på grund av naturlig nedbrytning men framförallt på grund av att det förstörs i samband med slutavverkningar, gallringar och markberedning. Såväl kolflarnlav som mörk kolflarnlav har glänsande bålfjäll och förekommer främst i tall- och blandbarrskogar av naturskogskaraktär med spår av återkommande bränder. Skogar som dessa hyser höga biologiska värden och bör skyddas. Kolflarnlav är typisk art för </w:t>
-      </w:r>
-      <w:r>
-        <w:rPr>
-          <w:i/>
-        </w:rPr>
-        <w:t>9010 Taiga</w:t>
-      </w:r>
-      <w:r>
-        <w:t xml:space="preserve"> (SLU Artdatabanken, 2024).</w:t>
-      </w:r>
-    </w:p>
-    <w:p>
-      <w:r>
-        <w:rPr>
-          <w:b/>
-        </w:rPr>
-        <w:t>Rosenticka (NT)</w:t>
-      </w:r>
-      <w:r>
-        <w:t xml:space="preserve">, rödlistad som nära hotad, ingår i en karaktäristisk association av vedsvampar som växer på gamla, grova granlågor i urskogsartade barrskogar. Den är placerad i toppen av Skogsstyrelsens värdepyramid för bedömning av skog med höga naturvärden och indikerar ett granskogsekosystem med långvarig kontinuitet av grova lågor. Artens beroende av grova granlågor innebär att alla skogsskötselåtgärder på eller i omedelbar närhet av lokalerna utgör ett hot på lång sikt. Det är angeläget att populationerna inte ytterligare glesas ut och ett tillräckligt antal områden där arten nu finns måste sparas för framtiden. Rosenticka är typisk art för </w:t>
-      </w:r>
-      <w:r>
-        <w:rPr>
-          <w:i/>
-        </w:rPr>
-        <w:t xml:space="preserve">9010 Taiga </w:t>
-      </w:r>
-      <w:r>
-        <w:t xml:space="preserve">och </w:t>
-      </w:r>
-      <w:r>
-        <w:rPr>
-          <w:i/>
-        </w:rPr>
-        <w:t>9050 Näringsrik granskog</w:t>
-      </w:r>
-      <w:r>
-        <w:t xml:space="preserve"> (Nitare &amp; Skogsstyrelsen, 2019; SLU Artdatabanken, 2024).</w:t>
-      </w:r>
-    </w:p>
-    <w:p>
-      <w:r>
-        <w:rPr>
-          <w:b/>
-        </w:rPr>
-        <w:t>Rynkskinn (NT)</w:t>
-      </w:r>
-      <w:r>
-        <w:t xml:space="preserve"> är en vednedbrytare som växer på grova granlågor och ingår i en karaktäristisk association av vedsvampar knutna till urskogsartade barrskogar. Den har klassificerats som en “urskogsindikator” och är placerad i toppen av Skogsstyrelsens värdepyramid för bedömning av skog med höga naturvärden. Allt tyder på att rynkskinn är mycket känslig för skogliga ingrepp och lokalerna, som oftast har höga biologiska kvaliteter, bör lämnas till fri utveckling. Rynkskinn är typisk art för </w:t>
-      </w:r>
-      <w:r>
-        <w:rPr>
-          <w:i/>
-        </w:rPr>
-        <w:t xml:space="preserve">9010 Taiga, 9050 Näringsrik granskog </w:t>
-      </w:r>
-      <w:r>
-        <w:t>och</w:t>
-      </w:r>
-      <w:r>
-        <w:rPr>
-          <w:i/>
-        </w:rPr>
-        <w:t xml:space="preserve"> 9030 Landhöjningsskog</w:t>
-      </w:r>
-      <w:r>
-        <w:t xml:space="preserve"> (Nitare &amp; Skogsstyrelsen, 2019; SLU Artdatabanken, 2026).</w:t>
-      </w:r>
-    </w:p>
-    <w:p>
-      <w:r>
-        <w:rPr>
-          <w:b/>
-        </w:rPr>
-        <w:t xml:space="preserve">Tallticka (NT) </w:t>
-      </w:r>
-      <w:r>
-        <w:t xml:space="preserve">uppträder först på tallar som är 100–150 år gamla men är vanligast på träd som är runt 150–200 år eller äldre. I skogslandskapet är den främst knuten till tallnaturskogar och restbiotoper med biologiskt gamla träd och signalerar vanligtvis skyddsvärda tallbestånd med höga naturvärden. Tallticka är typisk art för </w:t>
-      </w:r>
-      <w:r>
-        <w:rPr>
-          <w:i/>
-        </w:rPr>
-        <w:t xml:space="preserve">9010 Taiga </w:t>
-      </w:r>
-      <w:r>
-        <w:t xml:space="preserve">och </w:t>
-      </w:r>
-      <w:r>
-        <w:rPr>
-          <w:i/>
-        </w:rPr>
-        <w:t>9060 Åsbarrskog</w:t>
-      </w:r>
-      <w:r>
-        <w:t xml:space="preserve"> (SLU Artdatabanken, 2023; Nitare &amp; Skogsstyrelsen, 2019).</w:t>
-      </w:r>
-    </w:p>
-    <w:p>
-      <w:r>
-        <w:rPr>
-          <w:b/>
-        </w:rPr>
-        <w:t>Ullticka (NT)</w:t>
-      </w:r>
-      <w:r>
-        <w:t xml:space="preserve"> är knuten till restbestånd av barrnaturskog och förekommer med ett tydligt optimum i orörda eller måttligt påverkade gamla granskogar där det föreligger viss kontinuitet av grov död ved. Ullticka är en bra signalart inom hela sitt utbredningsområde och i södra Sverige är den sällsynt och en god signalart för skyddsvärda granskogsmiljöer. Den hotas av avverkning och fragmentering av naturskog och äldre granskog med lång trädkontinuitet. På ullticka kan ibland ulltickeporing (VU) påträffas - det är en sällsynt ticka som nyligen delats upp i de tre olika arterna ulltickeporing </w:t>
-      </w:r>
-      <w:r>
-        <w:rPr>
-          <w:i/>
-        </w:rPr>
-        <w:t xml:space="preserve">Skeletocutis brevispora </w:t>
-      </w:r>
-      <w:r>
-        <w:t>(VU)</w:t>
-      </w:r>
-      <w:r>
-        <w:rPr>
-          <w:i/>
-        </w:rPr>
-        <w:t>, Skeletocutis delicata</w:t>
-      </w:r>
-      <w:r>
-        <w:t xml:space="preserve"> (VU)</w:t>
-      </w:r>
-      <w:r>
-        <w:rPr>
-          <w:i/>
-        </w:rPr>
-        <w:t xml:space="preserve"> och Skeletocutis exilis</w:t>
-      </w:r>
-      <w:r>
-        <w:t xml:space="preserve"> (NT). Ullticka är typisk art för </w:t>
-      </w:r>
-      <w:r>
-        <w:rPr>
-          <w:i/>
-        </w:rPr>
-        <w:t xml:space="preserve">9010 Taiga, 9050 Näringsrik granskog </w:t>
-      </w:r>
-      <w:r>
-        <w:t xml:space="preserve">och </w:t>
-      </w:r>
-      <w:r>
-        <w:rPr>
-          <w:i/>
-        </w:rPr>
-        <w:t>9030 Landhöjningsskog</w:t>
-      </w:r>
-      <w:r>
-        <w:t xml:space="preserve"> (SLU Artdatabanken, 2026; Nitare &amp; Skogsstyrelsen, 2019; Miettinen &amp; Niemelä, 2018).</w:t>
-      </w:r>
-    </w:p>
-    <w:p>
-      <w:r>
-        <w:rPr>
-          <w:b/>
-        </w:rPr>
-        <w:t xml:space="preserve">Vedtrappmossa (NT) </w:t>
-      </w:r>
-      <w:r>
-        <w:t xml:space="preserve">växer på död ved, främst i gammal granskog. Den förekommer knappast alls i fjällnära barrskogar utan finns i skogslandskapet nedom fjällen och framför allt i landets södra delar är den en mycket bra signalart för barrnaturskog med höga naturvärden. Skogsavverkning och brist på grov död ved i skogen är de allvarligaste hoten och den överlever inte kalhyggesbruk. Lokaler med sluten granskog, tillräckligt stora för att säkerställa ett kontinuerligt tillskott på grova lågor, bör undantas från storskaligt skogsbruk. Vedtrappmossa är typisk art för </w:t>
-      </w:r>
-      <w:r>
-        <w:rPr>
-          <w:i/>
-        </w:rPr>
-        <w:t>9010 Taiga</w:t>
-      </w:r>
-      <w:r>
-        <w:t xml:space="preserve"> (SLU Artdatabanken, 2024).</w:t>
-      </w:r>
-    </w:p>
-    <w:p>
-      <w:pPr>
-        <w:pStyle w:val="Heading1"/>
-      </w:pPr>
-      <w:r>
-        <w:t>Fridlysta arter</w:t>
-      </w:r>
-    </w:p>
-    <w:p>
-      <w:r>
-        <w:t>Följande fridlysta arter har sina livsmiljöer och växtplatser i den avverkningsanmälda skogen: knärot (VU, §8), talltita (NT, §4), tretåig hackspett (NT, §4) och lavskrika (§4).</w:t>
-      </w:r>
-    </w:p>
-    <w:p>
-      <w:r>
-        <w:t xml:space="preserve">Observera att medlemsländerna är skyldiga att agera i enlighet med EU:s fågeldirektiv där det uttryckligen står att direktivet gäller för fåglar samt för deras ägg, bon och </w:t>
-      </w:r>
-      <w:r>
-        <w:rPr>
-          <w:b/>
-        </w:rPr>
-        <w:t xml:space="preserve">livsmiljöer </w:t>
-      </w:r>
-      <w:r>
-        <w:t>(artikel 1). Vidare att de åtgärder som vidtas inte får leda till en försämring av den nuvarande situationen beträffande bevarandet av de fågelarter som avses i artikel 1 (artikel 13). Fågeldirektivet är styrande för tillsynsansvariga myndigheters ärendehantering, ställningstaganden och beslutsfattande.</w:t>
-      </w:r>
-    </w:p>
-    <w:p>
-      <w:r>
-        <w:rPr>
-          <w:b/>
-        </w:rPr>
-        <w:t>Knärot (VU, §8)</w:t>
-      </w:r>
-      <w:r>
-        <w:t xml:space="preserve"> är typisk art för </w:t>
-      </w:r>
-      <w:r>
-        <w:rPr>
-          <w:i/>
-        </w:rPr>
-        <w:t xml:space="preserve">9010 Taiga </w:t>
-      </w:r>
-      <w:r>
-        <w:t>och</w:t>
-      </w:r>
-      <w:r>
-        <w:rPr>
-          <w:i/>
-        </w:rPr>
         <w:t xml:space="preserve"> 9050 Näringsrik granskog</w:t>
       </w:r>
       <w:r>
-        <w:t xml:space="preserve">, rödlistad som sårbar och fridlyst enligt 8§ artskyddsförordningen. En nyligen genomförd analys av 79 floraväktarlokaler indikerar att det behövs någonstans mellan 100 och 150 meters skyddszon för att en knärotspopulation inte ska dö ut på lång sikt (Sebestyén &amp; Sundberg, 2025). Detta ligger väl i linje med tidigare genomförda studier som visar att det krävs väl tilltagna buffertzoner för att knäroten inte ska ta skada av skogsbruksåtgärder i intilliggande skog (Johnson, 2014; Koelmeijer m.fl., 2022; Skogsstyrelsen, 2022). Arten är även känslig för gallring vilket framgår av Skogsstyrelsens egen vägledning för hänsyn till knärot (Skogsstyrelsen, 2022). För rika förekomster av knärot är reservatsbildning eller biotopskydd lämpliga åtgärder för att skydda den. På knärot kan den sällsynta rostsvampen </w:t>
+        <w:t xml:space="preserve">, rödlistad som sårbar och fridlyst enligt 8§ artskyddsförordningen. En nyligen genomförd analys av 79 floraväktarlokaler indikerar att det behövs någonstans mellan 100 och 150 meters skyddszon för att en knärotspopulation inte ska dö ut på lång sikt (Sebestyén &amp; Sundberg, 2025). Detta ligger väl i linje med tidigare genomförda studier som visar att det krävs väl tilltagna buffertzoner för att knäroten inte ska ta skada av skogsbruksåtgärder i intilliggande skog (Johnson, 2014; Koelmeijer m.fl., 2022; Skogsstyrelsen, 2022). Arten är även känslig för gallring vilket framgår av Skogsstyrelsens egen vägledning för hänsyn till knärot (Skogsstyrelsen, 2022). Ytterligare en studie visar på den starka korrelationen mellan minskande arealer kontinuitetsskog och lokal utdöenderisk. Knäroten uppvisade en mycket låg koloniseringsgrad (0,7 % över 10 år) i kombination med hög lokal utrotningsrisk (75,2 %), där utrotningssannolikheten ökade kraftigt när arealen kontinuitetsskog minskade mellan undersökningar, t.ex. på grund av kalhyggesbruk (Johansson et al., 2026). För rika förekomster av knärot är reservatsbildning eller biotopskydd lämpliga åtgärder för att skydda den. På knärot kan den sällsynta rostsvampen </w:t>
       </w:r>
       <w:r>
         <w:rPr>
@@ -584,7 +336,7 @@
       <w:r>
         <w:drawing>
           <wp:inline xmlns:a="http://schemas.openxmlformats.org/drawingml/2006/main" xmlns:pic="http://schemas.openxmlformats.org/drawingml/2006/picture">
-            <wp:extent cx="5486400" cy="5329884"/>
+            <wp:extent cx="5486400" cy="5746580"/>
             <wp:docPr id="2" name="Picture 2"/>
             <wp:cNvGraphicFramePr>
               <a:graphicFrameLocks noChangeAspect="1"/>
@@ -605,7 +357,7 @@
                   <pic:spPr>
                     <a:xfrm>
                       <a:off x="0" y="0"/>
-                      <a:ext cx="5486400" cy="5329884"/>
+                      <a:ext cx="5486400" cy="5746580"/>
                     </a:xfrm>
                     <a:prstGeom prst="rect"/>
                   </pic:spPr>
@@ -619,15 +371,11 @@
     <w:p>
       <w:pPr>
         <w:pStyle w:val="Caption"/>
+        <w:spacing w:after="240"/>
       </w:pPr>
       <w:r>
         <w:t>Figur 2. Fyndplatser och buffertzoner för knärot i det avverkningsanmälda området. Endast fyndplatser vars buffertzoner överlappar med det avverkningsanmälda området har tagits med i visualiseringen. Kartans mittpunktskoordinat är N 6845912, E 535585 i SWEREF 99 TM.</w:t>
       </w:r>
-    </w:p>
-    <w:p>
-      <w:pPr>
-        <w:pStyle w:val="Caption"/>
-      </w:pPr>
     </w:p>
     <w:p>
       <w:r>
@@ -692,6 +440,266 @@
     <w:p>
       <w:r>
         <w:t>I BILAGA 1 finns mer detaljerad information om ekologi samt krav på livsmiljö hos fridlysta arter.</w:t>
+      </w:r>
+    </w:p>
+    <w:p>
+      <w:pPr>
+        <w:pStyle w:val="Heading2"/>
+      </w:pPr>
+      <w:r>
+        <w:t>Övriga naturvårdsarter</w:t>
+      </w:r>
+    </w:p>
+    <w:p>
+      <w:r>
+        <w:rPr>
+          <w:b/>
+        </w:rPr>
+        <w:t xml:space="preserve">Björksplintborre </w:t>
+      </w:r>
+      <w:r>
+        <w:t>är en skalbagge vars larvutveckling sker i bark på nyligen döda björkar, både stående träd och vindfällen. En prydlig rad med runda ventilationshål i barken ovanför modergången är synnerligen karaktäristiskt. Arten är knuten till lövrika blandskogar med en hög andel gamla träd, och starkt gynnad av naturliga störningar som torka, översvämningar, brand och stormfällningar. Talrika gnagspår kan tyda på biotoper med höga naturvärden, exempelvis för ovanliga hackspettar och andra, mer sällsynta vedinsekter. Larverna är omtyckt hackspettsföda (SLU Artdatabanken, 2025).</w:t>
+      </w:r>
+    </w:p>
+    <w:p>
+      <w:r>
+        <w:rPr>
+          <w:b/>
+        </w:rPr>
+        <w:t>Garnlav (VU)</w:t>
+      </w:r>
+      <w:r>
+        <w:t xml:space="preserve"> är en utpräglad barrskogsart som ibland kan drapera träden i norrländska grannaturskogar med hög luftfuktighet. Den förekommer även i talldominerade bestånd där den, förutom i trädens grenverk, påträffas hängande över ojämnheter i tallbarken. Arten har minskat starkt i södra och mellersta Sverige och den minskar även i sitt nordliga utbredningsområde. Minskningstakten uppgår till 30 (20–50) % inom 50 år och överstiger gränsvärdet för Sårbar (VU). Orsaken till tillbakagången beror främst på slutavverkningar av naturskogsartade skogar. Bestånd med riklig förekomst bör regelmässigt sparas, vilket även gynnar flera andra sällsynta och rödlistade arter. Garnlav är värdväxt för den mycket sällsynta och akut hotade fjärilen barrskogslavfly (CR) som hör hemma i boreala barrskogar med riklig förekomst av värdväxten. Tidigare kunde arten konstateras årligen på flera platser vid Dala-Floda i Dalarna innan lokalerna kalavverkades. Senaste fyndet i landet av barrskogslavfly är från år 2000 då den påträffades vid Högberget i Sollefteå kommun. Garnlav är typisk art för </w:t>
+      </w:r>
+      <w:r>
+        <w:rPr>
+          <w:i/>
+        </w:rPr>
+        <w:t xml:space="preserve">9010 Taiga </w:t>
+      </w:r>
+      <w:r>
+        <w:t>och</w:t>
+      </w:r>
+      <w:r>
+        <w:rPr>
+          <w:i/>
+        </w:rPr>
+        <w:t xml:space="preserve"> 9070 Trädklädd betesmark</w:t>
+      </w:r>
+      <w:r>
+        <w:t xml:space="preserve"> (SLU Artdatabanken, 2026).</w:t>
+      </w:r>
+    </w:p>
+    <w:p>
+      <w:r>
+        <w:rPr>
+          <w:b/>
+        </w:rPr>
+        <w:t xml:space="preserve">Kattfotslav (NT) </w:t>
+      </w:r>
+      <w:r>
+        <w:t xml:space="preserve">är en mycket god signalart i hela sitt svenska utbredningsområde och skogsbestånd med kattfotslav är alltid värdefulla ur naturvårdssynpunkt. Arten indikerar dels ett mikroklimat med konstant hög luftfuktighet, dels kontinuitet av äldre träd och god trädslutenhet. Trots att den är vanligare i sydvästra Sverige växer den enbart i skogsbestånd med höga naturvärden. Den är känslig för skogliga ingrepp som kan förändra lokal- och mikroklimat. Kattfotslav är typisk art för </w:t>
+      </w:r>
+      <w:r>
+        <w:rPr>
+          <w:i/>
+        </w:rPr>
+        <w:t xml:space="preserve">9010 Taiga, 9160 Näringsrik ekskog </w:t>
+      </w:r>
+      <w:r>
+        <w:t>och</w:t>
+      </w:r>
+      <w:r>
+        <w:rPr>
+          <w:i/>
+        </w:rPr>
+        <w:t xml:space="preserve"> 9190 Näringsfattig ekskog</w:t>
+      </w:r>
+      <w:r>
+        <w:t xml:space="preserve"> (Nitare &amp; Skogsstyrelsen, 2019; SLU Artdatabanken, 2026).</w:t>
+      </w:r>
+    </w:p>
+    <w:p>
+      <w:r>
+        <w:rPr>
+          <w:b/>
+        </w:rPr>
+        <w:t>Kolflarnlav (NT)</w:t>
+      </w:r>
+      <w:r>
+        <w:t xml:space="preserve"> är brandberoende och växer nästan uteslutande på kolad hård kärnved av tall. Etableringen verkar ske först 100–300 år efter brand och nytt substrat nybildas i mycket begränsad omfattning. Avverkning av tallskog av naturskogskaraktär med spår av återkommande bränder är ett hot och mängden lämplig ved att växa på för arten minskar dels på grund av naturlig nedbrytning men framförallt på grund av att det förstörs i samband med slutavverkningar, gallringar och markberedning. Såväl kolflarnlav som mörk kolflarnlav har glänsande bålfjäll och förekommer främst i tall- och blandbarrskogar av naturskogskaraktär med spår av återkommande bränder. Skogar som dessa hyser höga biologiska värden och bör skyddas. Kolflarnlav är typisk art för </w:t>
+      </w:r>
+      <w:r>
+        <w:rPr>
+          <w:i/>
+        </w:rPr>
+        <w:t>9010 Taiga</w:t>
+      </w:r>
+      <w:r>
+        <w:t xml:space="preserve"> (SLU Artdatabanken, 2024).</w:t>
+      </w:r>
+    </w:p>
+    <w:p>
+      <w:r>
+        <w:rPr>
+          <w:b/>
+        </w:rPr>
+        <w:t>Rosenticka (NT)</w:t>
+      </w:r>
+      <w:r>
+        <w:t xml:space="preserve">, rödlistad som nära hotad, ingår i en karaktäristisk association av vedsvampar som växer på gamla, grova granlågor i urskogsartade barrskogar. Den är placerad i toppen av Skogsstyrelsens värdepyramid för bedömning av skog med höga naturvärden och indikerar ett granskogsekosystem med långvarig kontinuitet av grova lågor. Artens beroende av grova granlågor innebär att alla skogsskötselåtgärder på eller i omedelbar närhet av lokalerna utgör ett hot på lång sikt. Det är angeläget att populationerna inte ytterligare glesas ut och ett tillräckligt antal områden där arten nu finns måste sparas för framtiden. Rosenticka är typisk art för </w:t>
+      </w:r>
+      <w:r>
+        <w:rPr>
+          <w:i/>
+        </w:rPr>
+        <w:t xml:space="preserve">9010 Taiga </w:t>
+      </w:r>
+      <w:r>
+        <w:t xml:space="preserve">och </w:t>
+      </w:r>
+      <w:r>
+        <w:rPr>
+          <w:i/>
+        </w:rPr>
+        <w:t>9050 Näringsrik granskog</w:t>
+      </w:r>
+      <w:r>
+        <w:t xml:space="preserve"> (Nitare &amp; Skogsstyrelsen, 2019; SLU Artdatabanken, 2024).</w:t>
+      </w:r>
+    </w:p>
+    <w:p>
+      <w:r>
+        <w:rPr>
+          <w:b/>
+        </w:rPr>
+        <w:t>Rynkskinn (NT)</w:t>
+      </w:r>
+      <w:r>
+        <w:t xml:space="preserve"> är en vednedbrytare som växer på grova granlågor och ingår i en karaktäristisk association av vedsvampar knutna till urskogsartade barrskogar. Den har klassificerats som en “urskogsindikator” och är placerad i toppen av Skogsstyrelsens värdepyramid för bedömning av skog med höga naturvärden. Allt tyder på att rynkskinn är mycket känslig för skogliga ingrepp och lokalerna, som oftast har höga biologiska kvaliteter, bör lämnas till fri utveckling. Rynkskinn är typisk art för </w:t>
+      </w:r>
+      <w:r>
+        <w:rPr>
+          <w:i/>
+        </w:rPr>
+        <w:t xml:space="preserve">9010 Taiga, 9050 Näringsrik granskog </w:t>
+      </w:r>
+      <w:r>
+        <w:t>och</w:t>
+      </w:r>
+      <w:r>
+        <w:rPr>
+          <w:i/>
+        </w:rPr>
+        <w:t xml:space="preserve"> 9030 Landhöjningsskog</w:t>
+      </w:r>
+      <w:r>
+        <w:t xml:space="preserve"> (Nitare &amp; Skogsstyrelsen, 2019; SLU Artdatabanken, 2026).</w:t>
+      </w:r>
+    </w:p>
+    <w:p>
+      <w:r>
+        <w:rPr>
+          <w:b/>
+        </w:rPr>
+        <w:t xml:space="preserve">Tallticka (NT) </w:t>
+      </w:r>
+      <w:r>
+        <w:t xml:space="preserve">uppträder först på tallar som är 100–150 år gamla men är vanligast på träd som är runt 150–200 år eller äldre. I skogslandskapet är den främst knuten till tallnaturskogar och restbiotoper med biologiskt gamla träd och signalerar vanligtvis skyddsvärda tallbestånd med höga naturvärden. Tallticka är typisk art för </w:t>
+      </w:r>
+      <w:r>
+        <w:rPr>
+          <w:i/>
+        </w:rPr>
+        <w:t xml:space="preserve">9010 Taiga </w:t>
+      </w:r>
+      <w:r>
+        <w:t xml:space="preserve">och </w:t>
+      </w:r>
+      <w:r>
+        <w:rPr>
+          <w:i/>
+        </w:rPr>
+        <w:t>9060 Åsbarrskog</w:t>
+      </w:r>
+      <w:r>
+        <w:t xml:space="preserve"> (SLU Artdatabanken, 2023; Nitare &amp; Skogsstyrelsen, 2019).</w:t>
+      </w:r>
+    </w:p>
+    <w:p>
+      <w:r>
+        <w:rPr>
+          <w:b/>
+        </w:rPr>
+        <w:t>Ullticka (NT)</w:t>
+      </w:r>
+      <w:r>
+        <w:t xml:space="preserve"> är knuten till restbestånd av barrnaturskog och förekommer med ett tydligt optimum i orörda eller måttligt påverkade gamla granskogar där det föreligger viss kontinuitet av grov död ved. Ullticka är en bra signalart inom hela sitt utbredningsområde och i södra Sverige är den sällsynt och en god signalart för skyddsvärda granskogsmiljöer. Den hotas av avverkning och fragmentering av naturskog och äldre granskog med lång trädkontinuitet. På ullticka kan ibland ulltickeporing (VU) påträffas - det är en sällsynt ticka som nyligen delats upp i de tre olika arterna ulltickeporing </w:t>
+      </w:r>
+      <w:r>
+        <w:rPr>
+          <w:i/>
+        </w:rPr>
+        <w:t xml:space="preserve">Skeletocutis brevispora </w:t>
+      </w:r>
+      <w:r>
+        <w:t>(VU)</w:t>
+      </w:r>
+      <w:r>
+        <w:rPr>
+          <w:i/>
+        </w:rPr>
+        <w:t>, Skeletocutis delicata</w:t>
+      </w:r>
+      <w:r>
+        <w:t xml:space="preserve"> (VU)</w:t>
+      </w:r>
+      <w:r>
+        <w:rPr>
+          <w:i/>
+        </w:rPr>
+        <w:t xml:space="preserve"> och Skeletocutis exilis</w:t>
+      </w:r>
+      <w:r>
+        <w:t xml:space="preserve"> (NT). Ullticka är typisk art för </w:t>
+      </w:r>
+      <w:r>
+        <w:rPr>
+          <w:i/>
+        </w:rPr>
+        <w:t xml:space="preserve">9010 Taiga, 9050 Näringsrik granskog </w:t>
+      </w:r>
+      <w:r>
+        <w:t xml:space="preserve">och </w:t>
+      </w:r>
+      <w:r>
+        <w:rPr>
+          <w:i/>
+        </w:rPr>
+        <w:t>9030 Landhöjningsskog</w:t>
+      </w:r>
+      <w:r>
+        <w:t xml:space="preserve"> (SLU Artdatabanken, 2026; Nitare &amp; Skogsstyrelsen, 2019; Miettinen &amp; Niemelä, 2018).</w:t>
+      </w:r>
+    </w:p>
+    <w:p>
+      <w:r>
+        <w:rPr>
+          <w:b/>
+        </w:rPr>
+        <w:t xml:space="preserve">Vedtrappmossa (NT) </w:t>
+      </w:r>
+      <w:r>
+        <w:t xml:space="preserve">växer på död ved, främst i gammal granskog. Den förekommer knappast alls i fjällnära barrskogar utan finns i skogslandskapet nedom fjällen och framför allt i landets södra delar är den en mycket bra signalart för barrnaturskog med höga naturvärden. Skogsavverkning och brist på grov död ved i skogen är de allvarligaste hoten och den överlever inte kalhyggesbruk. Lokaler med sluten granskog, tillräckligt stora för att säkerställa ett kontinuerligt tillskott på grova lågor, bör undantas från storskaligt skogsbruk. Vedtrappmossa är typisk art för </w:t>
+      </w:r>
+      <w:r>
+        <w:rPr>
+          <w:i/>
+        </w:rPr>
+        <w:t>9010 Taiga</w:t>
+      </w:r>
+      <w:r>
+        <w:t xml:space="preserve"> (SLU Artdatabanken, 2024).</w:t>
       </w:r>
     </w:p>
     <w:p>
@@ -800,7 +808,7 @@
         <w:rPr>
           <w:i/>
         </w:rPr>
-        <w:t>I det avverkningsanmälda skogsområdet har 13 naturvårdsarter varav 10 rödlistade arter sina livsmiljöer och växtplatser.</w:t>
+        <w:t>I det avverkningsanmälda skogsområdet har 13 naturvårdsarter varav 12 rödlistade arter sina livsmiljöer och växtplatser.</w:t>
       </w:r>
     </w:p>
     <w:p>
@@ -1033,7 +1041,7 @@
     </w:p>
     <w:p>
       <w:r>
-        <w:t>En analys av 79 floraväktarlokaler åren 1990–2015 vilka återbesökts under 2020–2024 visade på en tydlig negativ påverkan på knärotsförekomster från större hyggen i närområdet (inom 150–200 m) vilket indikerar att kanteffekter har en stor påverkan på populationerna. Resultaten bekräftar knärotens känslighet för kanteffekter och visar vikten av att skydda större skogsbestånd för att bevara arten. Om det blir höga andelar (&gt;30%) hyggen inom 200 meter från en knärotsförekomst så ökar risken för att en knärotspopulation dör ut och det verkar det behövas någonstans mellan 100 och 150 meters skyddszon för att bevara arten på lång sikt (Sebestyén &amp; Sundberg, 2025).</w:t>
+        <w:t>En analys av 79 floraväktarlokaler åren 1990–2015 vilka återbesökts under 2020–2024 visade på en tydlig negativ påverkan på knärotsförekomster från större hyggen i närområdet (inom 150–200 m) vilket indikerar att kanteffekter har en stor påverkan på populationerna. Resultaten bekräftar knärotens känslighet för kanteffekter och visar vikten av att skydda större skogsbestånd för att bevara arten. Om det blir höga andelar (&gt;30%) hyggen inom 200 meter från en knärotsförekomst så ökar risken för att en knärotspopulation dör ut och det verkar det behövas någonstans mellan 100 och 150 meters skyddszon för att bevara arten på lång sikt (Sebestyén &amp; Sundberg, 2025). Detta stöds även av en studie (Johansson et al, 2026) baserad på data från Riksskogstaxeringen som visar att knäroten minskat med 66 % under perioden 1993–2022 samt att det finns en stark korrelation mellan minskande arealer kontinuitetsskog och lokal utdöenderisk. Knäroten uppvisade en mycket låg koloniseringsgrad (0,7 % över 10 år) i kombination med hög lokal utrotningsrisk (75,2 %), där utrotningssannolikheten ökade kraftigt när arealen kontinuitetsskog minskade mellan undersökningar, t.ex. på grund av kalhyggesbruk (Johansson et al., 2026).</w:t>
       </w:r>
     </w:p>
     <w:p>
@@ -1078,7 +1086,7 @@
     </w:p>
     <w:p>
       <w:r>
-        <w:t>En nyligen publicerad vetenskaplig uppsats av Koelmeijer m.fl. (2022) inkluderar orkidén knärots skyddsbehov. I uppsatsen berörs problemet med uttorkning för växter, bl.a. för knärot, ett problem som blivit accentuerat på grund av den pågående klimatförändringen och torra somrar, t.ex. den exceptionellt torra sommaren 2018. I uppsatsen undersöks områden med tre olika avstånd från kalhyggeskant med avseende på skydd bl.a. för knärot. Det första området har avstånd upp till 20 m från hyggeskant (Strong edge effect), det andra 20–40 m från hyggeskant (Weak edge effect) och det tredje avser större avstånd från hyggeskant, där kanteffekten anses vara försumbar (Interior). Ett resultat var att man fann stor eller mycket stor uttorkningseffekt på känsliga och rödlistade skogsarter vid de kortare avstånden till hyggeskant, medan effekt av uttorkning inte konstaterades på större avstånd (Interior). För orkidén knärot fann man en rik förekomst (upp till 0,06 dm2/m2) på stort avstånd från hyggeskant (Interior), medan förekomsten var liten eller närmast försumbar i de områden som klassificerades som Weak edge effect respektive Strong edge effect. Arbetet påpekar att de allt oftare förekommande torra somrarna ger ytterligare skäl att utöka skyddsavståndet från hyggen till den fuktkrävande arten knärot (Koelmeijer m.fl., 2022).</w:t>
+        <w:t>Ytterligare en studie (Koelmeijer m.fl., 2022) inkluderar knärotens skyddsbehov. I uppsatsen berörs problemet med uttorkning för växter, bl.a. för knärot, ett problem som blivit accentuerat på grund av den pågående klimatförändringen och torra somrar, t.ex. den exceptionellt torra sommaren 2018. I uppsatsen undersöks områden med tre olika avstånd från kalhyggeskant med avseende på skydd bl.a. för knärot. Det första området har avstånd upp till 20 m från hyggeskant (Strong edge effect), det andra 20–40 m från hyggeskant (Weak edge effect) och det tredje avser större avstånd från hyggeskant, där kanteffekten anses vara försumbar (Interior). Ett resultat var att man fann stor eller mycket stor uttorkningseffekt på känsliga och rödlistade skogsarter vid de kortare avstånden till hyggeskant, medan effekt av uttorkning inte konstaterades på större avstånd (Interior). För orkidén knärot fann man en rik förekomst (upp till 0,06 dm2/m2) på stort avstånd från hyggeskant (Interior), medan förekomsten var liten eller närmast försumbar i de områden som klassificerades som Weak edge effect respektive Strong edge effect. Arbetet påpekar att de allt oftare förekommande torra somrarna ger ytterligare skäl att utöka skyddsavståndet från hyggen till den fuktkrävande arten knärot (Koelmeijer m.fl., 2022).</w:t>
       </w:r>
     </w:p>
     <w:p>
@@ -1110,7 +1118,7 @@
         <w:t xml:space="preserve">Short-term response of the herbaceous layer within leave patches after harvest. </w:t>
       </w:r>
       <w:r>
-        <w:t>Forest Ecology and Management 257, 1014–1025</w:t>
+        <w:t>Forest Ecology and Management 257, 1014–1025.</w:t>
       </w:r>
     </w:p>
     <w:p>
@@ -1124,7 +1132,30 @@
         <w:t xml:space="preserve">Level and pattern of overstory retention interact to shape long-term responses of understories to timber harvest. </w:t>
       </w:r>
       <w:r>
-        <w:t>Ecological Applications, 22, 2049–2064</w:t>
+        <w:t>Ecological Applications, 22, 2049–2064.</w:t>
+      </w:r>
+    </w:p>
+    <w:p>
+      <w:r>
+        <w:t>Johansson, V., Jansson, M. och Bergman, K-O</w:t>
+      </w:r>
+      <w:r>
+        <w:rPr>
+          <w:i/>
+        </w:rPr>
+        <w:t>.</w:t>
+      </w:r>
+      <w:r>
+        <w:t>, 2026.</w:t>
+      </w:r>
+      <w:r>
+        <w:rPr>
+          <w:i/>
+        </w:rPr>
+        <w:t xml:space="preserve"> A 30-year population decline of a threatened forest orchid associated with old growth forests</w:t>
+      </w:r>
+      <w:r>
+        <w:t>. Department of Physics, Chemistry and Biology (IFM), Linköping University.</w:t>
       </w:r>
     </w:p>
     <w:p>
@@ -1138,7 +1169,7 @@
         <w:t>Retention Forestry as a Conservation Measure for Boreal Forest Ground Vegetation</w:t>
       </w:r>
       <w:r>
-        <w:t>. Doktorsavhandling, SLU, Uppsala</w:t>
+        <w:t>. Doktorsavhandling, SLU, Uppsala.</w:t>
       </w:r>
     </w:p>
     <w:p>
@@ -1152,7 +1183,7 @@
         <w:t xml:space="preserve">Interactive effects of drought and edge exposure on old-growth forest understory species. </w:t>
       </w:r>
       <w:r>
-        <w:t>Landscape Ecology, 37, sid 1839–1853</w:t>
+        <w:t>Landscape Ecology, 37, sid 1839–1853.</w:t>
       </w:r>
     </w:p>
     <w:p>
@@ -1180,7 +1211,7 @@
         <w:t>Påverkan på knärotslokaler från hyggen i närheten.</w:t>
       </w:r>
       <w:r>
-        <w:t xml:space="preserve"> DAPHNE 36:1 2025. Botaniska Sällskapet i Stockholm</w:t>
+        <w:t xml:space="preserve"> DAPHNE 36:1 2025. Botaniska Sällskapet i Stockholm.</w:t>
       </w:r>
     </w:p>
     <w:p>
@@ -1194,7 +1225,7 @@
         <w:t xml:space="preserve">Vägledning för hänsyn till knärot. </w:t>
       </w:r>
       <w:r>
-        <w:t>https://www.skogsstyrelsen.se/lag-och-tillsyn/artskydd/vagledningar-och-kunskapsstod-artskydd/vagledning-for-hansyn-till-knarot/</w:t>
+        <w:t>https://www.skogsstyrelsen.se/lag-och-tillsyn/artskydd/vagledningar-och-kunskapsstod-artskydd/vagledning-for-hansyn-till-knarot/.</w:t>
       </w:r>
     </w:p>
     <w:p>
@@ -1208,7 +1239,7 @@
         <w:t xml:space="preserve">Artfaktablad. Naturvård – artfakta. </w:t>
       </w:r>
       <w:r>
-        <w:t>SLU Artdatabanken, Uppsala</w:t>
+        <w:t>SLU Artdatabanken, Uppsala.</w:t>
       </w:r>
     </w:p>
     <w:p>
@@ -1636,7 +1667,7 @@
 </file>
 
 <file path=word/endnotes.xml><?xml version="1.0" encoding="utf-8"?>
-<w:endnotes xmlns:wpc="http://schemas.microsoft.com/office/word/2010/wordprocessingCanvas" xmlns:cx="http://schemas.microsoft.com/office/drawing/2014/chartex" xmlns:cx1="http://schemas.microsoft.com/office/drawing/2015/9/8/chartex" xmlns:cx2="http://schemas.microsoft.com/office/drawing/2015/10/21/chartex" xmlns:cx3="http://schemas.microsoft.com/office/drawing/2016/5/9/chartex" xmlns:cx4="http://schemas.microsoft.com/office/drawing/2016/5/10/chartex" xmlns:cx5="http://schemas.microsoft.com/office/drawing/2016/5/11/chartex" xmlns:cx6="http://schemas.microsoft.com/office/drawing/2016/5/12/chartex" xmlns:cx7="http://schemas.microsoft.com/office/drawing/2016/5/13/chartex" xmlns:cx8="http://schemas.microsoft.com/office/drawing/2016/5/14/chartex" xmlns:mc="http://schemas.openxmlformats.org/markup-compatibility/2006" xmlns:aink="http://schemas.microsoft.com/office/drawing/2016/ink" xmlns:am3d="http://schemas.microsoft.com/office/drawing/2017/model3d" xmlns:o="urn:schemas-microsoft-com:office:office" xmlns:oel="http://schemas.microsoft.com/office/2019/extlst" xmlns:r="http://schemas.openxmlformats.org/officeDocument/2006/relationships" xmlns:m="http://schemas.openxmlformats.org/officeDocument/2006/math" xmlns:v="urn:schemas-microsoft-com:vml" xmlns:wp14="http://schemas.microsoft.com/office/word/2010/wordprocessingDrawing" xmlns:wp="http://schemas.openxmlformats.org/drawingml/2006/wordprocessingDrawing" xmlns:w10="urn:schemas-microsoft-com:office:word" xmlns:w="http://schemas.openxmlformats.org/wordprocessingml/2006/main" xmlns:w14="http://schemas.microsoft.com/office/word/2010/wordml" xmlns:w15="http://schemas.microsoft.com/office/word/2012/wordml" xmlns:w16cex="http://schemas.microsoft.com/office/word/2018/wordml/cex" xmlns:w16cid="http://schemas.microsoft.com/office/word/2016/wordml/cid" xmlns:w16="http://schemas.microsoft.com/office/word/2018/wordml" xmlns:w16sdtdh="http://schemas.microsoft.com/office/word/2020/wordml/sdtdatahash" xmlns:w16se="http://schemas.microsoft.com/office/word/2015/wordml/symex" xmlns:wpg="http://schemas.microsoft.com/office/word/2010/wordprocessingGroup" xmlns:wpi="http://schemas.microsoft.com/office/word/2010/wordprocessingInk" xmlns:wne="http://schemas.microsoft.com/office/word/2006/wordml" xmlns:wps="http://schemas.microsoft.com/office/word/2010/wordprocessingShape" mc:Ignorable="w14 w15 w16se w16cid w16 w16cex w16sdtdh wp14">
+<w:endnotes xmlns:wpc="http://schemas.microsoft.com/office/word/2010/wordprocessingCanvas" xmlns:cx="http://schemas.microsoft.com/office/drawing/2014/chartex" xmlns:cx1="http://schemas.microsoft.com/office/drawing/2015/9/8/chartex" xmlns:cx2="http://schemas.microsoft.com/office/drawing/2015/10/21/chartex" xmlns:cx3="http://schemas.microsoft.com/office/drawing/2016/5/9/chartex" xmlns:cx4="http://schemas.microsoft.com/office/drawing/2016/5/10/chartex" xmlns:cx5="http://schemas.microsoft.com/office/drawing/2016/5/11/chartex" xmlns:cx6="http://schemas.microsoft.com/office/drawing/2016/5/12/chartex" xmlns:cx7="http://schemas.microsoft.com/office/drawing/2016/5/13/chartex" xmlns:cx8="http://schemas.microsoft.com/office/drawing/2016/5/14/chartex" xmlns:mc="http://schemas.openxmlformats.org/markup-compatibility/2006" xmlns:aink="http://schemas.microsoft.com/office/drawing/2016/ink" xmlns:am3d="http://schemas.microsoft.com/office/drawing/2017/model3d" xmlns:o="urn:schemas-microsoft-com:office:office" xmlns:oel="http://schemas.microsoft.com/office/2019/extlst" xmlns:r="http://schemas.openxmlformats.org/officeDocument/2006/relationships" xmlns:m="http://schemas.openxmlformats.org/officeDocument/2006/math" xmlns:v="urn:schemas-microsoft-com:vml" xmlns:wp14="http://schemas.microsoft.com/office/word/2010/wordprocessingDrawing" xmlns:wp="http://schemas.openxmlformats.org/drawingml/2006/wordprocessingDrawing" xmlns:w10="urn:schemas-microsoft-com:office:word" xmlns:w="http://schemas.openxmlformats.org/wordprocessingml/2006/main" xmlns:w14="http://schemas.microsoft.com/office/word/2010/wordml" xmlns:w15="http://schemas.microsoft.com/office/word/2012/wordml" xmlns:w16cex="http://schemas.microsoft.com/office/word/2018/wordml/cex" xmlns:w16cid="http://schemas.microsoft.com/office/word/2016/wordml/cid" xmlns:w16="http://schemas.microsoft.com/office/word/2018/wordml" xmlns:w16du="http://schemas.microsoft.com/office/word/2023/wordml/word16du" xmlns:w16sdtdh="http://schemas.microsoft.com/office/word/2020/wordml/sdtdatahash" xmlns:w16sdtfl="http://schemas.microsoft.com/office/word/2024/wordml/sdtformatlock" xmlns:w16se="http://schemas.microsoft.com/office/word/2015/wordml/symex" xmlns:wpg="http://schemas.microsoft.com/office/word/2010/wordprocessingGroup" xmlns:wpi="http://schemas.microsoft.com/office/word/2010/wordprocessingInk" xmlns:wne="http://schemas.microsoft.com/office/word/2006/wordml" xmlns:wps="http://schemas.microsoft.com/office/word/2010/wordprocessingShape" mc:Ignorable="w14 w15 w16se w16cid w16 w16cex w16sdtdh w16sdtfl w16du wp14">
   <w:endnote w:type="separator" w:id="-1">
     <w:p>
       <w:pPr>
@@ -1661,7 +1692,7 @@
 </file>
 
 <file path=word/footer1.xml><?xml version="1.0" encoding="utf-8"?>
-<w:ftr xmlns:wpc="http://schemas.microsoft.com/office/word/2010/wordprocessingCanvas" xmlns:cx="http://schemas.microsoft.com/office/drawing/2014/chartex" xmlns:cx1="http://schemas.microsoft.com/office/drawing/2015/9/8/chartex" xmlns:cx2="http://schemas.microsoft.com/office/drawing/2015/10/21/chartex" xmlns:cx3="http://schemas.microsoft.com/office/drawing/2016/5/9/chartex" xmlns:cx4="http://schemas.microsoft.com/office/drawing/2016/5/10/chartex" xmlns:cx5="http://schemas.microsoft.com/office/drawing/2016/5/11/chartex" xmlns:cx6="http://schemas.microsoft.com/office/drawing/2016/5/12/chartex" xmlns:cx7="http://schemas.microsoft.com/office/drawing/2016/5/13/chartex" xmlns:cx8="http://schemas.microsoft.com/office/drawing/2016/5/14/chartex" xmlns:mc="http://schemas.openxmlformats.org/markup-compatibility/2006" xmlns:aink="http://schemas.microsoft.com/office/drawing/2016/ink" xmlns:am3d="http://schemas.microsoft.com/office/drawing/2017/model3d" xmlns:o="urn:schemas-microsoft-com:office:office" xmlns:oel="http://schemas.microsoft.com/office/2019/extlst" xmlns:r="http://schemas.openxmlformats.org/officeDocument/2006/relationships" xmlns:m="http://schemas.openxmlformats.org/officeDocument/2006/math" xmlns:v="urn:schemas-microsoft-com:vml" xmlns:wp14="http://schemas.microsoft.com/office/word/2010/wordprocessingDrawing" xmlns:wp="http://schemas.openxmlformats.org/drawingml/2006/wordprocessingDrawing" xmlns:w10="urn:schemas-microsoft-com:office:word" xmlns:w="http://schemas.openxmlformats.org/wordprocessingml/2006/main" xmlns:w14="http://schemas.microsoft.com/office/word/2010/wordml" xmlns:w15="http://schemas.microsoft.com/office/word/2012/wordml" xmlns:w16cex="http://schemas.microsoft.com/office/word/2018/wordml/cex" xmlns:w16cid="http://schemas.microsoft.com/office/word/2016/wordml/cid" xmlns:w16="http://schemas.microsoft.com/office/word/2018/wordml" xmlns:w16sdtdh="http://schemas.microsoft.com/office/word/2020/wordml/sdtdatahash" xmlns:w16se="http://schemas.microsoft.com/office/word/2015/wordml/symex" xmlns:wpg="http://schemas.microsoft.com/office/word/2010/wordprocessingGroup" xmlns:wpi="http://schemas.microsoft.com/office/word/2010/wordprocessingInk" xmlns:wne="http://schemas.microsoft.com/office/word/2006/wordml" xmlns:wps="http://schemas.microsoft.com/office/word/2010/wordprocessingShape" mc:Ignorable="w14 w15 w16se w16cid w16 w16cex w16sdtdh wp14">
+<w:ftr xmlns:wpc="http://schemas.microsoft.com/office/word/2010/wordprocessingCanvas" xmlns:cx="http://schemas.microsoft.com/office/drawing/2014/chartex" xmlns:cx1="http://schemas.microsoft.com/office/drawing/2015/9/8/chartex" xmlns:cx2="http://schemas.microsoft.com/office/drawing/2015/10/21/chartex" xmlns:cx3="http://schemas.microsoft.com/office/drawing/2016/5/9/chartex" xmlns:cx4="http://schemas.microsoft.com/office/drawing/2016/5/10/chartex" xmlns:cx5="http://schemas.microsoft.com/office/drawing/2016/5/11/chartex" xmlns:cx6="http://schemas.microsoft.com/office/drawing/2016/5/12/chartex" xmlns:cx7="http://schemas.microsoft.com/office/drawing/2016/5/13/chartex" xmlns:cx8="http://schemas.microsoft.com/office/drawing/2016/5/14/chartex" xmlns:mc="http://schemas.openxmlformats.org/markup-compatibility/2006" xmlns:aink="http://schemas.microsoft.com/office/drawing/2016/ink" xmlns:am3d="http://schemas.microsoft.com/office/drawing/2017/model3d" xmlns:o="urn:schemas-microsoft-com:office:office" xmlns:oel="http://schemas.microsoft.com/office/2019/extlst" xmlns:r="http://schemas.openxmlformats.org/officeDocument/2006/relationships" xmlns:m="http://schemas.openxmlformats.org/officeDocument/2006/math" xmlns:v="urn:schemas-microsoft-com:vml" xmlns:wp14="http://schemas.microsoft.com/office/word/2010/wordprocessingDrawing" xmlns:wp="http://schemas.openxmlformats.org/drawingml/2006/wordprocessingDrawing" xmlns:w10="urn:schemas-microsoft-com:office:word" xmlns:w="http://schemas.openxmlformats.org/wordprocessingml/2006/main" xmlns:w14="http://schemas.microsoft.com/office/word/2010/wordml" xmlns:w15="http://schemas.microsoft.com/office/word/2012/wordml" xmlns:w16cex="http://schemas.microsoft.com/office/word/2018/wordml/cex" xmlns:w16cid="http://schemas.microsoft.com/office/word/2016/wordml/cid" xmlns:w16="http://schemas.microsoft.com/office/word/2018/wordml" xmlns:w16du="http://schemas.microsoft.com/office/word/2023/wordml/word16du" xmlns:w16sdtdh="http://schemas.microsoft.com/office/word/2020/wordml/sdtdatahash" xmlns:w16sdtfl="http://schemas.microsoft.com/office/word/2024/wordml/sdtformatlock" xmlns:w16se="http://schemas.microsoft.com/office/word/2015/wordml/symex" xmlns:wpg="http://schemas.microsoft.com/office/word/2010/wordprocessingGroup" xmlns:wpi="http://schemas.microsoft.com/office/word/2010/wordprocessingInk" xmlns:wne="http://schemas.microsoft.com/office/word/2006/wordml" xmlns:wps="http://schemas.microsoft.com/office/word/2010/wordprocessingShape" mc:Ignorable="w14 w15 w16se w16cid w16 w16cex w16sdtdh w16sdtfl w16du wp14">
   <w:p>
     <w:pPr>
       <w:pStyle w:val="Footer"/>
@@ -1671,7 +1702,7 @@
 </file>
 
 <file path=word/footer2.xml><?xml version="1.0" encoding="utf-8"?>
-<w:ftr xmlns:wpc="http://schemas.microsoft.com/office/word/2010/wordprocessingCanvas" xmlns:cx="http://schemas.microsoft.com/office/drawing/2014/chartex" xmlns:cx1="http://schemas.microsoft.com/office/drawing/2015/9/8/chartex" xmlns:cx2="http://schemas.microsoft.com/office/drawing/2015/10/21/chartex" xmlns:cx3="http://schemas.microsoft.com/office/drawing/2016/5/9/chartex" xmlns:cx4="http://schemas.microsoft.com/office/drawing/2016/5/10/chartex" xmlns:cx5="http://schemas.microsoft.com/office/drawing/2016/5/11/chartex" xmlns:cx6="http://schemas.microsoft.com/office/drawing/2016/5/12/chartex" xmlns:cx7="http://schemas.microsoft.com/office/drawing/2016/5/13/chartex" xmlns:cx8="http://schemas.microsoft.com/office/drawing/2016/5/14/chartex" xmlns:mc="http://schemas.openxmlformats.org/markup-compatibility/2006" xmlns:aink="http://schemas.microsoft.com/office/drawing/2016/ink" xmlns:am3d="http://schemas.microsoft.com/office/drawing/2017/model3d" xmlns:o="urn:schemas-microsoft-com:office:office" xmlns:oel="http://schemas.microsoft.com/office/2019/extlst" xmlns:r="http://schemas.openxmlformats.org/officeDocument/2006/relationships" xmlns:m="http://schemas.openxmlformats.org/officeDocument/2006/math" xmlns:v="urn:schemas-microsoft-com:vml" xmlns:wp14="http://schemas.microsoft.com/office/word/2010/wordprocessingDrawing" xmlns:wp="http://schemas.openxmlformats.org/drawingml/2006/wordprocessingDrawing" xmlns:w10="urn:schemas-microsoft-com:office:word" xmlns:w="http://schemas.openxmlformats.org/wordprocessingml/2006/main" xmlns:w14="http://schemas.microsoft.com/office/word/2010/wordml" xmlns:w15="http://schemas.microsoft.com/office/word/2012/wordml" xmlns:w16cex="http://schemas.microsoft.com/office/word/2018/wordml/cex" xmlns:w16cid="http://schemas.microsoft.com/office/word/2016/wordml/cid" xmlns:w16="http://schemas.microsoft.com/office/word/2018/wordml" xmlns:w16sdtdh="http://schemas.microsoft.com/office/word/2020/wordml/sdtdatahash" xmlns:w16se="http://schemas.microsoft.com/office/word/2015/wordml/symex" xmlns:wpg="http://schemas.microsoft.com/office/word/2010/wordprocessingGroup" xmlns:wpi="http://schemas.microsoft.com/office/word/2010/wordprocessingInk" xmlns:wne="http://schemas.microsoft.com/office/word/2006/wordml" xmlns:wps="http://schemas.microsoft.com/office/word/2010/wordprocessingShape" mc:Ignorable="w14 w15 w16se w16cid w16 w16cex w16sdtdh wp14">
+<w:ftr xmlns:wpc="http://schemas.microsoft.com/office/word/2010/wordprocessingCanvas" xmlns:cx="http://schemas.microsoft.com/office/drawing/2014/chartex" xmlns:cx1="http://schemas.microsoft.com/office/drawing/2015/9/8/chartex" xmlns:cx2="http://schemas.microsoft.com/office/drawing/2015/10/21/chartex" xmlns:cx3="http://schemas.microsoft.com/office/drawing/2016/5/9/chartex" xmlns:cx4="http://schemas.microsoft.com/office/drawing/2016/5/10/chartex" xmlns:cx5="http://schemas.microsoft.com/office/drawing/2016/5/11/chartex" xmlns:cx6="http://schemas.microsoft.com/office/drawing/2016/5/12/chartex" xmlns:cx7="http://schemas.microsoft.com/office/drawing/2016/5/13/chartex" xmlns:cx8="http://schemas.microsoft.com/office/drawing/2016/5/14/chartex" xmlns:mc="http://schemas.openxmlformats.org/markup-compatibility/2006" xmlns:aink="http://schemas.microsoft.com/office/drawing/2016/ink" xmlns:am3d="http://schemas.microsoft.com/office/drawing/2017/model3d" xmlns:o="urn:schemas-microsoft-com:office:office" xmlns:oel="http://schemas.microsoft.com/office/2019/extlst" xmlns:r="http://schemas.openxmlformats.org/officeDocument/2006/relationships" xmlns:m="http://schemas.openxmlformats.org/officeDocument/2006/math" xmlns:v="urn:schemas-microsoft-com:vml" xmlns:wp14="http://schemas.microsoft.com/office/word/2010/wordprocessingDrawing" xmlns:wp="http://schemas.openxmlformats.org/drawingml/2006/wordprocessingDrawing" xmlns:w10="urn:schemas-microsoft-com:office:word" xmlns:w="http://schemas.openxmlformats.org/wordprocessingml/2006/main" xmlns:w14="http://schemas.microsoft.com/office/word/2010/wordml" xmlns:w15="http://schemas.microsoft.com/office/word/2012/wordml" xmlns:w16cex="http://schemas.microsoft.com/office/word/2018/wordml/cex" xmlns:w16cid="http://schemas.microsoft.com/office/word/2016/wordml/cid" xmlns:w16="http://schemas.microsoft.com/office/word/2018/wordml" xmlns:w16du="http://schemas.microsoft.com/office/word/2023/wordml/word16du" xmlns:w16sdtdh="http://schemas.microsoft.com/office/word/2020/wordml/sdtdatahash" xmlns:w16sdtfl="http://schemas.microsoft.com/office/word/2024/wordml/sdtformatlock" xmlns:w16se="http://schemas.microsoft.com/office/word/2015/wordml/symex" xmlns:wpg="http://schemas.microsoft.com/office/word/2010/wordprocessingGroup" xmlns:wpi="http://schemas.microsoft.com/office/word/2010/wordprocessingInk" xmlns:wne="http://schemas.microsoft.com/office/word/2006/wordml" xmlns:wps="http://schemas.microsoft.com/office/word/2010/wordprocessingShape" mc:Ignorable="w14 w15 w16se w16cid w16 w16cex w16sdtdh w16sdtfl w16du wp14">
   <w:p>
     <w:pPr>
       <w:pStyle w:val="Footer"/>
@@ -1681,7 +1712,7 @@
 </file>
 
 <file path=word/footer3.xml><?xml version="1.0" encoding="utf-8"?>
-<w:ftr xmlns:wpc="http://schemas.microsoft.com/office/word/2010/wordprocessingCanvas" xmlns:cx="http://schemas.microsoft.com/office/drawing/2014/chartex" xmlns:cx1="http://schemas.microsoft.com/office/drawing/2015/9/8/chartex" xmlns:cx2="http://schemas.microsoft.com/office/drawing/2015/10/21/chartex" xmlns:cx3="http://schemas.microsoft.com/office/drawing/2016/5/9/chartex" xmlns:cx4="http://schemas.microsoft.com/office/drawing/2016/5/10/chartex" xmlns:cx5="http://schemas.microsoft.com/office/drawing/2016/5/11/chartex" xmlns:cx6="http://schemas.microsoft.com/office/drawing/2016/5/12/chartex" xmlns:cx7="http://schemas.microsoft.com/office/drawing/2016/5/13/chartex" xmlns:cx8="http://schemas.microsoft.com/office/drawing/2016/5/14/chartex" xmlns:mc="http://schemas.openxmlformats.org/markup-compatibility/2006" xmlns:aink="http://schemas.microsoft.com/office/drawing/2016/ink" xmlns:am3d="http://schemas.microsoft.com/office/drawing/2017/model3d" xmlns:o="urn:schemas-microsoft-com:office:office" xmlns:oel="http://schemas.microsoft.com/office/2019/extlst" xmlns:r="http://schemas.openxmlformats.org/officeDocument/2006/relationships" xmlns:m="http://schemas.openxmlformats.org/officeDocument/2006/math" xmlns:v="urn:schemas-microsoft-com:vml" xmlns:wp14="http://schemas.microsoft.com/office/word/2010/wordprocessingDrawing" xmlns:wp="http://schemas.openxmlformats.org/drawingml/2006/wordprocessingDrawing" xmlns:w10="urn:schemas-microsoft-com:office:word" xmlns:w="http://schemas.openxmlformats.org/wordprocessingml/2006/main" xmlns:w14="http://schemas.microsoft.com/office/word/2010/wordml" xmlns:w15="http://schemas.microsoft.com/office/word/2012/wordml" xmlns:w16cex="http://schemas.microsoft.com/office/word/2018/wordml/cex" xmlns:w16cid="http://schemas.microsoft.com/office/word/2016/wordml/cid" xmlns:w16="http://schemas.microsoft.com/office/word/2018/wordml" xmlns:w16sdtdh="http://schemas.microsoft.com/office/word/2020/wordml/sdtdatahash" xmlns:w16se="http://schemas.microsoft.com/office/word/2015/wordml/symex" xmlns:wpg="http://schemas.microsoft.com/office/word/2010/wordprocessingGroup" xmlns:wpi="http://schemas.microsoft.com/office/word/2010/wordprocessingInk" xmlns:wne="http://schemas.microsoft.com/office/word/2006/wordml" xmlns:wps="http://schemas.microsoft.com/office/word/2010/wordprocessingShape" mc:Ignorable="w14 w15 w16se w16cid w16 w16cex w16sdtdh wp14">
+<w:ftr xmlns:wpc="http://schemas.microsoft.com/office/word/2010/wordprocessingCanvas" xmlns:cx="http://schemas.microsoft.com/office/drawing/2014/chartex" xmlns:cx1="http://schemas.microsoft.com/office/drawing/2015/9/8/chartex" xmlns:cx2="http://schemas.microsoft.com/office/drawing/2015/10/21/chartex" xmlns:cx3="http://schemas.microsoft.com/office/drawing/2016/5/9/chartex" xmlns:cx4="http://schemas.microsoft.com/office/drawing/2016/5/10/chartex" xmlns:cx5="http://schemas.microsoft.com/office/drawing/2016/5/11/chartex" xmlns:cx6="http://schemas.microsoft.com/office/drawing/2016/5/12/chartex" xmlns:cx7="http://schemas.microsoft.com/office/drawing/2016/5/13/chartex" xmlns:cx8="http://schemas.microsoft.com/office/drawing/2016/5/14/chartex" xmlns:mc="http://schemas.openxmlformats.org/markup-compatibility/2006" xmlns:aink="http://schemas.microsoft.com/office/drawing/2016/ink" xmlns:am3d="http://schemas.microsoft.com/office/drawing/2017/model3d" xmlns:o="urn:schemas-microsoft-com:office:office" xmlns:oel="http://schemas.microsoft.com/office/2019/extlst" xmlns:r="http://schemas.openxmlformats.org/officeDocument/2006/relationships" xmlns:m="http://schemas.openxmlformats.org/officeDocument/2006/math" xmlns:v="urn:schemas-microsoft-com:vml" xmlns:wp14="http://schemas.microsoft.com/office/word/2010/wordprocessingDrawing" xmlns:wp="http://schemas.openxmlformats.org/drawingml/2006/wordprocessingDrawing" xmlns:w10="urn:schemas-microsoft-com:office:word" xmlns:w="http://schemas.openxmlformats.org/wordprocessingml/2006/main" xmlns:w14="http://schemas.microsoft.com/office/word/2010/wordml" xmlns:w15="http://schemas.microsoft.com/office/word/2012/wordml" xmlns:w16cex="http://schemas.microsoft.com/office/word/2018/wordml/cex" xmlns:w16cid="http://schemas.microsoft.com/office/word/2016/wordml/cid" xmlns:w16="http://schemas.microsoft.com/office/word/2018/wordml" xmlns:w16du="http://schemas.microsoft.com/office/word/2023/wordml/word16du" xmlns:w16sdtdh="http://schemas.microsoft.com/office/word/2020/wordml/sdtdatahash" xmlns:w16sdtfl="http://schemas.microsoft.com/office/word/2024/wordml/sdtformatlock" xmlns:w16se="http://schemas.microsoft.com/office/word/2015/wordml/symex" xmlns:wpg="http://schemas.microsoft.com/office/word/2010/wordprocessingGroup" xmlns:wpi="http://schemas.microsoft.com/office/word/2010/wordprocessingInk" xmlns:wne="http://schemas.microsoft.com/office/word/2006/wordml" xmlns:wps="http://schemas.microsoft.com/office/word/2010/wordprocessingShape" mc:Ignorable="w14 w15 w16se w16cid w16 w16cex w16sdtdh w16sdtfl w16du wp14">
   <w:p>
     <w:pPr>
       <w:pStyle w:val="Footer"/>
@@ -1691,7 +1722,7 @@
 </file>
 
 <file path=word/footnotes.xml><?xml version="1.0" encoding="utf-8"?>
-<w:footnotes xmlns:wpc="http://schemas.microsoft.com/office/word/2010/wordprocessingCanvas" xmlns:cx="http://schemas.microsoft.com/office/drawing/2014/chartex" xmlns:cx1="http://schemas.microsoft.com/office/drawing/2015/9/8/chartex" xmlns:cx2="http://schemas.microsoft.com/office/drawing/2015/10/21/chartex" xmlns:cx3="http://schemas.microsoft.com/office/drawing/2016/5/9/chartex" xmlns:cx4="http://schemas.microsoft.com/office/drawing/2016/5/10/chartex" xmlns:cx5="http://schemas.microsoft.com/office/drawing/2016/5/11/chartex" xmlns:cx6="http://schemas.microsoft.com/office/drawing/2016/5/12/chartex" xmlns:cx7="http://schemas.microsoft.com/office/drawing/2016/5/13/chartex" xmlns:cx8="http://schemas.microsoft.com/office/drawing/2016/5/14/chartex" xmlns:mc="http://schemas.openxmlformats.org/markup-compatibility/2006" xmlns:aink="http://schemas.microsoft.com/office/drawing/2016/ink" xmlns:am3d="http://schemas.microsoft.com/office/drawing/2017/model3d" xmlns:o="urn:schemas-microsoft-com:office:office" xmlns:oel="http://schemas.microsoft.com/office/2019/extlst" xmlns:r="http://schemas.openxmlformats.org/officeDocument/2006/relationships" xmlns:m="http://schemas.openxmlformats.org/officeDocument/2006/math" xmlns:v="urn:schemas-microsoft-com:vml" xmlns:wp14="http://schemas.microsoft.com/office/word/2010/wordprocessingDrawing" xmlns:wp="http://schemas.openxmlformats.org/drawingml/2006/wordprocessingDrawing" xmlns:w10="urn:schemas-microsoft-com:office:word" xmlns:w="http://schemas.openxmlformats.org/wordprocessingml/2006/main" xmlns:w14="http://schemas.microsoft.com/office/word/2010/wordml" xmlns:w15="http://schemas.microsoft.com/office/word/2012/wordml" xmlns:w16cex="http://schemas.microsoft.com/office/word/2018/wordml/cex" xmlns:w16cid="http://schemas.microsoft.com/office/word/2016/wordml/cid" xmlns:w16="http://schemas.microsoft.com/office/word/2018/wordml" xmlns:w16sdtdh="http://schemas.microsoft.com/office/word/2020/wordml/sdtdatahash" xmlns:w16se="http://schemas.microsoft.com/office/word/2015/wordml/symex" xmlns:wpg="http://schemas.microsoft.com/office/word/2010/wordprocessingGroup" xmlns:wpi="http://schemas.microsoft.com/office/word/2010/wordprocessingInk" xmlns:wne="http://schemas.microsoft.com/office/word/2006/wordml" xmlns:wps="http://schemas.microsoft.com/office/word/2010/wordprocessingShape" mc:Ignorable="w14 w15 w16se w16cid w16 w16cex w16sdtdh wp14">
+<w:footnotes xmlns:wpc="http://schemas.microsoft.com/office/word/2010/wordprocessingCanvas" xmlns:cx="http://schemas.microsoft.com/office/drawing/2014/chartex" xmlns:cx1="http://schemas.microsoft.com/office/drawing/2015/9/8/chartex" xmlns:cx2="http://schemas.microsoft.com/office/drawing/2015/10/21/chartex" xmlns:cx3="http://schemas.microsoft.com/office/drawing/2016/5/9/chartex" xmlns:cx4="http://schemas.microsoft.com/office/drawing/2016/5/10/chartex" xmlns:cx5="http://schemas.microsoft.com/office/drawing/2016/5/11/chartex" xmlns:cx6="http://schemas.microsoft.com/office/drawing/2016/5/12/chartex" xmlns:cx7="http://schemas.microsoft.com/office/drawing/2016/5/13/chartex" xmlns:cx8="http://schemas.microsoft.com/office/drawing/2016/5/14/chartex" xmlns:mc="http://schemas.openxmlformats.org/markup-compatibility/2006" xmlns:aink="http://schemas.microsoft.com/office/drawing/2016/ink" xmlns:am3d="http://schemas.microsoft.com/office/drawing/2017/model3d" xmlns:o="urn:schemas-microsoft-com:office:office" xmlns:oel="http://schemas.microsoft.com/office/2019/extlst" xmlns:r="http://schemas.openxmlformats.org/officeDocument/2006/relationships" xmlns:m="http://schemas.openxmlformats.org/officeDocument/2006/math" xmlns:v="urn:schemas-microsoft-com:vml" xmlns:wp14="http://schemas.microsoft.com/office/word/2010/wordprocessingDrawing" xmlns:wp="http://schemas.openxmlformats.org/drawingml/2006/wordprocessingDrawing" xmlns:w10="urn:schemas-microsoft-com:office:word" xmlns:w="http://schemas.openxmlformats.org/wordprocessingml/2006/main" xmlns:w14="http://schemas.microsoft.com/office/word/2010/wordml" xmlns:w15="http://schemas.microsoft.com/office/word/2012/wordml" xmlns:w16cex="http://schemas.microsoft.com/office/word/2018/wordml/cex" xmlns:w16cid="http://schemas.microsoft.com/office/word/2016/wordml/cid" xmlns:w16="http://schemas.microsoft.com/office/word/2018/wordml" xmlns:w16du="http://schemas.microsoft.com/office/word/2023/wordml/word16du" xmlns:w16sdtdh="http://schemas.microsoft.com/office/word/2020/wordml/sdtdatahash" xmlns:w16sdtfl="http://schemas.microsoft.com/office/word/2024/wordml/sdtformatlock" xmlns:w16se="http://schemas.microsoft.com/office/word/2015/wordml/symex" xmlns:wpg="http://schemas.microsoft.com/office/word/2010/wordprocessingGroup" xmlns:wpi="http://schemas.microsoft.com/office/word/2010/wordprocessingInk" xmlns:wne="http://schemas.microsoft.com/office/word/2006/wordml" xmlns:wps="http://schemas.microsoft.com/office/word/2010/wordprocessingShape" mc:Ignorable="w14 w15 w16se w16cid w16 w16cex w16sdtdh w16sdtfl w16du wp14">
   <w:footnote w:type="separator" w:id="-1">
     <w:p>
       <w:pPr>
@@ -1716,7 +1747,7 @@
 </file>
 
 <file path=word/header1.xml><?xml version="1.0" encoding="utf-8"?>
-<w:hdr xmlns:wpc="http://schemas.microsoft.com/office/word/2010/wordprocessingCanvas" xmlns:cx="http://schemas.microsoft.com/office/drawing/2014/chartex" xmlns:cx1="http://schemas.microsoft.com/office/drawing/2015/9/8/chartex" xmlns:cx2="http://schemas.microsoft.com/office/drawing/2015/10/21/chartex" xmlns:cx3="http://schemas.microsoft.com/office/drawing/2016/5/9/chartex" xmlns:cx4="http://schemas.microsoft.com/office/drawing/2016/5/10/chartex" xmlns:cx5="http://schemas.microsoft.com/office/drawing/2016/5/11/chartex" xmlns:cx6="http://schemas.microsoft.com/office/drawing/2016/5/12/chartex" xmlns:cx7="http://schemas.microsoft.com/office/drawing/2016/5/13/chartex" xmlns:cx8="http://schemas.microsoft.com/office/drawing/2016/5/14/chartex" xmlns:mc="http://schemas.openxmlformats.org/markup-compatibility/2006" xmlns:aink="http://schemas.microsoft.com/office/drawing/2016/ink" xmlns:am3d="http://schemas.microsoft.com/office/drawing/2017/model3d" xmlns:o="urn:schemas-microsoft-com:office:office" xmlns:oel="http://schemas.microsoft.com/office/2019/extlst" xmlns:r="http://schemas.openxmlformats.org/officeDocument/2006/relationships" xmlns:m="http://schemas.openxmlformats.org/officeDocument/2006/math" xmlns:v="urn:schemas-microsoft-com:vml" xmlns:wp14="http://schemas.microsoft.com/office/word/2010/wordprocessingDrawing" xmlns:wp="http://schemas.openxmlformats.org/drawingml/2006/wordprocessingDrawing" xmlns:w10="urn:schemas-microsoft-com:office:word" xmlns:w="http://schemas.openxmlformats.org/wordprocessingml/2006/main" xmlns:w14="http://schemas.microsoft.com/office/word/2010/wordml" xmlns:w15="http://schemas.microsoft.com/office/word/2012/wordml" xmlns:w16cex="http://schemas.microsoft.com/office/word/2018/wordml/cex" xmlns:w16cid="http://schemas.microsoft.com/office/word/2016/wordml/cid" xmlns:w16="http://schemas.microsoft.com/office/word/2018/wordml" xmlns:w16sdtdh="http://schemas.microsoft.com/office/word/2020/wordml/sdtdatahash" xmlns:w16se="http://schemas.microsoft.com/office/word/2015/wordml/symex" xmlns:wpg="http://schemas.microsoft.com/office/word/2010/wordprocessingGroup" xmlns:wpi="http://schemas.microsoft.com/office/word/2010/wordprocessingInk" xmlns:wne="http://schemas.microsoft.com/office/word/2006/wordml" xmlns:wps="http://schemas.microsoft.com/office/word/2010/wordprocessingShape" mc:Ignorable="w14 w15 w16se w16cid w16 w16cex w16sdtdh wp14">
+<w:hdr xmlns:wpc="http://schemas.microsoft.com/office/word/2010/wordprocessingCanvas" xmlns:cx="http://schemas.microsoft.com/office/drawing/2014/chartex" xmlns:cx1="http://schemas.microsoft.com/office/drawing/2015/9/8/chartex" xmlns:cx2="http://schemas.microsoft.com/office/drawing/2015/10/21/chartex" xmlns:cx3="http://schemas.microsoft.com/office/drawing/2016/5/9/chartex" xmlns:cx4="http://schemas.microsoft.com/office/drawing/2016/5/10/chartex" xmlns:cx5="http://schemas.microsoft.com/office/drawing/2016/5/11/chartex" xmlns:cx6="http://schemas.microsoft.com/office/drawing/2016/5/12/chartex" xmlns:cx7="http://schemas.microsoft.com/office/drawing/2016/5/13/chartex" xmlns:cx8="http://schemas.microsoft.com/office/drawing/2016/5/14/chartex" xmlns:mc="http://schemas.openxmlformats.org/markup-compatibility/2006" xmlns:aink="http://schemas.microsoft.com/office/drawing/2016/ink" xmlns:am3d="http://schemas.microsoft.com/office/drawing/2017/model3d" xmlns:o="urn:schemas-microsoft-com:office:office" xmlns:oel="http://schemas.microsoft.com/office/2019/extlst" xmlns:r="http://schemas.openxmlformats.org/officeDocument/2006/relationships" xmlns:m="http://schemas.openxmlformats.org/officeDocument/2006/math" xmlns:v="urn:schemas-microsoft-com:vml" xmlns:wp14="http://schemas.microsoft.com/office/word/2010/wordprocessingDrawing" xmlns:wp="http://schemas.openxmlformats.org/drawingml/2006/wordprocessingDrawing" xmlns:w10="urn:schemas-microsoft-com:office:word" xmlns:w="http://schemas.openxmlformats.org/wordprocessingml/2006/main" xmlns:w14="http://schemas.microsoft.com/office/word/2010/wordml" xmlns:w15="http://schemas.microsoft.com/office/word/2012/wordml" xmlns:w16cex="http://schemas.microsoft.com/office/word/2018/wordml/cex" xmlns:w16cid="http://schemas.microsoft.com/office/word/2016/wordml/cid" xmlns:w16="http://schemas.microsoft.com/office/word/2018/wordml" xmlns:w16du="http://schemas.microsoft.com/office/word/2023/wordml/word16du" xmlns:w16sdtdh="http://schemas.microsoft.com/office/word/2020/wordml/sdtdatahash" xmlns:w16sdtfl="http://schemas.microsoft.com/office/word/2024/wordml/sdtformatlock" xmlns:w16se="http://schemas.microsoft.com/office/word/2015/wordml/symex" xmlns:wpg="http://schemas.microsoft.com/office/word/2010/wordprocessingGroup" xmlns:wpi="http://schemas.microsoft.com/office/word/2010/wordprocessingInk" xmlns:wne="http://schemas.microsoft.com/office/word/2006/wordml" xmlns:wps="http://schemas.microsoft.com/office/word/2010/wordprocessingShape" mc:Ignorable="w14 w15 w16se w16cid w16 w16cex w16sdtdh w16sdtfl w16du wp14">
   <w:p>
     <w:pPr>
       <w:pStyle w:val="Header"/>
@@ -1726,7 +1757,7 @@
 </file>
 
 <file path=word/header2.xml><?xml version="1.0" encoding="utf-8"?>
-<w:hdr xmlns:wpc="http://schemas.microsoft.com/office/word/2010/wordprocessingCanvas" xmlns:cx="http://schemas.microsoft.com/office/drawing/2014/chartex" xmlns:cx1="http://schemas.microsoft.com/office/drawing/2015/9/8/chartex" xmlns:cx2="http://schemas.microsoft.com/office/drawing/2015/10/21/chartex" xmlns:cx3="http://schemas.microsoft.com/office/drawing/2016/5/9/chartex" xmlns:cx4="http://schemas.microsoft.com/office/drawing/2016/5/10/chartex" xmlns:cx5="http://schemas.microsoft.com/office/drawing/2016/5/11/chartex" xmlns:cx6="http://schemas.microsoft.com/office/drawing/2016/5/12/chartex" xmlns:cx7="http://schemas.microsoft.com/office/drawing/2016/5/13/chartex" xmlns:cx8="http://schemas.microsoft.com/office/drawing/2016/5/14/chartex" xmlns:mc="http://schemas.openxmlformats.org/markup-compatibility/2006" xmlns:aink="http://schemas.microsoft.com/office/drawing/2016/ink" xmlns:am3d="http://schemas.microsoft.com/office/drawing/2017/model3d" xmlns:o="urn:schemas-microsoft-com:office:office" xmlns:oel="http://schemas.microsoft.com/office/2019/extlst" xmlns:r="http://schemas.openxmlformats.org/officeDocument/2006/relationships" xmlns:m="http://schemas.openxmlformats.org/officeDocument/2006/math" xmlns:v="urn:schemas-microsoft-com:vml" xmlns:wp14="http://schemas.microsoft.com/office/word/2010/wordprocessingDrawing" xmlns:wp="http://schemas.openxmlformats.org/drawingml/2006/wordprocessingDrawing" xmlns:w10="urn:schemas-microsoft-com:office:word" xmlns:w="http://schemas.openxmlformats.org/wordprocessingml/2006/main" xmlns:w14="http://schemas.microsoft.com/office/word/2010/wordml" xmlns:w15="http://schemas.microsoft.com/office/word/2012/wordml" xmlns:w16cex="http://schemas.microsoft.com/office/word/2018/wordml/cex" xmlns:w16cid="http://schemas.microsoft.com/office/word/2016/wordml/cid" xmlns:w16="http://schemas.microsoft.com/office/word/2018/wordml" xmlns:w16sdtdh="http://schemas.microsoft.com/office/word/2020/wordml/sdtdatahash" xmlns:w16se="http://schemas.microsoft.com/office/word/2015/wordml/symex" xmlns:wpg="http://schemas.microsoft.com/office/word/2010/wordprocessingGroup" xmlns:wpi="http://schemas.microsoft.com/office/word/2010/wordprocessingInk" xmlns:wne="http://schemas.microsoft.com/office/word/2006/wordml" xmlns:wps="http://schemas.microsoft.com/office/word/2010/wordprocessingShape" mc:Ignorable="w14 w15 w16se w16cid w16 w16cex w16sdtdh wp14">
+<w:hdr xmlns:wpc="http://schemas.microsoft.com/office/word/2010/wordprocessingCanvas" xmlns:cx="http://schemas.microsoft.com/office/drawing/2014/chartex" xmlns:cx1="http://schemas.microsoft.com/office/drawing/2015/9/8/chartex" xmlns:cx2="http://schemas.microsoft.com/office/drawing/2015/10/21/chartex" xmlns:cx3="http://schemas.microsoft.com/office/drawing/2016/5/9/chartex" xmlns:cx4="http://schemas.microsoft.com/office/drawing/2016/5/10/chartex" xmlns:cx5="http://schemas.microsoft.com/office/drawing/2016/5/11/chartex" xmlns:cx6="http://schemas.microsoft.com/office/drawing/2016/5/12/chartex" xmlns:cx7="http://schemas.microsoft.com/office/drawing/2016/5/13/chartex" xmlns:cx8="http://schemas.microsoft.com/office/drawing/2016/5/14/chartex" xmlns:mc="http://schemas.openxmlformats.org/markup-compatibility/2006" xmlns:aink="http://schemas.microsoft.com/office/drawing/2016/ink" xmlns:am3d="http://schemas.microsoft.com/office/drawing/2017/model3d" xmlns:o="urn:schemas-microsoft-com:office:office" xmlns:oel="http://schemas.microsoft.com/office/2019/extlst" xmlns:r="http://schemas.openxmlformats.org/officeDocument/2006/relationships" xmlns:m="http://schemas.openxmlformats.org/officeDocument/2006/math" xmlns:v="urn:schemas-microsoft-com:vml" xmlns:wp14="http://schemas.microsoft.com/office/word/2010/wordprocessingDrawing" xmlns:wp="http://schemas.openxmlformats.org/drawingml/2006/wordprocessingDrawing" xmlns:w10="urn:schemas-microsoft-com:office:word" xmlns:w="http://schemas.openxmlformats.org/wordprocessingml/2006/main" xmlns:w14="http://schemas.microsoft.com/office/word/2010/wordml" xmlns:w15="http://schemas.microsoft.com/office/word/2012/wordml" xmlns:w16cex="http://schemas.microsoft.com/office/word/2018/wordml/cex" xmlns:w16cid="http://schemas.microsoft.com/office/word/2016/wordml/cid" xmlns:w16="http://schemas.microsoft.com/office/word/2018/wordml" xmlns:w16du="http://schemas.microsoft.com/office/word/2023/wordml/word16du" xmlns:w16sdtdh="http://schemas.microsoft.com/office/word/2020/wordml/sdtdatahash" xmlns:w16sdtfl="http://schemas.microsoft.com/office/word/2024/wordml/sdtformatlock" xmlns:w16se="http://schemas.microsoft.com/office/word/2015/wordml/symex" xmlns:wpg="http://schemas.microsoft.com/office/word/2010/wordprocessingGroup" xmlns:wpi="http://schemas.microsoft.com/office/word/2010/wordprocessingInk" xmlns:wne="http://schemas.microsoft.com/office/word/2006/wordml" xmlns:wps="http://schemas.microsoft.com/office/word/2010/wordprocessingShape" mc:Ignorable="w14 w15 w16se w16cid w16 w16cex w16sdtdh w16sdtfl w16du wp14">
   <w:p>
     <w:pPr>
       <w:pStyle w:val="Header"/>
@@ -1737,7 +1768,7 @@
 </file>
 
 <file path=word/header3.xml><?xml version="1.0" encoding="utf-8"?>
-<w:hdr xmlns:wpc="http://schemas.microsoft.com/office/word/2010/wordprocessingCanvas" xmlns:cx="http://schemas.microsoft.com/office/drawing/2014/chartex" xmlns:cx1="http://schemas.microsoft.com/office/drawing/2015/9/8/chartex" xmlns:cx2="http://schemas.microsoft.com/office/drawing/2015/10/21/chartex" xmlns:cx3="http://schemas.microsoft.com/office/drawing/2016/5/9/chartex" xmlns:cx4="http://schemas.microsoft.com/office/drawing/2016/5/10/chartex" xmlns:cx5="http://schemas.microsoft.com/office/drawing/2016/5/11/chartex" xmlns:cx6="http://schemas.microsoft.com/office/drawing/2016/5/12/chartex" xmlns:cx7="http://schemas.microsoft.com/office/drawing/2016/5/13/chartex" xmlns:cx8="http://schemas.microsoft.com/office/drawing/2016/5/14/chartex" xmlns:mc="http://schemas.openxmlformats.org/markup-compatibility/2006" xmlns:aink="http://schemas.microsoft.com/office/drawing/2016/ink" xmlns:am3d="http://schemas.microsoft.com/office/drawing/2017/model3d" xmlns:o="urn:schemas-microsoft-com:office:office" xmlns:oel="http://schemas.microsoft.com/office/2019/extlst" xmlns:r="http://schemas.openxmlformats.org/officeDocument/2006/relationships" xmlns:m="http://schemas.openxmlformats.org/officeDocument/2006/math" xmlns:v="urn:schemas-microsoft-com:vml" xmlns:wp14="http://schemas.microsoft.com/office/word/2010/wordprocessingDrawing" xmlns:wp="http://schemas.openxmlformats.org/drawingml/2006/wordprocessingDrawing" xmlns:w10="urn:schemas-microsoft-com:office:word" xmlns:w="http://schemas.openxmlformats.org/wordprocessingml/2006/main" xmlns:w14="http://schemas.microsoft.com/office/word/2010/wordml" xmlns:w15="http://schemas.microsoft.com/office/word/2012/wordml" xmlns:w16cex="http://schemas.microsoft.com/office/word/2018/wordml/cex" xmlns:w16cid="http://schemas.microsoft.com/office/word/2016/wordml/cid" xmlns:w16="http://schemas.microsoft.com/office/word/2018/wordml" xmlns:w16sdtdh="http://schemas.microsoft.com/office/word/2020/wordml/sdtdatahash" xmlns:w16se="http://schemas.microsoft.com/office/word/2015/wordml/symex" xmlns:wpg="http://schemas.microsoft.com/office/word/2010/wordprocessingGroup" xmlns:wpi="http://schemas.microsoft.com/office/word/2010/wordprocessingInk" xmlns:wne="http://schemas.microsoft.com/office/word/2006/wordml" xmlns:wps="http://schemas.microsoft.com/office/word/2010/wordprocessingShape" mc:Ignorable="w14 w15 w16se w16cid w16 w16cex w16sdtdh wp14">
+<w:hdr xmlns:wpc="http://schemas.microsoft.com/office/word/2010/wordprocessingCanvas" xmlns:cx="http://schemas.microsoft.com/office/drawing/2014/chartex" xmlns:cx1="http://schemas.microsoft.com/office/drawing/2015/9/8/chartex" xmlns:cx2="http://schemas.microsoft.com/office/drawing/2015/10/21/chartex" xmlns:cx3="http://schemas.microsoft.com/office/drawing/2016/5/9/chartex" xmlns:cx4="http://schemas.microsoft.com/office/drawing/2016/5/10/chartex" xmlns:cx5="http://schemas.microsoft.com/office/drawing/2016/5/11/chartex" xmlns:cx6="http://schemas.microsoft.com/office/drawing/2016/5/12/chartex" xmlns:cx7="http://schemas.microsoft.com/office/drawing/2016/5/13/chartex" xmlns:cx8="http://schemas.microsoft.com/office/drawing/2016/5/14/chartex" xmlns:mc="http://schemas.openxmlformats.org/markup-compatibility/2006" xmlns:aink="http://schemas.microsoft.com/office/drawing/2016/ink" xmlns:am3d="http://schemas.microsoft.com/office/drawing/2017/model3d" xmlns:o="urn:schemas-microsoft-com:office:office" xmlns:oel="http://schemas.microsoft.com/office/2019/extlst" xmlns:r="http://schemas.openxmlformats.org/officeDocument/2006/relationships" xmlns:m="http://schemas.openxmlformats.org/officeDocument/2006/math" xmlns:v="urn:schemas-microsoft-com:vml" xmlns:wp14="http://schemas.microsoft.com/office/word/2010/wordprocessingDrawing" xmlns:wp="http://schemas.openxmlformats.org/drawingml/2006/wordprocessingDrawing" xmlns:w10="urn:schemas-microsoft-com:office:word" xmlns:w="http://schemas.openxmlformats.org/wordprocessingml/2006/main" xmlns:w14="http://schemas.microsoft.com/office/word/2010/wordml" xmlns:w15="http://schemas.microsoft.com/office/word/2012/wordml" xmlns:w16cex="http://schemas.microsoft.com/office/word/2018/wordml/cex" xmlns:w16cid="http://schemas.microsoft.com/office/word/2016/wordml/cid" xmlns:w16="http://schemas.microsoft.com/office/word/2018/wordml" xmlns:w16du="http://schemas.microsoft.com/office/word/2023/wordml/word16du" xmlns:w16sdtdh="http://schemas.microsoft.com/office/word/2020/wordml/sdtdatahash" xmlns:w16sdtfl="http://schemas.microsoft.com/office/word/2024/wordml/sdtformatlock" xmlns:w16se="http://schemas.microsoft.com/office/word/2015/wordml/symex" xmlns:wpg="http://schemas.microsoft.com/office/word/2010/wordprocessingGroup" xmlns:wpi="http://schemas.microsoft.com/office/word/2010/wordprocessingInk" xmlns:wne="http://schemas.microsoft.com/office/word/2006/wordml" xmlns:wps="http://schemas.microsoft.com/office/word/2010/wordprocessingShape" mc:Ignorable="w14 w15 w16se w16cid w16 w16cex w16sdtdh w16sdtfl w16du wp14">
   <w:p>
     <w:pPr>
       <w:pStyle w:val="Header"/>
@@ -1746,7 +1777,7 @@
     <w:r>
       <w:tab/>
       <w:tab/>
-      <w:t>2026-06-17</w:t>
+      <w:t>2026-06-18</w:t>
       <w:br/>
       <w:br/>
     </w:r>
@@ -1763,7 +1794,7 @@
 </file>
 
 <file path=word/numbering.xml><?xml version="1.0" encoding="utf-8"?>
-<w:numbering xmlns:wpc="http://schemas.microsoft.com/office/word/2010/wordprocessingCanvas" xmlns:cx="http://schemas.microsoft.com/office/drawing/2014/chartex" xmlns:cx1="http://schemas.microsoft.com/office/drawing/2015/9/8/chartex" xmlns:cx2="http://schemas.microsoft.com/office/drawing/2015/10/21/chartex" xmlns:cx3="http://schemas.microsoft.com/office/drawing/2016/5/9/chartex" xmlns:cx4="http://schemas.microsoft.com/office/drawing/2016/5/10/chartex" xmlns:cx5="http://schemas.microsoft.com/office/drawing/2016/5/11/chartex" xmlns:cx6="http://schemas.microsoft.com/office/drawing/2016/5/12/chartex" xmlns:cx7="http://schemas.microsoft.com/office/drawing/2016/5/13/chartex" xmlns:cx8="http://schemas.microsoft.com/office/drawing/2016/5/14/chartex" xmlns:mc="http://schemas.openxmlformats.org/markup-compatibility/2006" xmlns:aink="http://schemas.microsoft.com/office/drawing/2016/ink" xmlns:am3d="http://schemas.microsoft.com/office/drawing/2017/model3d" xmlns:o="urn:schemas-microsoft-com:office:office" xmlns:oel="http://schemas.microsoft.com/office/2019/extlst" xmlns:r="http://schemas.openxmlformats.org/officeDocument/2006/relationships" xmlns:m="http://schemas.openxmlformats.org/officeDocument/2006/math" xmlns:v="urn:schemas-microsoft-com:vml" xmlns:wp14="http://schemas.microsoft.com/office/word/2010/wordprocessingDrawing" xmlns:wp="http://schemas.openxmlformats.org/drawingml/2006/wordprocessingDrawing" xmlns:w10="urn:schemas-microsoft-com:office:word" xmlns:w="http://schemas.openxmlformats.org/wordprocessingml/2006/main" xmlns:w14="http://schemas.microsoft.com/office/word/2010/wordml" xmlns:w15="http://schemas.microsoft.com/office/word/2012/wordml" xmlns:w16cex="http://schemas.microsoft.com/office/word/2018/wordml/cex" xmlns:w16cid="http://schemas.microsoft.com/office/word/2016/wordml/cid" xmlns:w16="http://schemas.microsoft.com/office/word/2018/wordml" xmlns:w16sdtdh="http://schemas.microsoft.com/office/word/2020/wordml/sdtdatahash" xmlns:w16se="http://schemas.microsoft.com/office/word/2015/wordml/symex" xmlns:wpg="http://schemas.microsoft.com/office/word/2010/wordprocessingGroup" xmlns:wpi="http://schemas.microsoft.com/office/word/2010/wordprocessingInk" xmlns:wne="http://schemas.microsoft.com/office/word/2006/wordml" xmlns:wps="http://schemas.microsoft.com/office/word/2010/wordprocessingShape" mc:Ignorable="w14 w15 w16se w16cid w16 w16cex w16sdtdh wp14">
+<w:numbering xmlns:wpc="http://schemas.microsoft.com/office/word/2010/wordprocessingCanvas" xmlns:cx="http://schemas.microsoft.com/office/drawing/2014/chartex" xmlns:cx1="http://schemas.microsoft.com/office/drawing/2015/9/8/chartex" xmlns:cx2="http://schemas.microsoft.com/office/drawing/2015/10/21/chartex" xmlns:cx3="http://schemas.microsoft.com/office/drawing/2016/5/9/chartex" xmlns:cx4="http://schemas.microsoft.com/office/drawing/2016/5/10/chartex" xmlns:cx5="http://schemas.microsoft.com/office/drawing/2016/5/11/chartex" xmlns:cx6="http://schemas.microsoft.com/office/drawing/2016/5/12/chartex" xmlns:cx7="http://schemas.microsoft.com/office/drawing/2016/5/13/chartex" xmlns:cx8="http://schemas.microsoft.com/office/drawing/2016/5/14/chartex" xmlns:mc="http://schemas.openxmlformats.org/markup-compatibility/2006" xmlns:aink="http://schemas.microsoft.com/office/drawing/2016/ink" xmlns:am3d="http://schemas.microsoft.com/office/drawing/2017/model3d" xmlns:o="urn:schemas-microsoft-com:office:office" xmlns:oel="http://schemas.microsoft.com/office/2019/extlst" xmlns:r="http://schemas.openxmlformats.org/officeDocument/2006/relationships" xmlns:m="http://schemas.openxmlformats.org/officeDocument/2006/math" xmlns:v="urn:schemas-microsoft-com:vml" xmlns:wp14="http://schemas.microsoft.com/office/word/2010/wordprocessingDrawing" xmlns:wp="http://schemas.openxmlformats.org/drawingml/2006/wordprocessingDrawing" xmlns:w10="urn:schemas-microsoft-com:office:word" xmlns:w="http://schemas.openxmlformats.org/wordprocessingml/2006/main" xmlns:w14="http://schemas.microsoft.com/office/word/2010/wordml" xmlns:w15="http://schemas.microsoft.com/office/word/2012/wordml" xmlns:w16cex="http://schemas.microsoft.com/office/word/2018/wordml/cex" xmlns:w16cid="http://schemas.microsoft.com/office/word/2016/wordml/cid" xmlns:w16="http://schemas.microsoft.com/office/word/2018/wordml" xmlns:w16du="http://schemas.microsoft.com/office/word/2023/wordml/word16du" xmlns:w16sdtdh="http://schemas.microsoft.com/office/word/2020/wordml/sdtdatahash" xmlns:w16sdtfl="http://schemas.microsoft.com/office/word/2024/wordml/sdtformatlock" xmlns:w16se="http://schemas.microsoft.com/office/word/2015/wordml/symex" xmlns:wpg="http://schemas.microsoft.com/office/word/2010/wordprocessingGroup" xmlns:wpi="http://schemas.microsoft.com/office/word/2010/wordprocessingInk" xmlns:wne="http://schemas.microsoft.com/office/word/2006/wordml" xmlns:wps="http://schemas.microsoft.com/office/word/2010/wordprocessingShape" mc:Ignorable="w14 w15 w16se w16cid w16 w16cex w16sdtdh w16sdtfl w16du wp14">
   <w:abstractNum w:abstractNumId="0" w15:restartNumberingAfterBreak="0">
     <w:nsid w:val="FFFFFF7C"/>
     <w:multiLevelType w:val="singleLevel"/>
@@ -1966,7 +1997,7 @@
 </file>
 
 <file path=word/styles.xml><?xml version="1.0" encoding="utf-8"?>
-<w:styles xmlns:mc="http://schemas.openxmlformats.org/markup-compatibility/2006" xmlns:r="http://schemas.openxmlformats.org/officeDocument/2006/relationships" xmlns:w="http://schemas.openxmlformats.org/wordprocessingml/2006/main" xmlns:w14="http://schemas.microsoft.com/office/word/2010/wordml" xmlns:w15="http://schemas.microsoft.com/office/word/2012/wordml" xmlns:w16cex="http://schemas.microsoft.com/office/word/2018/wordml/cex" xmlns:w16cid="http://schemas.microsoft.com/office/word/2016/wordml/cid" xmlns:w16="http://schemas.microsoft.com/office/word/2018/wordml" xmlns:w16sdtdh="http://schemas.microsoft.com/office/word/2020/wordml/sdtdatahash" xmlns:w16se="http://schemas.microsoft.com/office/word/2015/wordml/symex" mc:Ignorable="w14 w15 w16se w16cid w16 w16cex w16sdtdh">
+<w:styles xmlns:mc="http://schemas.openxmlformats.org/markup-compatibility/2006" xmlns:r="http://schemas.openxmlformats.org/officeDocument/2006/relationships" xmlns:w="http://schemas.openxmlformats.org/wordprocessingml/2006/main" xmlns:w14="http://schemas.microsoft.com/office/word/2010/wordml" xmlns:w15="http://schemas.microsoft.com/office/word/2012/wordml" xmlns:w16cex="http://schemas.microsoft.com/office/word/2018/wordml/cex" xmlns:w16cid="http://schemas.microsoft.com/office/word/2016/wordml/cid" xmlns:w16="http://schemas.microsoft.com/office/word/2018/wordml" xmlns:w16du="http://schemas.microsoft.com/office/word/2023/wordml/word16du" xmlns:w16sdtdh="http://schemas.microsoft.com/office/word/2020/wordml/sdtdatahash" xmlns:w16sdtfl="http://schemas.microsoft.com/office/word/2024/wordml/sdtformatlock" xmlns:w16se="http://schemas.microsoft.com/office/word/2015/wordml/symex" mc:Ignorable="w14 w15 w16se w16cid w16 w16cex w16sdtdh w16sdtfl w16du">
   <w:docDefaults>
     <w:rPrDefault>
       <w:rPr>
@@ -2724,7 +2755,7 @@
     <w:link w:val="TitleChar"/>
     <w:uiPriority w:val="10"/>
     <w:qFormat/>
-    <w:rsid w:val="007106C8"/>
+    <w:rsid w:val="00E854FA"/>
     <w:pPr>
       <w:spacing w:after="300" w:line="240" w:lineRule="auto"/>
       <w:contextualSpacing/>
@@ -2734,7 +2765,7 @@
       <w:rFonts w:eastAsiaTheme="majorEastAsia" w:cstheme="majorBidi"/>
       <w:spacing w:val="5"/>
       <w:kern w:val="28"/>
-      <w:sz w:val="52"/>
+      <w:sz w:val="40"/>
       <w:szCs w:val="52"/>
       <w:lang w:val="sv-SE" w:eastAsia="en-US" w:bidi="ar-SA"/>
     </w:rPr>
@@ -2744,12 +2775,12 @@
     <w:basedOn w:val="DefaultParagraphFont"/>
     <w:link w:val="Title"/>
     <w:uiPriority w:val="10"/>
-    <w:rsid w:val="007106C8"/>
+    <w:rsid w:val="00E854FA"/>
     <w:rPr>
       <w:rFonts w:ascii="Times New Roman" w:eastAsiaTheme="majorEastAsia" w:hAnsi="Times New Roman" w:cstheme="majorBidi"/>
       <w:spacing w:val="5"/>
       <w:kern w:val="28"/>
-      <w:sz w:val="52"/>
+      <w:sz w:val="40"/>
       <w:szCs w:val="52"/>
       <w:lang w:val="sv-SE" w:eastAsia="en-US" w:bidi="ar-SA"/>
     </w:rPr>

--- a/klagomål/A 6734-2025 FSC-klagomål.docx
+++ b/klagomål/A 6734-2025 FSC-klagomål.docx
@@ -1777,7 +1777,7 @@
     <w:r>
       <w:tab/>
       <w:tab/>
-      <w:t>2026-06-18</w:t>
+      <w:t>2026-06-19</w:t>
       <w:br/>
       <w:br/>
     </w:r>

--- a/klagomål/A 6734-2025 FSC-klagomål.docx
+++ b/klagomål/A 6734-2025 FSC-klagomål.docx
@@ -1777,7 +1777,7 @@
     <w:r>
       <w:tab/>
       <w:tab/>
-      <w:t>2026-06-19</w:t>
+      <w:t>2026-06-20</w:t>
       <w:br/>
       <w:br/>
     </w:r>

--- a/klagomål/A 6734-2025 FSC-klagomål.docx
+++ b/klagomål/A 6734-2025 FSC-klagomål.docx
@@ -168,38 +168,7 @@
     </w:p>
     <w:p>
       <w:r>
-        <w:t>Detta dokument behandlar höga naturvärden i avverkningsanmälan A 6734-2025 i Ljusdals kommun som inkom 2025-02-12 och omfattar 26,1 ha.</w:t>
-      </w:r>
-    </w:p>
-    <w:p>
-      <w:r>
-        <w:t>Nedan presenteras fynd av naturvårdsarter och fridlysta arter som gjorts i det avverkningsanmälda området, samt relevanta utdrag ur standarderna för FSC, Chain of Custody, Controlled Wood och PEFC. I BILAGA 1 finns artfakta om fridlysta arter.</w:t>
-      </w:r>
-    </w:p>
-    <w:p>
-      <w:r>
-        <w:t>Vi förväntar oss att ni återkommer med ett skriftligt svar på vårt klagomål och även beskriver vilka korrigerande åtgärder ni satt in för att rätta till identifierade brister i er efterlevnad av den svenska FSC standarden.</w:t>
-      </w:r>
-    </w:p>
-    <w:p>
-      <w:pPr>
-        <w:pStyle w:val="Heading1"/>
-      </w:pPr>
-      <w:r>
-        <w:t>Naturvårdsarter</w:t>
-      </w:r>
-    </w:p>
-    <w:p>
-      <w:r>
-        <w:t>I avverkningsanmälan har följande 13 naturvårdsarter hittats: garnlav (VU, T), knärot (VU, T, §8), kattfotslav (NT, T), kolflarnlav (NT, T), lavskrika (NT, T, §4), rosenticka (NT, T), rynkskinn (NT, T), tallticka (NT, T), talltita (NT, §4), tretåig hackspett (NT, T, §4), ullticka (NT, T), vedtrappmossa (NT, T) och björksplintborre (S). Av dessa är 12 rödlistade. För rödlistade arter har rödlistekategorin angivits inom parentes. Arter som är signalarter enligt Skogsstyrelsen har markerats med (S). Typiska arter inom Natura 2000 som är kopplade till skogsekosystem har markerats med (T). För fridlysta arter anges även paragrafen i Artskyddsförordningen som arten är fridlyst enligt.</w:t>
-      </w:r>
-    </w:p>
-    <w:p>
-      <w:r>
-        <w:t>De påträffade naturvårdsarterna är ett tydligt kvitto på att det rör sig om en skog med höga naturvärden.</w:t>
-      </w:r>
-      <w:r>
-        <w:t xml:space="preserve"> I Figur 1 visas fyndplatser för naturvårdsarter i området, som finns registrerade på Artportalen.</w:t>
+        <w:t>Detta klagomål behandlar höga naturvärden i avverkningsanmälan A 6734-2025 i Ljusdals kommun som inkom 2025-02-12 och omfattar 26,1 ha.</w:t>
       </w:r>
     </w:p>
     <w:p>
@@ -209,7 +178,7 @@
       <w:r>
         <w:drawing>
           <wp:inline xmlns:a="http://schemas.openxmlformats.org/drawingml/2006/main" xmlns:pic="http://schemas.openxmlformats.org/drawingml/2006/picture">
-            <wp:extent cx="5208332" cy="5688000"/>
+            <wp:extent cx="5241296" cy="5724000"/>
             <wp:docPr id="1" name="Picture 1"/>
             <wp:cNvGraphicFramePr>
               <a:graphicFrameLocks noChangeAspect="1"/>
@@ -230,7 +199,7 @@
                   <pic:spPr>
                     <a:xfrm>
                       <a:off x="0" y="0"/>
-                      <a:ext cx="5208332" cy="5688000"/>
+                      <a:ext cx="5241296" cy="5724000"/>
                     </a:xfrm>
                     <a:prstGeom prst="rect"/>
                   </pic:spPr>
@@ -247,34 +216,64 @@
         <w:spacing w:after="240"/>
       </w:pPr>
       <w:r>
-        <w:t>Figur 1. Fyndplatser för naturvårdsarter i avverkningsanmälan (röd linje). Markörer utan svart kant är placerade på fyndplatsen. Markörer med svart kant är placerade vid sidan av fyndplatsen och har ett svart streck som visar fyndplatsens exakta position. Kartans mittpunktskoordinat är N 6845912, E 535585 i SWEREF 99 TM.</w:t>
+        <w:t>Figur 1. Fyndplatser för naturvårdsarter i avverkningsanmälan. Markörer utan svart kant är placerade på fyndplatsen. Markörer med svart kant är placerade vid sidan av fyndplatsen har ett svart streck som visar fyndplatsens exakta position. Kartans mittpunktskoordinat är N 6845912, E 535585 i SWEREF 99 TM.</w:t>
+      </w:r>
+    </w:p>
+    <w:p>
+      <w:r>
+        <w:t>I avverkningsanmälan finns fynd av 13 naturvårdsarter, varav 12 är rödlistade, 4 är fridlysta, 11 är typiska (T) och 1 är signalart (S): garnlav (VU, T), knärot (VU, T, §8), kattfotslav (NT, T), kolflarnlav (NT, T), lavskrika (NT, T, §4), rosenticka (NT, T), rynkskinn (NT, T), tallticka (NT, T), talltita (NT, §4), tretåig hackspett (NT, T, §4), ullticka (NT, T), vedtrappmossa (NT, T) och björksplintborre (S). Se Figur 1.</w:t>
+      </w:r>
+    </w:p>
+    <w:p>
+      <w:r>
+        <w:t>Nedan presenteras relevanta utdrag ur standarderna för FSC, Chain of Custody, Controlled Wood och PEFC.</w:t>
+      </w:r>
+    </w:p>
+    <w:p>
+      <w:r>
+        <w:t>Vi förväntar oss att ni återkommer med ett skriftligt svar på vårt klagomål och även beskriver vilka korrigerande åtgärder ni satt in för att rätta till identifierade brister i er efterlevnad av den svenska FSC standarden.</w:t>
       </w:r>
     </w:p>
     <w:p>
       <w:pPr>
-        <w:pStyle w:val="Heading2"/>
+        <w:pStyle w:val="Heading1"/>
       </w:pPr>
       <w:r>
-        <w:t>Fridlysta arter</w:t>
+        <w:t>Naturvårdsarter och fridlysta arter</w:t>
       </w:r>
     </w:p>
     <w:p>
       <w:r>
-        <w:t>Följande fridlysta arter har sina livsmiljöer och växtplatser i den avverkningsanmälda skogen: knärot (VU, T, §8), lavskrika (NT, T, §4), talltita (NT, §4) och tretåig hackspett (NT, T, §4).</w:t>
+        <w:t>Nedan följer beskrivningar av de naturvårdsarter och fridlysta arter som har sina livsmiljöer och växtplatser i den avverkningsanmälda skogen. Se även ytterligare artfakta i BILAGA 1. De påträffade naturvårdsarterna är ett tydligt kvitto på att det rör sig om en skog med höga naturvärden.</w:t>
       </w:r>
     </w:p>
     <w:p>
-      <w:r>
-        <w:t xml:space="preserve">Observera att medlemsländerna är skyldiga att agera i enlighet med EU:s fågeldirektiv där det uttryckligen står att direktivet gäller för fåglar samt för deras ägg, bon och </w:t>
-      </w:r>
       <w:r>
         <w:rPr>
           <w:b/>
         </w:rPr>
-        <w:t xml:space="preserve">livsmiljöer </w:t>
-      </w:r>
-      <w:r>
-        <w:t>(artikel 1). Vidare att de åtgärder som vidtas inte får leda till en försämring av den nuvarande situationen beträffande bevarandet av de fågelarter som avses i artikel 1 (artikel 13). Fågeldirektivet är styrande för tillsynsansvariga myndigheters ärendehantering, ställningstaganden och beslutsfattande.</w:t>
+        <w:t>Garnlav (VU)</w:t>
+      </w:r>
+      <w:r>
+        <w:t xml:space="preserve"> är en utpräglad barrskogsart som ibland kan drapera träden i norrländska grannaturskogar med hög luftfuktighet. Den förekommer även i talldominerade bestånd där den, förutom i trädens grenverk, påträffas hängande över ojämnheter i tallbarken. Arten har minskat starkt i södra och mellersta Sverige och den minskar även i sitt nordliga utbredningsområde. Minskningstakten uppgår till 30 (20–50) % inom 50 år och överstiger gränsvärdet för Sårbar (VU). Orsaken till tillbakagången beror främst på slutavverkningar av naturskogsartade skogar. Bestånd med riklig förekomst bör regelmässigt sparas, vilket även gynnar flera andra sällsynta och rödlistade arter. Garnlav är värdväxt för den mycket sällsynta och akut hotade fjärilen barrskogslavfly (CR) som hör hemma i boreala barrskogar med riklig förekomst av värdväxten. Tidigare kunde arten konstateras årligen på flera platser vid Dala-Floda i Dalarna innan lokalerna kalavverkades. Senaste fyndet i landet av barrskogslavfly är från år 2000 då den påträffades vid Högberget i Sollefteå kommun. Garnlav är typisk art för </w:t>
+      </w:r>
+      <w:r>
+        <w:rPr>
+          <w:i/>
+        </w:rPr>
+        <w:t xml:space="preserve">9010 Taiga </w:t>
+      </w:r>
+      <w:r>
+        <w:t>och</w:t>
+      </w:r>
+      <w:r>
+        <w:rPr>
+          <w:i/>
+        </w:rPr>
+        <w:t xml:space="preserve"> 9070 Trädklädd betesmark</w:t>
+      </w:r>
+      <w:r>
+        <w:t xml:space="preserve"> (SLU Artdatabanken, 2026).</w:t>
       </w:r>
     </w:p>
     <w:p>
@@ -382,10 +381,39 @@
         <w:rPr>
           <w:b/>
         </w:rPr>
-        <w:t>Lavskrika (NT, §4)</w:t>
-      </w:r>
-      <w:r>
-        <w:t xml:space="preserve"> är rödlistad som nära hotad och fridlyst enligt 4§ artskyddsförordningen. Den har minskat med 20 (10–30) % under de senaste 15 åren och minskningstakten bedöms vara nära gränsvärdet för sårbar (VU). Lavskrikan är en mycket stationär fågel, som häckar i äldre, slutna och hänglavsrika barrskogar. Nyckelfaktorer är flerskiktad skog med rik undervegetation samt riklig förekomst av hänglavar. Reviren är livslånga med hemområden som varierar mellan 50 och 150 ha. Inom ett revir av hög kvalitet finns det som regel ett eller flera kärnområden (1–20 ha) med relativt tät flerskiktad granskog. Arten missgynnas när flerskiktad skog omförs till enskiktade bestånd och även röjning och hård gallring är starkt negativt. Lavskrikan har relativt stora hemområden och försvinner när den äldre skogen fragmenteras, särskilt allvarligt är när kärnområdena avverkas. Den försvinner successivt framför allt vid dess utbredningsgränser och populationen har minskat kontinuerligt under 2000-talet. Lavskrika är typisk art för </w:t>
+        <w:t xml:space="preserve">Kattfotslav (NT) </w:t>
+      </w:r>
+      <w:r>
+        <w:t xml:space="preserve">är en mycket god signalart i hela sitt svenska utbredningsområde och skogsbestånd med kattfotslav är alltid värdefulla ur naturvårdssynpunkt. Arten indikerar dels ett mikroklimat med konstant hög luftfuktighet, dels kontinuitet av äldre träd och god trädslutenhet. Trots att den är vanligare i sydvästra Sverige växer den enbart i skogsbestånd med höga naturvärden. Den är känslig för skogliga ingrepp som kan förändra lokal- och mikroklimat. Kattfotslav är typisk art för </w:t>
+      </w:r>
+      <w:r>
+        <w:rPr>
+          <w:i/>
+        </w:rPr>
+        <w:t xml:space="preserve">9010 Taiga, 9160 Näringsrik ekskog </w:t>
+      </w:r>
+      <w:r>
+        <w:t>och</w:t>
+      </w:r>
+      <w:r>
+        <w:rPr>
+          <w:i/>
+        </w:rPr>
+        <w:t xml:space="preserve"> 9190 Näringsfattig ekskog</w:t>
+      </w:r>
+      <w:r>
+        <w:t xml:space="preserve"> (Nitare &amp; Skogsstyrelsen, 2019; SLU Artdatabanken, 2026).</w:t>
+      </w:r>
+    </w:p>
+    <w:p>
+      <w:r>
+        <w:rPr>
+          <w:b/>
+        </w:rPr>
+        <w:t>Kolflarnlav (NT)</w:t>
+      </w:r>
+      <w:r>
+        <w:t xml:space="preserve"> är brandberoende och växer nästan uteslutande på kolad hård kärnved av tall. Etableringen verkar ske först 100–300 år efter brand och nytt substrat nybildas i mycket begränsad omfattning. Avverkning av tallskog av naturskogskaraktär med spår av återkommande bränder är ett hot och mängden lämplig ved att växa på för arten minskar dels på grund av naturlig nedbrytning men framförallt på grund av att det förstörs i samband med slutavverkningar, gallringar och markberedning. Såväl kolflarnlav som mörk kolflarnlav har glänsande bålfjäll och förekommer främst i tall- och blandbarrskogar av naturskogskaraktär med spår av återkommande bränder. Skogar som dessa hyser höga biologiska värden och bör skyddas. Kolflarnlav är typisk art för </w:t>
       </w:r>
       <w:r>
         <w:rPr>
@@ -394,7 +422,114 @@
         <w:t>9010 Taiga</w:t>
       </w:r>
       <w:r>
+        <w:t xml:space="preserve"> (SLU Artdatabanken, 2024).</w:t>
+      </w:r>
+    </w:p>
+    <w:p>
+      <w:r>
+        <w:rPr>
+          <w:b/>
+        </w:rPr>
+        <w:t>Lavskrika (NT, §4)</w:t>
+      </w:r>
+      <w:r>
+        <w:t xml:space="preserve"> är rödlistad som nära hotad och fridlyst enligt 4§ artskyddsförordningen. Den har minskat med 20 (10–30) % under de senaste 15 åren och minskningstakten bedöms vara nära gränsvärdet för sårbar (VU). Lavskrikan är en mycket stationär fågel, som häckar i äldre, slutna och hänglavsrika barrskogar. Nyckelfaktorer är flerskiktad skog med rik undervegetation samt riklig förekomst av hänglavar. Reviren är livslånga med hemområden som varierar mellan 50 och 150 ha. Inom ett revir av hög kvalitet finns det som regel ett eller flera kärnområden (1–20 ha) med relativt tät flerskiktad granskog. Arten missgynnas när flerskiktad skog omförs till enskiktade bestånd och även röjning och hård gallring är starkt negativt. Lavskrikan har relativt stora hemområden och försvinner när den äldre skogen fragmenteras, särskilt allvarligt är när kärnområdena avverkas. Den försvinner successivt framför allt vid dess utbredningsgränser och populationen har minskat kontinuerligt under 2000-talet. Lavskrika är typisk art för </w:t>
+      </w:r>
+      <w:r>
+        <w:rPr>
+          <w:i/>
+        </w:rPr>
+        <w:t>9010 Taiga</w:t>
+      </w:r>
+      <w:r>
         <w:t xml:space="preserve"> (SLU Artdatabanken, 2026; Skogsstyrelsen 2016).</w:t>
+      </w:r>
+    </w:p>
+    <w:p>
+      <w:r>
+        <w:rPr>
+          <w:b/>
+        </w:rPr>
+        <w:t>Rosenticka (NT)</w:t>
+      </w:r>
+      <w:r>
+        <w:t xml:space="preserve">, rödlistad som nära hotad, ingår i en karaktäristisk association av vedsvampar som växer på gamla, grova granlågor i urskogsartade barrskogar. Den är placerad i toppen av Skogsstyrelsens värdepyramid för bedömning av skog med höga naturvärden och indikerar ett granskogsekosystem med långvarig kontinuitet av grova lågor. Artens beroende av grova granlågor innebär att alla skogsskötselåtgärder på eller i omedelbar närhet av lokalerna utgör ett hot på lång sikt. Det är angeläget att populationerna inte ytterligare glesas ut och ett tillräckligt antal områden där arten nu finns måste sparas för framtiden. Rosenticka är typisk art för </w:t>
+      </w:r>
+      <w:r>
+        <w:rPr>
+          <w:i/>
+        </w:rPr>
+        <w:t xml:space="preserve">9010 Taiga </w:t>
+      </w:r>
+      <w:r>
+        <w:t xml:space="preserve">och </w:t>
+      </w:r>
+      <w:r>
+        <w:rPr>
+          <w:i/>
+        </w:rPr>
+        <w:t>9050 Näringsrik granskog</w:t>
+      </w:r>
+      <w:r>
+        <w:t xml:space="preserve"> (Nitare &amp; Skogsstyrelsen, 2019; SLU Artdatabanken, 2024).</w:t>
+      </w:r>
+    </w:p>
+    <w:p>
+      <w:r>
+        <w:rPr>
+          <w:b/>
+        </w:rPr>
+        <w:t>Rynkskinn (NT)</w:t>
+      </w:r>
+      <w:r>
+        <w:t xml:space="preserve"> är en vednedbrytare som växer på grova granlågor och ingår i en karaktäristisk association av vedsvampar knutna till urskogsartade barrskogar. Den har klassificerats som en “urskogsindikator” och är placerad i toppen av Skogsstyrelsens värdepyramid för bedömning av skog med höga naturvärden. Allt tyder på att rynkskinn är mycket känslig för skogliga ingrepp och lokalerna, som oftast har höga biologiska kvaliteter, bör lämnas till fri utveckling. Rynkskinn är typisk art för </w:t>
+      </w:r>
+      <w:r>
+        <w:rPr>
+          <w:i/>
+        </w:rPr>
+        <w:t xml:space="preserve">9010 Taiga, 9050 Näringsrik granskog </w:t>
+      </w:r>
+      <w:r>
+        <w:t>och</w:t>
+      </w:r>
+      <w:r>
+        <w:rPr>
+          <w:i/>
+        </w:rPr>
+        <w:t xml:space="preserve"> 9030 Landhöjningsskog</w:t>
+      </w:r>
+      <w:r>
+        <w:t xml:space="preserve"> (Nitare &amp; Skogsstyrelsen, 2019; SLU Artdatabanken, 2026).</w:t>
+      </w:r>
+    </w:p>
+    <w:p>
+      <w:r>
+        <w:rPr>
+          <w:b/>
+        </w:rPr>
+        <w:t xml:space="preserve">Tallticka (NT) </w:t>
+      </w:r>
+      <w:r>
+        <w:t xml:space="preserve">uppträder först på tallar som är 100–150 år gamla men är vanligast på träd som är runt 150–200 år eller äldre. I skogslandskapet är den främst knuten till tallnaturskogar och restbiotoper med biologiskt gamla träd och signalerar vanligtvis skyddsvärda tallbestånd med höga naturvärden. Tallticka är typisk art för </w:t>
+      </w:r>
+      <w:r>
+        <w:rPr>
+          <w:i/>
+        </w:rPr>
+        <w:t xml:space="preserve">9010 Taiga </w:t>
+      </w:r>
+      <w:r>
+        <w:t xml:space="preserve">och </w:t>
+      </w:r>
+      <w:r>
+        <w:rPr>
+          <w:i/>
+        </w:rPr>
+        <w:t>9060 Åsbarrskog</w:t>
+      </w:r>
+      <w:r>
+        <w:t xml:space="preserve"> (SLU Artdatabanken, 2023; Nitare &amp; Skogsstyrelsen, 2019).</w:t>
       </w:r>
     </w:p>
     <w:p>
@@ -439,15 +574,78 @@
     </w:p>
     <w:p>
       <w:r>
-        <w:t>I BILAGA 1 finns mer detaljerad information om ekologi samt krav på livsmiljö hos fridlysta arter.</w:t>
+        <w:rPr>
+          <w:b/>
+        </w:rPr>
+        <w:t>Ullticka (NT)</w:t>
+      </w:r>
+      <w:r>
+        <w:t xml:space="preserve"> är knuten till restbestånd av barrnaturskog och förekommer med ett tydligt optimum i orörda eller måttligt påverkade gamla granskogar där det föreligger viss kontinuitet av grov död ved. Ullticka är en bra signalart inom hela sitt utbredningsområde och i södra Sverige är den sällsynt och en god signalart för skyddsvärda granskogsmiljöer. Den hotas av avverkning och fragmentering av naturskog och äldre granskog med lång trädkontinuitet. På ullticka kan ibland ulltickeporing (VU) påträffas - det är en sällsynt ticka som nyligen delats upp i de tre olika arterna ulltickeporing </w:t>
+      </w:r>
+      <w:r>
+        <w:rPr>
+          <w:i/>
+        </w:rPr>
+        <w:t xml:space="preserve">Skeletocutis brevispora </w:t>
+      </w:r>
+      <w:r>
+        <w:t>(VU)</w:t>
+      </w:r>
+      <w:r>
+        <w:rPr>
+          <w:i/>
+        </w:rPr>
+        <w:t>, Skeletocutis delicata</w:t>
+      </w:r>
+      <w:r>
+        <w:t xml:space="preserve"> (VU)</w:t>
+      </w:r>
+      <w:r>
+        <w:rPr>
+          <w:i/>
+        </w:rPr>
+        <w:t xml:space="preserve"> och Skeletocutis exilis</w:t>
+      </w:r>
+      <w:r>
+        <w:t xml:space="preserve"> (NT). Ullticka är typisk art för </w:t>
+      </w:r>
+      <w:r>
+        <w:rPr>
+          <w:i/>
+        </w:rPr>
+        <w:t xml:space="preserve">9010 Taiga, 9050 Näringsrik granskog </w:t>
+      </w:r>
+      <w:r>
+        <w:t xml:space="preserve">och </w:t>
+      </w:r>
+      <w:r>
+        <w:rPr>
+          <w:i/>
+        </w:rPr>
+        <w:t>9030 Landhöjningsskog</w:t>
+      </w:r>
+      <w:r>
+        <w:t xml:space="preserve"> (SLU Artdatabanken, 2026; Nitare &amp; Skogsstyrelsen, 2019; Miettinen &amp; Niemelä, 2018).</w:t>
       </w:r>
     </w:p>
     <w:p>
-      <w:pPr>
-        <w:pStyle w:val="Heading2"/>
-      </w:pPr>
-      <w:r>
-        <w:t>Övriga naturvårdsarter</w:t>
+      <w:r>
+        <w:rPr>
+          <w:b/>
+        </w:rPr>
+        <w:t xml:space="preserve">Vedtrappmossa (NT) </w:t>
+      </w:r>
+      <w:r>
+        <w:t xml:space="preserve">växer på död ved, främst i gammal granskog. Den förekommer knappast alls i fjällnära barrskogar utan finns i skogslandskapet nedom fjällen och framför allt i landets södra delar är den en mycket bra signalart för barrnaturskog med höga naturvärden. Skogsavverkning och brist på grov död ved i skogen är de allvarligaste hoten och den överlever inte kalhyggesbruk. Lokaler med sluten granskog, tillräckligt stora för att säkerställa ett kontinuerligt tillskott på grova lågor, bör undantas från storskaligt skogsbruk. Vedtrappmossa är typisk art för </w:t>
+      </w:r>
+      <w:r>
+        <w:rPr>
+          <w:i/>
+        </w:rPr>
+        <w:t>9010 Taiga</w:t>
+      </w:r>
+      <w:r>
+        <w:t xml:space="preserve"> (SLU Artdatabanken, 2024).</w:t>
       </w:r>
     </w:p>
     <w:p>
@@ -459,247 +657,6 @@
       </w:r>
       <w:r>
         <w:t>är en skalbagge vars larvutveckling sker i bark på nyligen döda björkar, både stående träd och vindfällen. En prydlig rad med runda ventilationshål i barken ovanför modergången är synnerligen karaktäristiskt. Arten är knuten till lövrika blandskogar med en hög andel gamla träd, och starkt gynnad av naturliga störningar som torka, översvämningar, brand och stormfällningar. Talrika gnagspår kan tyda på biotoper med höga naturvärden, exempelvis för ovanliga hackspettar och andra, mer sällsynta vedinsekter. Larverna är omtyckt hackspettsföda (SLU Artdatabanken, 2025).</w:t>
-      </w:r>
-    </w:p>
-    <w:p>
-      <w:r>
-        <w:rPr>
-          <w:b/>
-        </w:rPr>
-        <w:t>Garnlav (VU)</w:t>
-      </w:r>
-      <w:r>
-        <w:t xml:space="preserve"> är en utpräglad barrskogsart som ibland kan drapera träden i norrländska grannaturskogar med hög luftfuktighet. Den förekommer även i talldominerade bestånd där den, förutom i trädens grenverk, påträffas hängande över ojämnheter i tallbarken. Arten har minskat starkt i södra och mellersta Sverige och den minskar även i sitt nordliga utbredningsområde. Minskningstakten uppgår till 30 (20–50) % inom 50 år och överstiger gränsvärdet för Sårbar (VU). Orsaken till tillbakagången beror främst på slutavverkningar av naturskogsartade skogar. Bestånd med riklig förekomst bör regelmässigt sparas, vilket även gynnar flera andra sällsynta och rödlistade arter. Garnlav är värdväxt för den mycket sällsynta och akut hotade fjärilen barrskogslavfly (CR) som hör hemma i boreala barrskogar med riklig förekomst av värdväxten. Tidigare kunde arten konstateras årligen på flera platser vid Dala-Floda i Dalarna innan lokalerna kalavverkades. Senaste fyndet i landet av barrskogslavfly är från år 2000 då den påträffades vid Högberget i Sollefteå kommun. Garnlav är typisk art för </w:t>
-      </w:r>
-      <w:r>
-        <w:rPr>
-          <w:i/>
-        </w:rPr>
-        <w:t xml:space="preserve">9010 Taiga </w:t>
-      </w:r>
-      <w:r>
-        <w:t>och</w:t>
-      </w:r>
-      <w:r>
-        <w:rPr>
-          <w:i/>
-        </w:rPr>
-        <w:t xml:space="preserve"> 9070 Trädklädd betesmark</w:t>
-      </w:r>
-      <w:r>
-        <w:t xml:space="preserve"> (SLU Artdatabanken, 2026).</w:t>
-      </w:r>
-    </w:p>
-    <w:p>
-      <w:r>
-        <w:rPr>
-          <w:b/>
-        </w:rPr>
-        <w:t xml:space="preserve">Kattfotslav (NT) </w:t>
-      </w:r>
-      <w:r>
-        <w:t xml:space="preserve">är en mycket god signalart i hela sitt svenska utbredningsområde och skogsbestånd med kattfotslav är alltid värdefulla ur naturvårdssynpunkt. Arten indikerar dels ett mikroklimat med konstant hög luftfuktighet, dels kontinuitet av äldre träd och god trädslutenhet. Trots att den är vanligare i sydvästra Sverige växer den enbart i skogsbestånd med höga naturvärden. Den är känslig för skogliga ingrepp som kan förändra lokal- och mikroklimat. Kattfotslav är typisk art för </w:t>
-      </w:r>
-      <w:r>
-        <w:rPr>
-          <w:i/>
-        </w:rPr>
-        <w:t xml:space="preserve">9010 Taiga, 9160 Näringsrik ekskog </w:t>
-      </w:r>
-      <w:r>
-        <w:t>och</w:t>
-      </w:r>
-      <w:r>
-        <w:rPr>
-          <w:i/>
-        </w:rPr>
-        <w:t xml:space="preserve"> 9190 Näringsfattig ekskog</w:t>
-      </w:r>
-      <w:r>
-        <w:t xml:space="preserve"> (Nitare &amp; Skogsstyrelsen, 2019; SLU Artdatabanken, 2026).</w:t>
-      </w:r>
-    </w:p>
-    <w:p>
-      <w:r>
-        <w:rPr>
-          <w:b/>
-        </w:rPr>
-        <w:t>Kolflarnlav (NT)</w:t>
-      </w:r>
-      <w:r>
-        <w:t xml:space="preserve"> är brandberoende och växer nästan uteslutande på kolad hård kärnved av tall. Etableringen verkar ske först 100–300 år efter brand och nytt substrat nybildas i mycket begränsad omfattning. Avverkning av tallskog av naturskogskaraktär med spår av återkommande bränder är ett hot och mängden lämplig ved att växa på för arten minskar dels på grund av naturlig nedbrytning men framförallt på grund av att det förstörs i samband med slutavverkningar, gallringar och markberedning. Såväl kolflarnlav som mörk kolflarnlav har glänsande bålfjäll och förekommer främst i tall- och blandbarrskogar av naturskogskaraktär med spår av återkommande bränder. Skogar som dessa hyser höga biologiska värden och bör skyddas. Kolflarnlav är typisk art för </w:t>
-      </w:r>
-      <w:r>
-        <w:rPr>
-          <w:i/>
-        </w:rPr>
-        <w:t>9010 Taiga</w:t>
-      </w:r>
-      <w:r>
-        <w:t xml:space="preserve"> (SLU Artdatabanken, 2024).</w:t>
-      </w:r>
-    </w:p>
-    <w:p>
-      <w:r>
-        <w:rPr>
-          <w:b/>
-        </w:rPr>
-        <w:t>Rosenticka (NT)</w:t>
-      </w:r>
-      <w:r>
-        <w:t xml:space="preserve">, rödlistad som nära hotad, ingår i en karaktäristisk association av vedsvampar som växer på gamla, grova granlågor i urskogsartade barrskogar. Den är placerad i toppen av Skogsstyrelsens värdepyramid för bedömning av skog med höga naturvärden och indikerar ett granskogsekosystem med långvarig kontinuitet av grova lågor. Artens beroende av grova granlågor innebär att alla skogsskötselåtgärder på eller i omedelbar närhet av lokalerna utgör ett hot på lång sikt. Det är angeläget att populationerna inte ytterligare glesas ut och ett tillräckligt antal områden där arten nu finns måste sparas för framtiden. Rosenticka är typisk art för </w:t>
-      </w:r>
-      <w:r>
-        <w:rPr>
-          <w:i/>
-        </w:rPr>
-        <w:t xml:space="preserve">9010 Taiga </w:t>
-      </w:r>
-      <w:r>
-        <w:t xml:space="preserve">och </w:t>
-      </w:r>
-      <w:r>
-        <w:rPr>
-          <w:i/>
-        </w:rPr>
-        <w:t>9050 Näringsrik granskog</w:t>
-      </w:r>
-      <w:r>
-        <w:t xml:space="preserve"> (Nitare &amp; Skogsstyrelsen, 2019; SLU Artdatabanken, 2024).</w:t>
-      </w:r>
-    </w:p>
-    <w:p>
-      <w:r>
-        <w:rPr>
-          <w:b/>
-        </w:rPr>
-        <w:t>Rynkskinn (NT)</w:t>
-      </w:r>
-      <w:r>
-        <w:t xml:space="preserve"> är en vednedbrytare som växer på grova granlågor och ingår i en karaktäristisk association av vedsvampar knutna till urskogsartade barrskogar. Den har klassificerats som en “urskogsindikator” och är placerad i toppen av Skogsstyrelsens värdepyramid för bedömning av skog med höga naturvärden. Allt tyder på att rynkskinn är mycket känslig för skogliga ingrepp och lokalerna, som oftast har höga biologiska kvaliteter, bör lämnas till fri utveckling. Rynkskinn är typisk art för </w:t>
-      </w:r>
-      <w:r>
-        <w:rPr>
-          <w:i/>
-        </w:rPr>
-        <w:t xml:space="preserve">9010 Taiga, 9050 Näringsrik granskog </w:t>
-      </w:r>
-      <w:r>
-        <w:t>och</w:t>
-      </w:r>
-      <w:r>
-        <w:rPr>
-          <w:i/>
-        </w:rPr>
-        <w:t xml:space="preserve"> 9030 Landhöjningsskog</w:t>
-      </w:r>
-      <w:r>
-        <w:t xml:space="preserve"> (Nitare &amp; Skogsstyrelsen, 2019; SLU Artdatabanken, 2026).</w:t>
-      </w:r>
-    </w:p>
-    <w:p>
-      <w:r>
-        <w:rPr>
-          <w:b/>
-        </w:rPr>
-        <w:t xml:space="preserve">Tallticka (NT) </w:t>
-      </w:r>
-      <w:r>
-        <w:t xml:space="preserve">uppträder först på tallar som är 100–150 år gamla men är vanligast på träd som är runt 150–200 år eller äldre. I skogslandskapet är den främst knuten till tallnaturskogar och restbiotoper med biologiskt gamla träd och signalerar vanligtvis skyddsvärda tallbestånd med höga naturvärden. Tallticka är typisk art för </w:t>
-      </w:r>
-      <w:r>
-        <w:rPr>
-          <w:i/>
-        </w:rPr>
-        <w:t xml:space="preserve">9010 Taiga </w:t>
-      </w:r>
-      <w:r>
-        <w:t xml:space="preserve">och </w:t>
-      </w:r>
-      <w:r>
-        <w:rPr>
-          <w:i/>
-        </w:rPr>
-        <w:t>9060 Åsbarrskog</w:t>
-      </w:r>
-      <w:r>
-        <w:t xml:space="preserve"> (SLU Artdatabanken, 2023; Nitare &amp; Skogsstyrelsen, 2019).</w:t>
-      </w:r>
-    </w:p>
-    <w:p>
-      <w:r>
-        <w:rPr>
-          <w:b/>
-        </w:rPr>
-        <w:t>Ullticka (NT)</w:t>
-      </w:r>
-      <w:r>
-        <w:t xml:space="preserve"> är knuten till restbestånd av barrnaturskog och förekommer med ett tydligt optimum i orörda eller måttligt påverkade gamla granskogar där det föreligger viss kontinuitet av grov död ved. Ullticka är en bra signalart inom hela sitt utbredningsområde och i södra Sverige är den sällsynt och en god signalart för skyddsvärda granskogsmiljöer. Den hotas av avverkning och fragmentering av naturskog och äldre granskog med lång trädkontinuitet. På ullticka kan ibland ulltickeporing (VU) påträffas - det är en sällsynt ticka som nyligen delats upp i de tre olika arterna ulltickeporing </w:t>
-      </w:r>
-      <w:r>
-        <w:rPr>
-          <w:i/>
-        </w:rPr>
-        <w:t xml:space="preserve">Skeletocutis brevispora </w:t>
-      </w:r>
-      <w:r>
-        <w:t>(VU)</w:t>
-      </w:r>
-      <w:r>
-        <w:rPr>
-          <w:i/>
-        </w:rPr>
-        <w:t>, Skeletocutis delicata</w:t>
-      </w:r>
-      <w:r>
-        <w:t xml:space="preserve"> (VU)</w:t>
-      </w:r>
-      <w:r>
-        <w:rPr>
-          <w:i/>
-        </w:rPr>
-        <w:t xml:space="preserve"> och Skeletocutis exilis</w:t>
-      </w:r>
-      <w:r>
-        <w:t xml:space="preserve"> (NT). Ullticka är typisk art för </w:t>
-      </w:r>
-      <w:r>
-        <w:rPr>
-          <w:i/>
-        </w:rPr>
-        <w:t xml:space="preserve">9010 Taiga, 9050 Näringsrik granskog </w:t>
-      </w:r>
-      <w:r>
-        <w:t xml:space="preserve">och </w:t>
-      </w:r>
-      <w:r>
-        <w:rPr>
-          <w:i/>
-        </w:rPr>
-        <w:t>9030 Landhöjningsskog</w:t>
-      </w:r>
-      <w:r>
-        <w:t xml:space="preserve"> (SLU Artdatabanken, 2026; Nitare &amp; Skogsstyrelsen, 2019; Miettinen &amp; Niemelä, 2018).</w:t>
-      </w:r>
-    </w:p>
-    <w:p>
-      <w:r>
-        <w:rPr>
-          <w:b/>
-        </w:rPr>
-        <w:t xml:space="preserve">Vedtrappmossa (NT) </w:t>
-      </w:r>
-      <w:r>
-        <w:t xml:space="preserve">växer på död ved, främst i gammal granskog. Den förekommer knappast alls i fjällnära barrskogar utan finns i skogslandskapet nedom fjällen och framför allt i landets södra delar är den en mycket bra signalart för barrnaturskog med höga naturvärden. Skogsavverkning och brist på grov död ved i skogen är de allvarligaste hoten och den överlever inte kalhyggesbruk. Lokaler med sluten granskog, tillräckligt stora för att säkerställa ett kontinuerligt tillskott på grova lågor, bör undantas från storskaligt skogsbruk. Vedtrappmossa är typisk art för </w:t>
-      </w:r>
-      <w:r>
-        <w:rPr>
-          <w:i/>
-        </w:rPr>
-        <w:t>9010 Taiga</w:t>
-      </w:r>
-      <w:r>
-        <w:t xml:space="preserve"> (SLU Artdatabanken, 2024).</w:t>
       </w:r>
     </w:p>
     <w:p>
@@ -1777,7 +1734,7 @@
     <w:r>
       <w:tab/>
       <w:tab/>
-      <w:t>2026-06-20</w:t>
+      <w:t>2026-06-21</w:t>
       <w:br/>
       <w:br/>
     </w:r>

--- a/klagomål/A 6734-2025 FSC-klagomål.docx
+++ b/klagomål/A 6734-2025 FSC-klagomål.docx
@@ -1734,7 +1734,7 @@
     <w:r>
       <w:tab/>
       <w:tab/>
-      <w:t>2026-06-21</w:t>
+      <w:t>2026-06-22</w:t>
       <w:br/>
       <w:br/>
     </w:r>

--- a/klagomål/A 6734-2025 FSC-klagomål.docx
+++ b/klagomål/A 6734-2025 FSC-klagomål.docx
@@ -1734,7 +1734,7 @@
     <w:r>
       <w:tab/>
       <w:tab/>
-      <w:t>2026-06-22</w:t>
+      <w:t>2026-06-23</w:t>
       <w:br/>
       <w:br/>
     </w:r>

--- a/klagomål/A 6734-2025 FSC-klagomål.docx
+++ b/klagomål/A 6734-2025 FSC-klagomål.docx
@@ -1734,7 +1734,7 @@
     <w:r>
       <w:tab/>
       <w:tab/>
-      <w:t>2026-06-23</w:t>
+      <w:t>2026-06-24</w:t>
       <w:br/>
       <w:br/>
     </w:r>

--- a/klagomål/A 6734-2025 FSC-klagomål.docx
+++ b/klagomål/A 6734-2025 FSC-klagomål.docx
@@ -1734,7 +1734,7 @@
     <w:r>
       <w:tab/>
       <w:tab/>
-      <w:t>2026-06-24</w:t>
+      <w:t>2026-06-25</w:t>
       <w:br/>
       <w:br/>
     </w:r>

--- a/klagomål/A 6734-2025 FSC-klagomål.docx
+++ b/klagomål/A 6734-2025 FSC-klagomål.docx
@@ -1734,7 +1734,7 @@
     <w:r>
       <w:tab/>
       <w:tab/>
-      <w:t>2026-06-25</w:t>
+      <w:t>2026-06-26</w:t>
       <w:br/>
       <w:br/>
     </w:r>

--- a/klagomål/A 6734-2025 FSC-klagomål.docx
+++ b/klagomål/A 6734-2025 FSC-klagomål.docx
@@ -1734,7 +1734,7 @@
     <w:r>
       <w:tab/>
       <w:tab/>
-      <w:t>2026-06-26</w:t>
+      <w:t>2026-06-27</w:t>
       <w:br/>
       <w:br/>
     </w:r>

--- a/klagomål/A 6734-2025 FSC-klagomål.docx
+++ b/klagomål/A 6734-2025 FSC-klagomål.docx
@@ -1734,7 +1734,7 @@
     <w:r>
       <w:tab/>
       <w:tab/>
-      <w:t>2026-06-27</w:t>
+      <w:t>2026-06-28</w:t>
       <w:br/>
       <w:br/>
     </w:r>

--- a/klagomål/A 6734-2025 FSC-klagomål.docx
+++ b/klagomål/A 6734-2025 FSC-klagomål.docx
@@ -1734,7 +1734,7 @@
     <w:r>
       <w:tab/>
       <w:tab/>
-      <w:t>2026-06-28</w:t>
+      <w:t>2026-06-29</w:t>
       <w:br/>
       <w:br/>
     </w:r>

--- a/klagomål/A 6734-2025 FSC-klagomål.docx
+++ b/klagomål/A 6734-2025 FSC-klagomål.docx
@@ -1734,7 +1734,7 @@
     <w:r>
       <w:tab/>
       <w:tab/>
-      <w:t>2026-06-29</w:t>
+      <w:t>2026-06-30</w:t>
       <w:br/>
       <w:br/>
     </w:r>

--- a/klagomål/A 6734-2025 FSC-klagomål.docx
+++ b/klagomål/A 6734-2025 FSC-klagomål.docx
@@ -1734,7 +1734,7 @@
     <w:r>
       <w:tab/>
       <w:tab/>
-      <w:t>2026-06-30</w:t>
+      <w:t>2026-07-01</w:t>
       <w:br/>
       <w:br/>
     </w:r>

--- a/klagomål/A 6734-2025 FSC-klagomål.docx
+++ b/klagomål/A 6734-2025 FSC-klagomål.docx
@@ -1734,7 +1734,7 @@
     <w:r>
       <w:tab/>
       <w:tab/>
-      <w:t>2026-07-01</w:t>
+      <w:t>2026-07-02</w:t>
       <w:br/>
       <w:br/>
     </w:r>

--- a/klagomål/A 6734-2025 FSC-klagomål.docx
+++ b/klagomål/A 6734-2025 FSC-klagomål.docx
@@ -1734,7 +1734,7 @@
     <w:r>
       <w:tab/>
       <w:tab/>
-      <w:t>2026-07-13</w:t>
+      <w:t>2026-07-14</w:t>
       <w:br/>
       <w:br/>
     </w:r>

--- a/klagomål/A 6734-2025 FSC-klagomål.docx
+++ b/klagomål/A 6734-2025 FSC-klagomål.docx
@@ -1734,7 +1734,7 @@
     <w:r>
       <w:tab/>
       <w:tab/>
-      <w:t>2026-07-14</w:t>
+      <w:t>2026-07-15</w:t>
       <w:br/>
       <w:br/>
     </w:r>

--- a/klagomål/A 6734-2025 FSC-klagomål.docx
+++ b/klagomål/A 6734-2025 FSC-klagomål.docx
@@ -1734,7 +1734,7 @@
     <w:r>
       <w:tab/>
       <w:tab/>
-      <w:t>2026-07-15</w:t>
+      <w:t>2026-07-16</w:t>
       <w:br/>
       <w:br/>
     </w:r>

--- a/klagomål/A 6734-2025 FSC-klagomål.docx
+++ b/klagomål/A 6734-2025 FSC-klagomål.docx
@@ -1734,7 +1734,7 @@
     <w:r>
       <w:tab/>
       <w:tab/>
-      <w:t>2026-07-16</w:t>
+      <w:t>2026-07-17</w:t>
       <w:br/>
       <w:br/>
     </w:r>

--- a/klagomål/A 6734-2025 FSC-klagomål.docx
+++ b/klagomål/A 6734-2025 FSC-klagomål.docx
@@ -1734,7 +1734,7 @@
     <w:r>
       <w:tab/>
       <w:tab/>
-      <w:t>2026-07-17</w:t>
+      <w:t>2026-07-18</w:t>
       <w:br/>
       <w:br/>
     </w:r>

--- a/klagomål/A 6734-2025 FSC-klagomål.docx
+++ b/klagomål/A 6734-2025 FSC-klagomål.docx
@@ -1734,7 +1734,7 @@
     <w:r>
       <w:tab/>
       <w:tab/>
-      <w:t>2026-07-18</w:t>
+      <w:t>2026-07-19</w:t>
       <w:br/>
       <w:br/>
     </w:r>

--- a/klagomål/A 6734-2025 FSC-klagomål.docx
+++ b/klagomål/A 6734-2025 FSC-klagomål.docx
@@ -1734,7 +1734,7 @@
     <w:r>
       <w:tab/>
       <w:tab/>
-      <w:t>2026-07-19</w:t>
+      <w:t>2026-07-20</w:t>
       <w:br/>
       <w:br/>
     </w:r>

--- a/klagomål/A 6734-2025 FSC-klagomål.docx
+++ b/klagomål/A 6734-2025 FSC-klagomål.docx
@@ -1734,7 +1734,7 @@
     <w:r>
       <w:tab/>
       <w:tab/>
-      <w:t>2026-07-20</w:t>
+      <w:t>2026-07-21</w:t>
       <w:br/>
       <w:br/>
     </w:r>

--- a/klagomål/A 6734-2025 FSC-klagomål.docx
+++ b/klagomål/A 6734-2025 FSC-klagomål.docx
@@ -1734,7 +1734,7 @@
     <w:r>
       <w:tab/>
       <w:tab/>
-      <w:t>2026-07-21</w:t>
+      <w:t>2026-07-22</w:t>
       <w:br/>
       <w:br/>
     </w:r>

--- a/klagomål/A 6734-2025 FSC-klagomål.docx
+++ b/klagomål/A 6734-2025 FSC-klagomål.docx
@@ -1734,7 +1734,7 @@
     <w:r>
       <w:tab/>
       <w:tab/>
-      <w:t>2026-07-22</w:t>
+      <w:t>2026-07-23</w:t>
       <w:br/>
       <w:br/>
     </w:r>

--- a/klagomål/A 6734-2025 FSC-klagomål.docx
+++ b/klagomål/A 6734-2025 FSC-klagomål.docx
@@ -1734,7 +1734,7 @@
     <w:r>
       <w:tab/>
       <w:tab/>
-      <w:t>2026-07-23</w:t>
+      <w:t>2026-07-24</w:t>
       <w:br/>
       <w:br/>
     </w:r>

--- a/klagomål/A 6734-2025 FSC-klagomål.docx
+++ b/klagomål/A 6734-2025 FSC-klagomål.docx
@@ -1734,7 +1734,7 @@
     <w:r>
       <w:tab/>
       <w:tab/>
-      <w:t>2026-07-24</w:t>
+      <w:t>2026-07-25</w:t>
       <w:br/>
       <w:br/>
     </w:r>

--- a/klagomål/A 6734-2025 FSC-klagomål.docx
+++ b/klagomål/A 6734-2025 FSC-klagomål.docx
@@ -1734,7 +1734,7 @@
     <w:r>
       <w:tab/>
       <w:tab/>
-      <w:t>2026-07-25</w:t>
+      <w:t>2026-07-26</w:t>
       <w:br/>
       <w:br/>
     </w:r>

--- a/klagomål/A 6734-2025 FSC-klagomål.docx
+++ b/klagomål/A 6734-2025 FSC-klagomål.docx
@@ -1734,7 +1734,7 @@
     <w:r>
       <w:tab/>
       <w:tab/>
-      <w:t>2026-07-26</w:t>
+      <w:t>2026-07-27</w:t>
       <w:br/>
       <w:br/>
     </w:r>

--- a/klagomål/A 6734-2025 FSC-klagomål.docx
+++ b/klagomål/A 6734-2025 FSC-klagomål.docx
@@ -1734,7 +1734,7 @@
     <w:r>
       <w:tab/>
       <w:tab/>
-      <w:t>2026-07-27</w:t>
+      <w:t>2026-07-28</w:t>
       <w:br/>
       <w:br/>
     </w:r>

--- a/klagomål/A 6734-2025 FSC-klagomål.docx
+++ b/klagomål/A 6734-2025 FSC-klagomål.docx
@@ -1734,7 +1734,7 @@
     <w:r>
       <w:tab/>
       <w:tab/>
-      <w:t>2026-07-28</w:t>
+      <w:t>2026-07-29</w:t>
       <w:br/>
       <w:br/>
     </w:r>

--- a/klagomål/A 6734-2025 FSC-klagomål.docx
+++ b/klagomål/A 6734-2025 FSC-klagomål.docx
@@ -1734,7 +1734,7 @@
     <w:r>
       <w:tab/>
       <w:tab/>
-      <w:t>2026-07-29</w:t>
+      <w:t>2026-07-30</w:t>
       <w:br/>
       <w:br/>
     </w:r>

--- a/klagomål/A 6734-2025 FSC-klagomål.docx
+++ b/klagomål/A 6734-2025 FSC-klagomål.docx
@@ -1734,7 +1734,7 @@
     <w:r>
       <w:tab/>
       <w:tab/>
-      <w:t>2026-07-30</w:t>
+      <w:t>2026-07-31</w:t>
       <w:br/>
       <w:br/>
     </w:r>

--- a/klagomål/A 6734-2025 FSC-klagomål.docx
+++ b/klagomål/A 6734-2025 FSC-klagomål.docx
@@ -1734,7 +1734,7 @@
     <w:r>
       <w:tab/>
       <w:tab/>
-      <w:t>2026-07-31</w:t>
+      <w:t>2026-08-01</w:t>
       <w:br/>
       <w:br/>
     </w:r>

--- a/klagomål/A 6734-2025 FSC-klagomål.docx
+++ b/klagomål/A 6734-2025 FSC-klagomål.docx
@@ -1734,7 +1734,7 @@
     <w:r>
       <w:tab/>
       <w:tab/>
-      <w:t>2026-08-01</w:t>
+      <w:t>2026-08-02</w:t>
       <w:br/>
       <w:br/>
     </w:r>

--- a/klagomål/A 6734-2025 FSC-klagomål.docx
+++ b/klagomål/A 6734-2025 FSC-klagomål.docx
@@ -1734,7 +1734,7 @@
     <w:r>
       <w:tab/>
       <w:tab/>
-      <w:t>2026-08-02</w:t>
+      <w:t>2026-08-03</w:t>
       <w:br/>
       <w:br/>
     </w:r>

--- a/klagomål/A 6734-2025 FSC-klagomål.docx
+++ b/klagomål/A 6734-2025 FSC-klagomål.docx
@@ -1734,7 +1734,7 @@
     <w:r>
       <w:tab/>
       <w:tab/>
-      <w:t>2026-08-03</w:t>
+      <w:t>2026-08-05</w:t>
       <w:br/>
       <w:br/>
     </w:r>

--- a/klagomål/A 6734-2025 FSC-klagomål.docx
+++ b/klagomål/A 6734-2025 FSC-klagomål.docx
@@ -1734,7 +1734,7 @@
     <w:r>
       <w:tab/>
       <w:tab/>
-      <w:t>2026-08-05</w:t>
+      <w:t>2026-08-07</w:t>
       <w:br/>
       <w:br/>
     </w:r>

--- a/klagomål/A 6734-2025 FSC-klagomål.docx
+++ b/klagomål/A 6734-2025 FSC-klagomål.docx
@@ -1734,7 +1734,7 @@
     <w:r>
       <w:tab/>
       <w:tab/>
-      <w:t>2026-08-07</w:t>
+      <w:t>2026-08-08</w:t>
       <w:br/>
       <w:br/>
     </w:r>

--- a/klagomål/A 6734-2025 FSC-klagomål.docx
+++ b/klagomål/A 6734-2025 FSC-klagomål.docx
@@ -216,7 +216,7 @@
         <w:spacing w:after="240"/>
       </w:pPr>
       <w:r>
-        <w:t>Figur 1. Fyndplatser för naturvårdsarter i avverkningsanmälan. Markörer utan svart kant är placerade på fyndplatsen. Markörer med svart kant är placerade vid sidan av fyndplatsen har ett svart streck som visar fyndplatsens exakta position. Kartans mittpunktskoordinat är N 6845912, E 535585 i SWEREF 99 TM.</w:t>
+        <w:t>Figur 1. Fyndplatser för naturvårdsarter i avverkningsanmälan. Markörer utan svart kant är placerade på fyndplatsen. Markörer med svart kant är placerade vid sidan av fyndplatsen och har ett svart streck som visar fyndplatsens exakta position. Kartans mittpunktskoordinat är N 6845912, E 535585 i SWEREF 99 TM.</w:t>
       </w:r>
     </w:p>
     <w:p>
@@ -1734,7 +1734,7 @@
     <w:r>
       <w:tab/>
       <w:tab/>
-      <w:t>2026-08-14</w:t>
+      <w:t>2026-08-15</w:t>
       <w:br/>
       <w:br/>
     </w:r>

--- a/klagomål/A 6734-2025 FSC-klagomål.docx
+++ b/klagomål/A 6734-2025 FSC-klagomål.docx
@@ -1734,7 +1734,7 @@
     <w:r>
       <w:tab/>
       <w:tab/>
-      <w:t>2026-08-15</w:t>
+      <w:t>2026-08-16</w:t>
       <w:br/>
       <w:br/>
     </w:r>

--- a/klagomål/A 6734-2025 FSC-klagomål.docx
+++ b/klagomål/A 6734-2025 FSC-klagomål.docx
@@ -1734,7 +1734,7 @@
     <w:r>
       <w:tab/>
       <w:tab/>
-      <w:t>2026-08-16</w:t>
+      <w:t>2026-08-17</w:t>
       <w:br/>
       <w:br/>
     </w:r>

--- a/klagomål/A 6734-2025 FSC-klagomål.docx
+++ b/klagomål/A 6734-2025 FSC-klagomål.docx
@@ -1734,7 +1734,7 @@
     <w:r>
       <w:tab/>
       <w:tab/>
-      <w:t>2026-08-17</w:t>
+      <w:t>2026-08-18</w:t>
       <w:br/>
       <w:br/>
     </w:r>

--- a/klagomål/A 6734-2025 FSC-klagomål.docx
+++ b/klagomål/A 6734-2025 FSC-klagomål.docx
@@ -1734,7 +1734,7 @@
     <w:r>
       <w:tab/>
       <w:tab/>
-      <w:t>2026-08-18</w:t>
+      <w:t>2026-08-19</w:t>
       <w:br/>
       <w:br/>
     </w:r>

--- a/klagomål/A 6734-2025 FSC-klagomål.docx
+++ b/klagomål/A 6734-2025 FSC-klagomål.docx
@@ -1734,7 +1734,7 @@
     <w:r>
       <w:tab/>
       <w:tab/>
-      <w:t>2026-08-19</w:t>
+      <w:t>2026-08-20</w:t>
       <w:br/>
       <w:br/>
     </w:r>

--- a/klagomål/A 6734-2025 FSC-klagomål.docx
+++ b/klagomål/A 6734-2025 FSC-klagomål.docx
@@ -1734,7 +1734,7 @@
     <w:r>
       <w:tab/>
       <w:tab/>
-      <w:t>2026-08-20</w:t>
+      <w:t>2026-08-21</w:t>
       <w:br/>
       <w:br/>
     </w:r>

--- a/klagomål/A 6734-2025 FSC-klagomål.docx
+++ b/klagomål/A 6734-2025 FSC-klagomål.docx
@@ -1734,7 +1734,7 @@
     <w:r>
       <w:tab/>
       <w:tab/>
-      <w:t>2026-08-21</w:t>
+      <w:t>2026-08-22</w:t>
       <w:br/>
       <w:br/>
     </w:r>
